--- a/lessons/1-6/downloads/1-6-notes.docx
+++ b/lessons/1-6/downloads/1-6-notes.docx
@@ -349,6 +349,232 @@
           <w:szCs w:val="19"/>
         </w:rPr>
         <w:t xml:space="preserve">3.4 (1 place) × 2.6 (1 place) = 8.84 (2 places total)</w:t>
+      </w:r>
+    </w:p>
+    <w:p>
+      <w:pPr>
+        <w:pStyle w:val="Heading2"/>
+        <w:pBdr>
+          <w:left w:val="single" w:color="1FA6A2" w:sz="18" w:space="8"/>
+        </w:pBdr>
+        <w:spacing w:after="100" w:before="200"/>
+      </w:pPr>
+      <w:r>
+        <w:rPr>
+          <w:b/>
+          <w:bCs/>
+          <w:color w:val="1FA6A2"/>
+          <w:sz w:val="26"/>
+          <w:szCs w:val="26"/>
+        </w:rPr>
+        <w:t xml:space="preserve">Turn &amp; Talk — Discussion Points  (Level 1 support · Level 2)</w:t>
+      </w:r>
+    </w:p>
+    <w:p>
+      <w:pPr>
+        <w:spacing w:after="60"/>
+      </w:pPr>
+      <w:r>
+        <w:rPr>
+          <w:i/>
+          <w:iCs/>
+          <w:color w:val="5F6F80"/>
+          <w:sz w:val="19"/>
+          <w:szCs w:val="19"/>
+        </w:rPr>
+        <w:t xml:space="preserve">Talk with a partner. Use the Level 1 stems if you need help getting started; try the Level 2 question when you are ready for more.</w:t>
+      </w:r>
+    </w:p>
+    <w:p>
+      <w:pPr>
+        <w:spacing w:after="60"/>
+      </w:pPr>
+      <w:r>
+        <w:rPr>
+          <w:b/>
+          <w:bCs/>
+          <w:color w:val="12355B"/>
+          <w:sz w:val="21"/>
+          <w:szCs w:val="21"/>
+        </w:rPr>
+        <w:t xml:space="preserve">1. [Explore] </w:t>
+      </w:r>
+      <w:r>
+        <w:rPr>
+          <w:b/>
+          <w:bCs/>
+          <w:sz w:val="21"/>
+          <w:szCs w:val="21"/>
+        </w:rPr>
+        <w:t xml:space="preserve">How did you decide where to put the decimal point in your product?</w:t>
+      </w:r>
+    </w:p>
+    <w:p>
+      <w:pPr>
+        <w:spacing w:after="60"/>
+      </w:pPr>
+      <w:r>
+        <w:rPr>
+          <w:sz w:val="21"/>
+          <w:szCs w:val="21"/>
+        </w:rPr>
+        <w:t xml:space="preserve">I counted ___ decimal places.</w:t>
+      </w:r>
+      <w:r>
+        <w:rPr>
+          <w:i/>
+          <w:iCs/>
+          <w:color w:val="5F6F80"/>
+          <w:sz w:val="19"/>
+          <w:szCs w:val="19"/>
+        </w:rPr>
+        <w:br/>
+        <w:t xml:space="preserve">
+Conté ___ lugares decimales.</w:t>
+      </w:r>
+    </w:p>
+    <w:p>
+      <w:pPr>
+        <w:spacing w:after="60"/>
+      </w:pPr>
+      <w:r>
+        <w:rPr>
+          <w:sz w:val="21"/>
+          <w:szCs w:val="21"/>
+        </w:rPr>
+        <w:t xml:space="preserve">The product is ___ because ___.</w:t>
+      </w:r>
+      <w:r>
+        <w:rPr>
+          <w:i/>
+          <w:iCs/>
+          <w:color w:val="5F6F80"/>
+          <w:sz w:val="19"/>
+          <w:szCs w:val="19"/>
+        </w:rPr>
+        <w:br/>
+        <w:t xml:space="preserve">
+El producto es ___ porque ___.</w:t>
+      </w:r>
+    </w:p>
+    <w:p>
+      <w:pPr>
+        <w:spacing w:after="60"/>
+      </w:pPr>
+      <w:r>
+        <w:rPr>
+          <w:sz w:val="21"/>
+          <w:szCs w:val="21"/>
+        </w:rPr>
+        <w:t xml:space="preserve">This happens in real life when ___.</w:t>
+      </w:r>
+      <w:r>
+        <w:rPr>
+          <w:i/>
+          <w:iCs/>
+          <w:color w:val="5F6F80"/>
+          <w:sz w:val="19"/>
+          <w:szCs w:val="19"/>
+        </w:rPr>
+        <w:br/>
+        <w:t xml:space="preserve">
+Esto pasa en la vida real cuando ___.</w:t>
+      </w:r>
+    </w:p>
+    <w:p>
+      <w:pPr>
+        <w:spacing w:after="60"/>
+      </w:pPr>
+      <w:r>
+        <w:rPr>
+          <w:b/>
+          <w:bCs/>
+          <w:color w:val="12355B"/>
+          <w:sz w:val="21"/>
+          <w:szCs w:val="21"/>
+        </w:rPr>
+        <w:t xml:space="preserve">2. [Connect] </w:t>
+      </w:r>
+      <w:r>
+        <w:rPr>
+          <w:b/>
+          <w:bCs/>
+          <w:sz w:val="21"/>
+          <w:szCs w:val="21"/>
+        </w:rPr>
+        <w:t xml:space="preserve">Where do you see people multiplying decimals in everyday life?</w:t>
+      </w:r>
+    </w:p>
+    <w:p>
+      <w:pPr>
+        <w:spacing w:after="60"/>
+      </w:pPr>
+      <w:r>
+        <w:rPr>
+          <w:sz w:val="21"/>
+          <w:szCs w:val="21"/>
+        </w:rPr>
+        <w:t xml:space="preserve">I counted ___ decimal places.</w:t>
+      </w:r>
+      <w:r>
+        <w:rPr>
+          <w:i/>
+          <w:iCs/>
+          <w:color w:val="5F6F80"/>
+          <w:sz w:val="19"/>
+          <w:szCs w:val="19"/>
+        </w:rPr>
+        <w:br/>
+        <w:t xml:space="preserve">
+Conté ___ lugares decimales.</w:t>
+      </w:r>
+    </w:p>
+    <w:p>
+      <w:pPr>
+        <w:spacing w:after="60"/>
+      </w:pPr>
+      <w:r>
+        <w:rPr>
+          <w:sz w:val="21"/>
+          <w:szCs w:val="21"/>
+        </w:rPr>
+        <w:t xml:space="preserve">The product is ___ because ___.</w:t>
+      </w:r>
+      <w:r>
+        <w:rPr>
+          <w:i/>
+          <w:iCs/>
+          <w:color w:val="5F6F80"/>
+          <w:sz w:val="19"/>
+          <w:szCs w:val="19"/>
+        </w:rPr>
+        <w:br/>
+        <w:t xml:space="preserve">
+El producto es ___ porque ___.</w:t>
+      </w:r>
+    </w:p>
+    <w:p>
+      <w:pPr>
+        <w:spacing w:after="60"/>
+      </w:pPr>
+      <w:r>
+        <w:rPr>
+          <w:sz w:val="21"/>
+          <w:szCs w:val="21"/>
+        </w:rPr>
+        <w:t xml:space="preserve">This happens in real life when ___.</w:t>
+      </w:r>
+      <w:r>
+        <w:rPr>
+          <w:i/>
+          <w:iCs/>
+          <w:color w:val="5F6F80"/>
+          <w:sz w:val="19"/>
+          <w:szCs w:val="19"/>
+        </w:rPr>
+        <w:br/>
+        <w:t xml:space="preserve">
+Esto pasa en la vida real cuando ___.</w:t>
       </w:r>
     </w:p>
     <w:p>

--- a/lessons/1-6/downloads/1-6-notes.docx
+++ b/lessons/1-6/downloads/1-6-notes.docx
@@ -397,28 +397,50 @@
           <w:sz w:val="21"/>
           <w:szCs w:val="21"/>
         </w:rPr>
-        <w:t xml:space="preserve">1. [Explore] </w:t>
-      </w:r>
-      <w:r>
-        <w:rPr>
-          <w:b/>
-          <w:bCs/>
-          <w:sz w:val="21"/>
-          <w:szCs w:val="21"/>
-        </w:rPr>
-        <w:t xml:space="preserve">How did you decide where to put the decimal point in your product?</w:t>
-      </w:r>
-    </w:p>
-    <w:p>
-      <w:pPr>
-        <w:spacing w:after="60"/>
-      </w:pPr>
-      <w:r>
-        <w:rPr>
-          <w:sz w:val="21"/>
-          <w:szCs w:val="21"/>
-        </w:rPr>
-        <w:t xml:space="preserve">I counted ___ decimal places.</w:t>
+        <w:t xml:space="preserve">1. [Launch] </w:t>
+      </w:r>
+      <w:r>
+        <w:rPr>
+          <w:b/>
+          <w:bCs/>
+          <w:sz w:val="21"/>
+          <w:szCs w:val="21"/>
+        </w:rPr>
+        <w:t xml:space="preserve">The station needs 4.5 meters of heat shielding at $12.60 per meter. About how much will it cost, and how did you estimate before multiplying?</w:t>
+      </w:r>
+    </w:p>
+    <w:p>
+      <w:pPr>
+        <w:spacing w:after="60"/>
+      </w:pPr>
+      <w:r>
+        <w:rPr>
+          <w:b/>
+          <w:bCs/>
+          <w:color w:val="1FA6A2"/>
+          <w:sz w:val="20"/>
+          <w:szCs w:val="20"/>
+        </w:rPr>
+        <w:t xml:space="preserve">Level 1 — Start here: </w:t>
+      </w:r>
+      <w:r>
+        <w:rPr>
+          <w:sz w:val="20"/>
+          <w:szCs w:val="20"/>
+        </w:rPr>
+        <w:t xml:space="preserve">Rounding the factors gives a reasonable estimate of the product.</w:t>
+      </w:r>
+    </w:p>
+    <w:p>
+      <w:pPr>
+        <w:spacing w:after="60"/>
+      </w:pPr>
+      <w:r>
+        <w:rPr>
+          <w:sz w:val="21"/>
+          <w:szCs w:val="21"/>
+        </w:rPr>
+        <w:t xml:space="preserve">I estimate about $___ because 4.5 is close to ___ and $12.60 is close to ___.</w:t>
       </w:r>
       <w:r>
         <w:rPr>
@@ -430,19 +452,19 @@
         </w:rPr>
         <w:br/>
         <w:t xml:space="preserve">
-Conté ___ lugares decimales.</w:t>
-      </w:r>
-    </w:p>
-    <w:p>
-      <w:pPr>
-        <w:spacing w:after="60"/>
-      </w:pPr>
-      <w:r>
-        <w:rPr>
-          <w:sz w:val="21"/>
-          <w:szCs w:val="21"/>
-        </w:rPr>
-        <w:t xml:space="preserve">The product is ___ because ___.</w:t>
+Estimo unos $___ porque 4.5 está cerca de ___ y $12.60 está cerca de ___.</w:t>
+      </w:r>
+    </w:p>
+    <w:p>
+      <w:pPr>
+        <w:spacing w:after="60"/>
+      </w:pPr>
+      <w:r>
+        <w:rPr>
+          <w:sz w:val="21"/>
+          <w:szCs w:val="21"/>
+        </w:rPr>
+        <w:t xml:space="preserve">So the real answer should be near ___.</w:t>
       </w:r>
       <w:r>
         <w:rPr>
@@ -454,19 +476,161 @@
         </w:rPr>
         <w:br/>
         <w:t xml:space="preserve">
-El producto es ___ porque ___.</w:t>
-      </w:r>
-    </w:p>
-    <w:p>
-      <w:pPr>
-        <w:spacing w:after="60"/>
-      </w:pPr>
-      <w:r>
-        <w:rPr>
-          <w:sz w:val="21"/>
-          <w:szCs w:val="21"/>
-        </w:rPr>
-        <w:t xml:space="preserve">This happens in real life when ___.</w:t>
+Entonces la respuesta real debe estar cerca de ___.</w:t>
+      </w:r>
+    </w:p>
+    <w:p>
+      <w:pPr>
+        <w:spacing w:after="60"/>
+      </w:pPr>
+      <w:r>
+        <w:rPr>
+          <w:b/>
+          <w:bCs/>
+          <w:color w:val="12355B"/>
+          <w:sz w:val="20"/>
+          <w:szCs w:val="20"/>
+        </w:rPr>
+        <w:t xml:space="preserve">Word bank: </w:t>
+      </w:r>
+      <w:r>
+        <w:rPr>
+          <w:color w:val="1FA6A2"/>
+          <w:sz w:val="20"/>
+          <w:szCs w:val="20"/>
+        </w:rPr>
+        <w:t xml:space="preserve">product, decimal point, estimate, place value, decimal places</w:t>
+      </w:r>
+    </w:p>
+    <w:p>
+      <w:pPr>
+        <w:spacing w:after="60"/>
+      </w:pPr>
+      <w:r>
+        <w:rPr>
+          <w:b/>
+          <w:bCs/>
+          <w:color w:val="12355B"/>
+          <w:sz w:val="19"/>
+          <w:szCs w:val="19"/>
+        </w:rPr>
+        <w:t xml:space="preserve">Listen for: </w:t>
+      </w:r>
+      <w:r>
+        <w:rPr>
+          <w:i/>
+          <w:iCs/>
+          <w:color w:val="5F6F80"/>
+          <w:sz w:val="19"/>
+          <w:szCs w:val="19"/>
+        </w:rPr>
+        <w:t xml:space="preserve">Students round to about 5 × $13 = $65 (or 4 × $13) to predict the cost is in the $50-$65 range, naming 4.5 and 12.60 as the factors.</w:t>
+      </w:r>
+    </w:p>
+    <w:p>
+      <w:pPr>
+        <w:spacing w:after="60"/>
+      </w:pPr>
+      <w:r>
+        <w:rPr>
+          <w:b/>
+          <w:bCs/>
+          <w:color w:val="9A6B12"/>
+          <w:sz w:val="20"/>
+          <w:szCs w:val="20"/>
+        </w:rPr>
+        <w:t xml:space="preserve">Level 2: </w:t>
+      </w:r>
+      <w:r>
+        <w:rPr>
+          <w:sz w:val="20"/>
+          <w:szCs w:val="20"/>
+        </w:rPr>
+        <w:t xml:space="preserve">Will the exact product be larger or smaller than your estimate of 5 × $13? Justify using how you rounded each factor.</w:t>
+      </w:r>
+    </w:p>
+    <w:p>
+      <w:pPr>
+        <w:spacing w:after="60"/>
+        <w:ind w:left="360"/>
+      </w:pPr>
+      <w:r>
+        <w:rPr>
+          <w:sz w:val="20"/>
+          <w:szCs w:val="20"/>
+        </w:rPr>
+        <w:t xml:space="preserve">• The exact product is ___ than 5 × $13 because ___.</w:t>
+      </w:r>
+    </w:p>
+    <w:p>
+      <w:pPr>
+        <w:spacing w:after="60"/>
+        <w:ind w:left="360"/>
+      </w:pPr>
+      <w:r>
+        <w:rPr>
+          <w:sz w:val="20"/>
+          <w:szCs w:val="20"/>
+        </w:rPr>
+        <w:t xml:space="preserve">• I rounded 4.5 ___ and 12.60 ___, so ___.</w:t>
+      </w:r>
+    </w:p>
+    <w:p>
+      <w:pPr>
+        <w:spacing w:after="60"/>
+      </w:pPr>
+      <w:r>
+        <w:rPr>
+          <w:b/>
+          <w:bCs/>
+          <w:color w:val="12355B"/>
+          <w:sz w:val="21"/>
+          <w:szCs w:val="21"/>
+        </w:rPr>
+        <w:t xml:space="preserve">2. [Explore] </w:t>
+      </w:r>
+      <w:r>
+        <w:rPr>
+          <w:b/>
+          <w:bCs/>
+          <w:sz w:val="21"/>
+          <w:szCs w:val="21"/>
+        </w:rPr>
+        <w:t xml:space="preserve">When you multiplied 4.5 × 12.60, how did you decide where to put the decimal point in the product?</w:t>
+      </w:r>
+    </w:p>
+    <w:p>
+      <w:pPr>
+        <w:spacing w:after="60"/>
+      </w:pPr>
+      <w:r>
+        <w:rPr>
+          <w:b/>
+          <w:bCs/>
+          <w:color w:val="1FA6A2"/>
+          <w:sz w:val="20"/>
+          <w:szCs w:val="20"/>
+        </w:rPr>
+        <w:t xml:space="preserve">Level 1 — Start here: </w:t>
+      </w:r>
+      <w:r>
+        <w:rPr>
+          <w:sz w:val="20"/>
+          <w:szCs w:val="20"/>
+        </w:rPr>
+        <w:t xml:space="preserve">Count the total decimal places in both factors to place the point.</w:t>
+      </w:r>
+    </w:p>
+    <w:p>
+      <w:pPr>
+        <w:spacing w:after="60"/>
+      </w:pPr>
+      <w:r>
+        <w:rPr>
+          <w:sz w:val="21"/>
+          <w:szCs w:val="21"/>
+        </w:rPr>
+        <w:t xml:space="preserve">I counted ___ decimal places in the factors.</w:t>
       </w:r>
       <w:r>
         <w:rPr>
@@ -478,43 +642,19 @@
         </w:rPr>
         <w:br/>
         <w:t xml:space="preserve">
-Esto pasa en la vida real cuando ___.</w:t>
-      </w:r>
-    </w:p>
-    <w:p>
-      <w:pPr>
-        <w:spacing w:after="60"/>
-      </w:pPr>
-      <w:r>
-        <w:rPr>
-          <w:b/>
-          <w:bCs/>
-          <w:color w:val="12355B"/>
-          <w:sz w:val="21"/>
-          <w:szCs w:val="21"/>
-        </w:rPr>
-        <w:t xml:space="preserve">2. [Connect] </w:t>
-      </w:r>
-      <w:r>
-        <w:rPr>
-          <w:b/>
-          <w:bCs/>
-          <w:sz w:val="21"/>
-          <w:szCs w:val="21"/>
-        </w:rPr>
-        <w:t xml:space="preserve">Where do you see people multiplying decimals in everyday life?</w:t>
-      </w:r>
-    </w:p>
-    <w:p>
-      <w:pPr>
-        <w:spacing w:after="60"/>
-      </w:pPr>
-      <w:r>
-        <w:rPr>
-          <w:sz w:val="21"/>
-          <w:szCs w:val="21"/>
-        </w:rPr>
-        <w:t xml:space="preserve">I counted ___ decimal places.</w:t>
+Conté ___ lugares decimales en los factores.</w:t>
+      </w:r>
+    </w:p>
+    <w:p>
+      <w:pPr>
+        <w:spacing w:after="60"/>
+      </w:pPr>
+      <w:r>
+        <w:rPr>
+          <w:sz w:val="21"/>
+          <w:szCs w:val="21"/>
+        </w:rPr>
+        <w:t xml:space="preserve">So my product has ___ decimal places, giving $___.</w:t>
       </w:r>
       <w:r>
         <w:rPr>
@@ -526,19 +666,161 @@
         </w:rPr>
         <w:br/>
         <w:t xml:space="preserve">
-Conté ___ lugares decimales.</w:t>
-      </w:r>
-    </w:p>
-    <w:p>
-      <w:pPr>
-        <w:spacing w:after="60"/>
-      </w:pPr>
-      <w:r>
-        <w:rPr>
-          <w:sz w:val="21"/>
-          <w:szCs w:val="21"/>
-        </w:rPr>
-        <w:t xml:space="preserve">The product is ___ because ___.</w:t>
+Entonces mi producto tiene ___ lugares decimales, dando $___.</w:t>
+      </w:r>
+    </w:p>
+    <w:p>
+      <w:pPr>
+        <w:spacing w:after="60"/>
+      </w:pPr>
+      <w:r>
+        <w:rPr>
+          <w:b/>
+          <w:bCs/>
+          <w:color w:val="12355B"/>
+          <w:sz w:val="20"/>
+          <w:szCs w:val="20"/>
+        </w:rPr>
+        <w:t xml:space="preserve">Word bank: </w:t>
+      </w:r>
+      <w:r>
+        <w:rPr>
+          <w:color w:val="1FA6A2"/>
+          <w:sz w:val="20"/>
+          <w:szCs w:val="20"/>
+        </w:rPr>
+        <w:t xml:space="preserve">product, decimal point, estimate, place value, decimal places</w:t>
+      </w:r>
+    </w:p>
+    <w:p>
+      <w:pPr>
+        <w:spacing w:after="60"/>
+      </w:pPr>
+      <w:r>
+        <w:rPr>
+          <w:b/>
+          <w:bCs/>
+          <w:color w:val="12355B"/>
+          <w:sz w:val="19"/>
+          <w:szCs w:val="19"/>
+        </w:rPr>
+        <w:t xml:space="preserve">Listen for: </w:t>
+      </w:r>
+      <w:r>
+        <w:rPr>
+          <w:i/>
+          <w:iCs/>
+          <w:color w:val="5F6F80"/>
+          <w:sz w:val="19"/>
+          <w:szCs w:val="19"/>
+        </w:rPr>
+        <w:t xml:space="preserve">Students count the decimal places, multiply the digits, then place the point to get $56.70, and use the estimate to confirm placement.</w:t>
+      </w:r>
+    </w:p>
+    <w:p>
+      <w:pPr>
+        <w:spacing w:after="60"/>
+      </w:pPr>
+      <w:r>
+        <w:rPr>
+          <w:b/>
+          <w:bCs/>
+          <w:color w:val="9A6B12"/>
+          <w:sz w:val="20"/>
+          <w:szCs w:val="20"/>
+        </w:rPr>
+        <w:t xml:space="preserve">Level 2: </w:t>
+      </w:r>
+      <w:r>
+        <w:rPr>
+          <w:sz w:val="20"/>
+          <w:szCs w:val="20"/>
+        </w:rPr>
+        <w:t xml:space="preserve">Use your launch estimate to argue that $56.70 (not $5.67 or $567) is where the decimal point belongs. Explain.</w:t>
+      </w:r>
+    </w:p>
+    <w:p>
+      <w:pPr>
+        <w:spacing w:after="60"/>
+        <w:ind w:left="360"/>
+      </w:pPr>
+      <w:r>
+        <w:rPr>
+          <w:sz w:val="20"/>
+          <w:szCs w:val="20"/>
+        </w:rPr>
+        <w:t xml:space="preserve">• The answer must be $56.70 because my estimate was about ___.</w:t>
+      </w:r>
+    </w:p>
+    <w:p>
+      <w:pPr>
+        <w:spacing w:after="60"/>
+        <w:ind w:left="360"/>
+      </w:pPr>
+      <w:r>
+        <w:rPr>
+          <w:sz w:val="20"/>
+          <w:szCs w:val="20"/>
+        </w:rPr>
+        <w:t xml:space="preserve">• It cannot be $5.67 or $567 because ___.</w:t>
+      </w:r>
+    </w:p>
+    <w:p>
+      <w:pPr>
+        <w:spacing w:after="60"/>
+      </w:pPr>
+      <w:r>
+        <w:rPr>
+          <w:b/>
+          <w:bCs/>
+          <w:color w:val="12355B"/>
+          <w:sz w:val="21"/>
+          <w:szCs w:val="21"/>
+        </w:rPr>
+        <w:t xml:space="preserve">3. [Connect] </w:t>
+      </w:r>
+      <w:r>
+        <w:rPr>
+          <w:b/>
+          <w:bCs/>
+          <w:sz w:val="21"/>
+          <w:szCs w:val="21"/>
+        </w:rPr>
+        <w:t xml:space="preserve">A family buys 3.5 pounds of deli meat at $6.80 per pound. How do you multiply the decimals to find the total cost, and how can estimating check it?</w:t>
+      </w:r>
+    </w:p>
+    <w:p>
+      <w:pPr>
+        <w:spacing w:after="60"/>
+      </w:pPr>
+      <w:r>
+        <w:rPr>
+          <w:b/>
+          <w:bCs/>
+          <w:color w:val="1FA6A2"/>
+          <w:sz w:val="20"/>
+          <w:szCs w:val="20"/>
+        </w:rPr>
+        <w:t xml:space="preserve">Level 1 — Start here: </w:t>
+      </w:r>
+      <w:r>
+        <w:rPr>
+          <w:sz w:val="20"/>
+          <w:szCs w:val="20"/>
+        </w:rPr>
+        <w:t xml:space="preserve">Multiply the numbers, count decimal places, then check with an estimate.</w:t>
+      </w:r>
+    </w:p>
+    <w:p>
+      <w:pPr>
+        <w:spacing w:after="60"/>
+      </w:pPr>
+      <w:r>
+        <w:rPr>
+          <w:sz w:val="21"/>
+          <w:szCs w:val="21"/>
+        </w:rPr>
+        <w:t xml:space="preserve">The total cost is $___ because I multiplied ___ × ___.</w:t>
       </w:r>
       <w:r>
         <w:rPr>
@@ -550,19 +832,19 @@
         </w:rPr>
         <w:br/>
         <w:t xml:space="preserve">
-El producto es ___ porque ___.</w:t>
-      </w:r>
-    </w:p>
-    <w:p>
-      <w:pPr>
-        <w:spacing w:after="60"/>
-      </w:pPr>
-      <w:r>
-        <w:rPr>
-          <w:sz w:val="21"/>
-          <w:szCs w:val="21"/>
-        </w:rPr>
-        <w:t xml:space="preserve">This happens in real life when ___.</w:t>
+El costo total es $___ porque multipliqué ___ × ___.</w:t>
+      </w:r>
+    </w:p>
+    <w:p>
+      <w:pPr>
+        <w:spacing w:after="60"/>
+      </w:pPr>
+      <w:r>
+        <w:rPr>
+          <w:sz w:val="21"/>
+          <w:szCs w:val="21"/>
+        </w:rPr>
+        <w:t xml:space="preserve">My estimate of about $___ shows the decimal point is in the right place.</w:t>
       </w:r>
       <w:r>
         <w:rPr>
@@ -574,7 +856,293 @@
         </w:rPr>
         <w:br/>
         <w:t xml:space="preserve">
-Esto pasa en la vida real cuando ___.</w:t>
+Mi estimación de unos $___ muestra que el punto decimal está en el lugar correcto.</w:t>
+      </w:r>
+    </w:p>
+    <w:p>
+      <w:pPr>
+        <w:spacing w:after="60"/>
+      </w:pPr>
+      <w:r>
+        <w:rPr>
+          <w:b/>
+          <w:bCs/>
+          <w:color w:val="12355B"/>
+          <w:sz w:val="20"/>
+          <w:szCs w:val="20"/>
+        </w:rPr>
+        <w:t xml:space="preserve">Word bank: </w:t>
+      </w:r>
+      <w:r>
+        <w:rPr>
+          <w:color w:val="1FA6A2"/>
+          <w:sz w:val="20"/>
+          <w:szCs w:val="20"/>
+        </w:rPr>
+        <w:t xml:space="preserve">product, decimal point, estimate, place value, decimal places</w:t>
+      </w:r>
+    </w:p>
+    <w:p>
+      <w:pPr>
+        <w:spacing w:after="60"/>
+      </w:pPr>
+      <w:r>
+        <w:rPr>
+          <w:b/>
+          <w:bCs/>
+          <w:color w:val="12355B"/>
+          <w:sz w:val="19"/>
+          <w:szCs w:val="19"/>
+        </w:rPr>
+        <w:t xml:space="preserve">Listen for: </w:t>
+      </w:r>
+      <w:r>
+        <w:rPr>
+          <w:i/>
+          <w:iCs/>
+          <w:color w:val="5F6F80"/>
+          <w:sz w:val="19"/>
+          <w:szCs w:val="19"/>
+        </w:rPr>
+        <w:t xml:space="preserve">Students compute 3.5 × 6.80 = 23.80, estimate about 4 × $7 = $28 to confirm, and explain counting decimal places to place the point.</w:t>
+      </w:r>
+    </w:p>
+    <w:p>
+      <w:pPr>
+        <w:spacing w:after="60"/>
+      </w:pPr>
+      <w:r>
+        <w:rPr>
+          <w:b/>
+          <w:bCs/>
+          <w:color w:val="9A6B12"/>
+          <w:sz w:val="20"/>
+          <w:szCs w:val="20"/>
+        </w:rPr>
+        <w:t xml:space="preserve">Level 2: </w:t>
+      </w:r>
+      <w:r>
+        <w:rPr>
+          <w:sz w:val="20"/>
+          <w:szCs w:val="20"/>
+        </w:rPr>
+        <w:t xml:space="preserve">Why does multiplying by a number less than 1 (like 0.5 pound) give a product SMALLER than the price per pound? Explain with this example.</w:t>
+      </w:r>
+    </w:p>
+    <w:p>
+      <w:pPr>
+        <w:spacing w:after="60"/>
+        <w:ind w:left="360"/>
+      </w:pPr>
+      <w:r>
+        <w:rPr>
+          <w:sz w:val="20"/>
+          <w:szCs w:val="20"/>
+        </w:rPr>
+        <w:t xml:space="preserve">• Multiplying by less than 1 makes the product smaller because ___.</w:t>
+      </w:r>
+    </w:p>
+    <w:p>
+      <w:pPr>
+        <w:spacing w:after="60"/>
+        <w:ind w:left="360"/>
+      </w:pPr>
+      <w:r>
+        <w:rPr>
+          <w:sz w:val="20"/>
+          <w:szCs w:val="20"/>
+        </w:rPr>
+        <w:t xml:space="preserve">• For 0.5 pound the cost would be ___, which is ___ than $6.80.</w:t>
+      </w:r>
+    </w:p>
+    <w:p>
+      <w:pPr>
+        <w:spacing w:after="60"/>
+      </w:pPr>
+      <w:r>
+        <w:rPr>
+          <w:b/>
+          <w:bCs/>
+          <w:color w:val="12355B"/>
+          <w:sz w:val="21"/>
+          <w:szCs w:val="21"/>
+        </w:rPr>
+        <w:t xml:space="preserve">4. [Reflect] </w:t>
+      </w:r>
+      <w:r>
+        <w:rPr>
+          <w:b/>
+          <w:bCs/>
+          <w:sz w:val="21"/>
+          <w:szCs w:val="21"/>
+        </w:rPr>
+        <w:t xml:space="preserve">How is placing the decimal point in a product different from lining up decimals when adding? Why don't you line up the points to multiply?</w:t>
+      </w:r>
+    </w:p>
+    <w:p>
+      <w:pPr>
+        <w:spacing w:after="60"/>
+      </w:pPr>
+      <w:r>
+        <w:rPr>
+          <w:b/>
+          <w:bCs/>
+          <w:color w:val="1FA6A2"/>
+          <w:sz w:val="20"/>
+          <w:szCs w:val="20"/>
+        </w:rPr>
+        <w:t xml:space="preserve">Level 1 — Start here: </w:t>
+      </w:r>
+      <w:r>
+        <w:rPr>
+          <w:sz w:val="20"/>
+          <w:szCs w:val="20"/>
+        </w:rPr>
+        <w:t xml:space="preserve">For products you count decimal places; for sums you align the points.</w:t>
+      </w:r>
+    </w:p>
+    <w:p>
+      <w:pPr>
+        <w:spacing w:after="60"/>
+      </w:pPr>
+      <w:r>
+        <w:rPr>
+          <w:sz w:val="21"/>
+          <w:szCs w:val="21"/>
+        </w:rPr>
+        <w:t xml:space="preserve">To multiply I ___ the decimal places, but to add I ___ the decimal points.</w:t>
+      </w:r>
+      <w:r>
+        <w:rPr>
+          <w:i/>
+          <w:iCs/>
+          <w:color w:val="5F6F80"/>
+          <w:sz w:val="19"/>
+          <w:szCs w:val="19"/>
+        </w:rPr>
+        <w:br/>
+        <w:t xml:space="preserve">
+Para multiplicar ___ los lugares decimales, pero para sumar ___ los puntos decimales.</w:t>
+      </w:r>
+    </w:p>
+    <w:p>
+      <w:pPr>
+        <w:spacing w:after="60"/>
+      </w:pPr>
+      <w:r>
+        <w:rPr>
+          <w:sz w:val="21"/>
+          <w:szCs w:val="21"/>
+        </w:rPr>
+        <w:t xml:space="preserve">I do not line up points to multiply because ___.</w:t>
+      </w:r>
+      <w:r>
+        <w:rPr>
+          <w:i/>
+          <w:iCs/>
+          <w:color w:val="5F6F80"/>
+          <w:sz w:val="19"/>
+          <w:szCs w:val="19"/>
+        </w:rPr>
+        <w:br/>
+        <w:t xml:space="preserve">
+No alineo los puntos para multiplicar porque ___.</w:t>
+      </w:r>
+    </w:p>
+    <w:p>
+      <w:pPr>
+        <w:spacing w:after="60"/>
+      </w:pPr>
+      <w:r>
+        <w:rPr>
+          <w:b/>
+          <w:bCs/>
+          <w:color w:val="12355B"/>
+          <w:sz w:val="20"/>
+          <w:szCs w:val="20"/>
+        </w:rPr>
+        <w:t xml:space="preserve">Word bank: </w:t>
+      </w:r>
+      <w:r>
+        <w:rPr>
+          <w:color w:val="1FA6A2"/>
+          <w:sz w:val="20"/>
+          <w:szCs w:val="20"/>
+        </w:rPr>
+        <w:t xml:space="preserve">product, decimal point, estimate, place value, decimal places</w:t>
+      </w:r>
+    </w:p>
+    <w:p>
+      <w:pPr>
+        <w:spacing w:after="60"/>
+      </w:pPr>
+      <w:r>
+        <w:rPr>
+          <w:b/>
+          <w:bCs/>
+          <w:color w:val="12355B"/>
+          <w:sz w:val="19"/>
+          <w:szCs w:val="19"/>
+        </w:rPr>
+        <w:t xml:space="preserve">Listen for: </w:t>
+      </w:r>
+      <w:r>
+        <w:rPr>
+          <w:i/>
+          <w:iCs/>
+          <w:color w:val="5F6F80"/>
+          <w:sz w:val="19"/>
+          <w:szCs w:val="19"/>
+        </w:rPr>
+        <w:t xml:space="preserve">Students contrast multiplication (multiply digits, then count total decimal places) with addition (align decimal points first) and explain why the rules differ.</w:t>
+      </w:r>
+    </w:p>
+    <w:p>
+      <w:pPr>
+        <w:spacing w:after="60"/>
+      </w:pPr>
+      <w:r>
+        <w:rPr>
+          <w:b/>
+          <w:bCs/>
+          <w:color w:val="9A6B12"/>
+          <w:sz w:val="20"/>
+          <w:szCs w:val="20"/>
+        </w:rPr>
+        <w:t xml:space="preserve">Level 2: </w:t>
+      </w:r>
+      <w:r>
+        <w:rPr>
+          <w:sz w:val="20"/>
+          <w:szCs w:val="20"/>
+        </w:rPr>
+        <w:t xml:space="preserve">Predict the number of decimal places in 0.25 × 0.4 without multiplying, then check. Explain how you knew.</w:t>
+      </w:r>
+    </w:p>
+    <w:p>
+      <w:pPr>
+        <w:spacing w:after="60"/>
+        <w:ind w:left="360"/>
+      </w:pPr>
+      <w:r>
+        <w:rPr>
+          <w:sz w:val="20"/>
+          <w:szCs w:val="20"/>
+        </w:rPr>
+        <w:t xml:space="preserve">• I predict ___ decimal places because ___.</w:t>
+      </w:r>
+    </w:p>
+    <w:p>
+      <w:pPr>
+        <w:spacing w:after="60"/>
+        <w:ind w:left="360"/>
+      </w:pPr>
+      <w:r>
+        <w:rPr>
+          <w:sz w:val="20"/>
+          <w:szCs w:val="20"/>
+        </w:rPr>
+        <w:t xml:space="preserve">• After multiplying I got ___, which ___ my prediction.</w:t>
       </w:r>
     </w:p>
     <w:p>
@@ -1161,7 +1729,7 @@
           <w:sz w:val="21"/>
           <w:szCs w:val="21"/>
         </w:rPr>
-        <w:t xml:space="preserve">I counted ___ decimal places.</w:t>
+        <w:t xml:space="preserve">I estimate about $___ because 4.5 is close to ___ and $12.60 is close to ___.</w:t>
       </w:r>
       <w:r>
         <w:rPr>
@@ -1173,19 +1741,19 @@
         </w:rPr>
         <w:br/>
         <w:t xml:space="preserve">
-Conté ___ lugares decimales.</w:t>
-      </w:r>
-    </w:p>
-    <w:p>
-      <w:pPr>
-        <w:spacing w:after="60"/>
-      </w:pPr>
-      <w:r>
-        <w:rPr>
-          <w:sz w:val="21"/>
-          <w:szCs w:val="21"/>
-        </w:rPr>
-        <w:t xml:space="preserve">The product is ___ because ___.</w:t>
+Estimo unos $___ porque 4.5 está cerca de ___ y $12.60 está cerca de ___.</w:t>
+      </w:r>
+    </w:p>
+    <w:p>
+      <w:pPr>
+        <w:spacing w:after="60"/>
+      </w:pPr>
+      <w:r>
+        <w:rPr>
+          <w:sz w:val="21"/>
+          <w:szCs w:val="21"/>
+        </w:rPr>
+        <w:t xml:space="preserve">So the real answer should be near ___.</w:t>
       </w:r>
       <w:r>
         <w:rPr>
@@ -1197,19 +1765,19 @@
         </w:rPr>
         <w:br/>
         <w:t xml:space="preserve">
-El producto es ___ porque ___.</w:t>
-      </w:r>
-    </w:p>
-    <w:p>
-      <w:pPr>
-        <w:spacing w:after="60"/>
-      </w:pPr>
-      <w:r>
-        <w:rPr>
-          <w:sz w:val="21"/>
-          <w:szCs w:val="21"/>
-        </w:rPr>
-        <w:t xml:space="preserve">This happens in real life when ___.</w:t>
+Entonces la respuesta real debe estar cerca de ___.</w:t>
+      </w:r>
+    </w:p>
+    <w:p>
+      <w:pPr>
+        <w:spacing w:after="60"/>
+      </w:pPr>
+      <w:r>
+        <w:rPr>
+          <w:sz w:val="21"/>
+          <w:szCs w:val="21"/>
+        </w:rPr>
+        <w:t xml:space="preserve">I counted ___ decimal places in the factors.</w:t>
       </w:r>
       <w:r>
         <w:rPr>
@@ -1221,7 +1789,7 @@
         </w:rPr>
         <w:br/>
         <w:t xml:space="preserve">
-Esto pasa en la vida real cuando ___.</w:t>
+Conté ___ lugares decimales en los factores.</w:t>
       </w:r>
     </w:p>
     <w:p>

--- a/lessons/1-6/downloads/1-6-notes.docx
+++ b/lessons/1-6/downloads/1-6-notes.docx
@@ -437,6 +437,43 @@
       </w:pPr>
       <w:r>
         <w:rPr>
+          <w:b/>
+          <w:bCs/>
+          <w:color w:val="1FA6A2"/>
+          <w:sz w:val="20"/>
+          <w:szCs w:val="20"/>
+        </w:rPr>
+        <w:t xml:space="preserve">Hint (optional): </w:t>
+      </w:r>
+      <w:r>
+        <w:rPr>
+          <w:sz w:val="20"/>
+          <w:szCs w:val="20"/>
+        </w:rPr>
+        <w:t xml:space="preserve">Try starting with the word "product" or "decimal point". Re-read the question and underline what it is asking you to compare or find. Use one number or word from the problem as your evidence.</w:t>
+      </w:r>
+    </w:p>
+    <w:p>
+      <w:pPr>
+        <w:spacing w:after="60"/>
+      </w:pPr>
+      <w:r>
+        <w:rPr>
+          <w:b/>
+          <w:bCs/>
+          <w:color w:val="12355B"/>
+          <w:sz w:val="19"/>
+          <w:szCs w:val="19"/>
+        </w:rPr>
+        <w:t xml:space="preserve">Sentence starters (optional)</w:t>
+      </w:r>
+    </w:p>
+    <w:p>
+      <w:pPr>
+        <w:spacing w:after="60"/>
+      </w:pPr>
+      <w:r>
+        <w:rPr>
           <w:sz w:val="21"/>
           <w:szCs w:val="21"/>
         </w:rPr>
@@ -627,6 +664,43 @@
       </w:pPr>
       <w:r>
         <w:rPr>
+          <w:b/>
+          <w:bCs/>
+          <w:color w:val="1FA6A2"/>
+          <w:sz w:val="20"/>
+          <w:szCs w:val="20"/>
+        </w:rPr>
+        <w:t xml:space="preserve">Hint (optional): </w:t>
+      </w:r>
+      <w:r>
+        <w:rPr>
+          <w:sz w:val="20"/>
+          <w:szCs w:val="20"/>
+        </w:rPr>
+        <w:t xml:space="preserve">Try starting with the word "product" or "decimal point". Re-read the question and underline what it is asking you to compare or find. Use one number or word from the problem as your evidence.</w:t>
+      </w:r>
+    </w:p>
+    <w:p>
+      <w:pPr>
+        <w:spacing w:after="60"/>
+      </w:pPr>
+      <w:r>
+        <w:rPr>
+          <w:b/>
+          <w:bCs/>
+          <w:color w:val="12355B"/>
+          <w:sz w:val="19"/>
+          <w:szCs w:val="19"/>
+        </w:rPr>
+        <w:t xml:space="preserve">Sentence starters (optional)</w:t>
+      </w:r>
+    </w:p>
+    <w:p>
+      <w:pPr>
+        <w:spacing w:after="60"/>
+      </w:pPr>
+      <w:r>
+        <w:rPr>
           <w:sz w:val="21"/>
           <w:szCs w:val="21"/>
         </w:rPr>
@@ -817,6 +891,43 @@
       </w:pPr>
       <w:r>
         <w:rPr>
+          <w:b/>
+          <w:bCs/>
+          <w:color w:val="1FA6A2"/>
+          <w:sz w:val="20"/>
+          <w:szCs w:val="20"/>
+        </w:rPr>
+        <w:t xml:space="preserve">Hint (optional): </w:t>
+      </w:r>
+      <w:r>
+        <w:rPr>
+          <w:sz w:val="20"/>
+          <w:szCs w:val="20"/>
+        </w:rPr>
+        <w:t xml:space="preserve">Try starting with the word "product" or "decimal point". Re-read the question and underline what it is asking you to compare or find. Use one number or word from the problem as your evidence.</w:t>
+      </w:r>
+    </w:p>
+    <w:p>
+      <w:pPr>
+        <w:spacing w:after="60"/>
+      </w:pPr>
+      <w:r>
+        <w:rPr>
+          <w:b/>
+          <w:bCs/>
+          <w:color w:val="12355B"/>
+          <w:sz w:val="19"/>
+          <w:szCs w:val="19"/>
+        </w:rPr>
+        <w:t xml:space="preserve">Sentence starters (optional)</w:t>
+      </w:r>
+    </w:p>
+    <w:p>
+      <w:pPr>
+        <w:spacing w:after="60"/>
+      </w:pPr>
+      <w:r>
+        <w:rPr>
           <w:sz w:val="21"/>
           <w:szCs w:val="21"/>
         </w:rPr>
@@ -999,6 +1110,43 @@
           <w:szCs w:val="20"/>
         </w:rPr>
         <w:t xml:space="preserve">For products you count decimal places; for sums you align the points.</w:t>
+      </w:r>
+    </w:p>
+    <w:p>
+      <w:pPr>
+        <w:spacing w:after="60"/>
+      </w:pPr>
+      <w:r>
+        <w:rPr>
+          <w:b/>
+          <w:bCs/>
+          <w:color w:val="1FA6A2"/>
+          <w:sz w:val="20"/>
+          <w:szCs w:val="20"/>
+        </w:rPr>
+        <w:t xml:space="preserve">Hint (optional): </w:t>
+      </w:r>
+      <w:r>
+        <w:rPr>
+          <w:sz w:val="20"/>
+          <w:szCs w:val="20"/>
+        </w:rPr>
+        <w:t xml:space="preserve">Try starting with the word "product" or "decimal point". Re-read the question and underline what it is asking you to compare or find. Use one number or word from the problem as your evidence.</w:t>
+      </w:r>
+    </w:p>
+    <w:p>
+      <w:pPr>
+        <w:spacing w:after="60"/>
+      </w:pPr>
+      <w:r>
+        <w:rPr>
+          <w:b/>
+          <w:bCs/>
+          <w:color w:val="12355B"/>
+          <w:sz w:val="19"/>
+          <w:szCs w:val="19"/>
+        </w:rPr>
+        <w:t xml:space="preserve">Sentence starters (optional)</w:t>
       </w:r>
     </w:p>
     <w:p>

--- a/lessons/1-6/downloads/1-6-notes.docx
+++ b/lessons/1-6/downloads/1-6-notes.docx
@@ -97,6 +97,69 @@
       </w:pPr>
       <w:r>
         <w:rPr>
+          <w:i/>
+          <w:iCs/>
+          <w:color w:val="5F6F80"/>
+          <w:sz w:val="19"/>
+          <w:szCs w:val="19"/>
+        </w:rPr>
+        <w:t xml:space="preserve">Picture first, then the word, then a plain-language meaning.</w:t>
+      </w:r>
+    </w:p>
+    <w:p>
+      <w:pPr>
+        <w:keepNext/>
+        <w:spacing w:after="20" w:before="120"/>
+        <w:jc w:val="center"/>
+      </w:pPr>
+      <w:r>
+        <w:drawing>
+          <wp:inline distT="0" distB="0" distL="0" distR="0">
+            <wp:extent cx="1238250" cy="933450"/>
+            <wp:effectExtent t="0" r="0" b="0" l="0"/>
+            <wp:docPr id="1" name="" descr="" title=""/>
+            <wp:cNvGraphicFramePr>
+              <a:graphicFrameLocks xmlns:a="http://schemas.openxmlformats.org/drawingml/2006/main" noChangeAspect="1"/>
+            </wp:cNvGraphicFramePr>
+            <a:graphic xmlns:a="http://schemas.openxmlformats.org/drawingml/2006/main">
+              <a:graphicData uri="http://schemas.openxmlformats.org/drawingml/2006/picture">
+                <pic:pic xmlns:pic="http://schemas.openxmlformats.org/drawingml/2006/picture">
+                  <pic:nvPicPr>
+                    <pic:cNvPr id="0" name="" descr=""/>
+                    <pic:cNvPicPr>
+                      <a:picLocks noChangeAspect="1" noChangeArrowheads="1"/>
+                    </pic:cNvPicPr>
+                  </pic:nvPicPr>
+                  <pic:blipFill>
+                    <a:blip r:embed="rId9" cstate="none"/>
+                    <a:srcRect/>
+                    <a:stretch>
+                      <a:fillRect/>
+                    </a:stretch>
+                  </pic:blipFill>
+                  <pic:spPr bwMode="auto">
+                    <a:xfrm>
+                      <a:off x="0" y="0"/>
+                      <a:ext cx="1238250" cy="933450"/>
+                    </a:xfrm>
+                    <a:prstGeom prst="rect">
+                      <a:avLst/>
+                    </a:prstGeom>
+                  </pic:spPr>
+                </pic:pic>
+              </a:graphicData>
+            </a:graphic>
+          </wp:inline>
+        </w:drawing>
+      </w:r>
+    </w:p>
+    <w:p>
+      <w:pPr>
+        <w:keepNext/>
+        <w:spacing w:after="20"/>
+      </w:pPr>
+      <w:r>
+        <w:rPr>
           <w:b/>
           <w:bCs/>
           <w:color w:val="12355B"/>
@@ -118,7 +181,7 @@
     </w:p>
     <w:p>
       <w:pPr>
-        <w:spacing w:after="60"/>
+        <w:spacing w:after="160"/>
       </w:pPr>
       <w:r>
         <w:rPr>
@@ -130,22 +193,55 @@
     </w:p>
     <w:p>
       <w:pPr>
-        <w:spacing w:after="60"/>
-      </w:pPr>
-      <w:r>
-        <w:rPr>
-          <w:i/>
-          <w:iCs/>
-          <w:color w:val="5F6F80"/>
-          <w:sz w:val="19"/>
-          <w:szCs w:val="19"/>
-        </w:rPr>
-        <w:t xml:space="preserve">4 × 7 = 28, so the product is 28</w:t>
-      </w:r>
-    </w:p>
-    <w:p>
-      <w:pPr>
-        <w:spacing w:after="60"/>
+        <w:keepNext/>
+        <w:spacing w:after="20" w:before="120"/>
+        <w:jc w:val="center"/>
+      </w:pPr>
+      <w:r>
+        <w:drawing>
+          <wp:inline distT="0" distB="0" distL="0" distR="0">
+            <wp:extent cx="1238250" cy="933450"/>
+            <wp:effectExtent t="0" r="0" b="0" l="0"/>
+            <wp:docPr id="1" name="" descr="" title=""/>
+            <wp:cNvGraphicFramePr>
+              <a:graphicFrameLocks xmlns:a="http://schemas.openxmlformats.org/drawingml/2006/main" noChangeAspect="1"/>
+            </wp:cNvGraphicFramePr>
+            <a:graphic xmlns:a="http://schemas.openxmlformats.org/drawingml/2006/main">
+              <a:graphicData uri="http://schemas.openxmlformats.org/drawingml/2006/picture">
+                <pic:pic xmlns:pic="http://schemas.openxmlformats.org/drawingml/2006/picture">
+                  <pic:nvPicPr>
+                    <pic:cNvPr id="0" name="" descr=""/>
+                    <pic:cNvPicPr>
+                      <a:picLocks noChangeAspect="1" noChangeArrowheads="1"/>
+                    </pic:cNvPicPr>
+                  </pic:nvPicPr>
+                  <pic:blipFill>
+                    <a:blip r:embed="rId10" cstate="none"/>
+                    <a:srcRect/>
+                    <a:stretch>
+                      <a:fillRect/>
+                    </a:stretch>
+                  </pic:blipFill>
+                  <pic:spPr bwMode="auto">
+                    <a:xfrm>
+                      <a:off x="0" y="0"/>
+                      <a:ext cx="1238250" cy="933450"/>
+                    </a:xfrm>
+                    <a:prstGeom prst="rect">
+                      <a:avLst/>
+                    </a:prstGeom>
+                  </pic:spPr>
+                </pic:pic>
+              </a:graphicData>
+            </a:graphic>
+          </wp:inline>
+        </w:drawing>
+      </w:r>
+    </w:p>
+    <w:p>
+      <w:pPr>
+        <w:keepNext/>
+        <w:spacing w:after="20"/>
       </w:pPr>
       <w:r>
         <w:rPr>
@@ -170,7 +266,7 @@
     </w:p>
     <w:p>
       <w:pPr>
-        <w:spacing w:after="60"/>
+        <w:spacing w:after="160"/>
       </w:pPr>
       <w:r>
         <w:rPr>
@@ -182,22 +278,55 @@
     </w:p>
     <w:p>
       <w:pPr>
-        <w:spacing w:after="60"/>
-      </w:pPr>
-      <w:r>
-        <w:rPr>
-          <w:i/>
-          <w:iCs/>
-          <w:color w:val="5F6F80"/>
-          <w:sz w:val="19"/>
-          <w:szCs w:val="19"/>
-        </w:rPr>
-        <w:t xml:space="preserve">In 3.25, the decimal point separates 3 (ones) from 25 (tenths and hundredths)</w:t>
-      </w:r>
-    </w:p>
-    <w:p>
-      <w:pPr>
-        <w:spacing w:after="60"/>
+        <w:keepNext/>
+        <w:spacing w:after="20" w:before="120"/>
+        <w:jc w:val="center"/>
+      </w:pPr>
+      <w:r>
+        <w:drawing>
+          <wp:inline distT="0" distB="0" distL="0" distR="0">
+            <wp:extent cx="1238250" cy="933450"/>
+            <wp:effectExtent t="0" r="0" b="0" l="0"/>
+            <wp:docPr id="1" name="" descr="" title=""/>
+            <wp:cNvGraphicFramePr>
+              <a:graphicFrameLocks xmlns:a="http://schemas.openxmlformats.org/drawingml/2006/main" noChangeAspect="1"/>
+            </wp:cNvGraphicFramePr>
+            <a:graphic xmlns:a="http://schemas.openxmlformats.org/drawingml/2006/main">
+              <a:graphicData uri="http://schemas.openxmlformats.org/drawingml/2006/picture">
+                <pic:pic xmlns:pic="http://schemas.openxmlformats.org/drawingml/2006/picture">
+                  <pic:nvPicPr>
+                    <pic:cNvPr id="0" name="" descr=""/>
+                    <pic:cNvPicPr>
+                      <a:picLocks noChangeAspect="1" noChangeArrowheads="1"/>
+                    </pic:cNvPicPr>
+                  </pic:nvPicPr>
+                  <pic:blipFill>
+                    <a:blip r:embed="rId11" cstate="none"/>
+                    <a:srcRect/>
+                    <a:stretch>
+                      <a:fillRect/>
+                    </a:stretch>
+                  </pic:blipFill>
+                  <pic:spPr bwMode="auto">
+                    <a:xfrm>
+                      <a:off x="0" y="0"/>
+                      <a:ext cx="1238250" cy="933450"/>
+                    </a:xfrm>
+                    <a:prstGeom prst="rect">
+                      <a:avLst/>
+                    </a:prstGeom>
+                  </pic:spPr>
+                </pic:pic>
+              </a:graphicData>
+            </a:graphic>
+          </wp:inline>
+        </w:drawing>
+      </w:r>
+    </w:p>
+    <w:p>
+      <w:pPr>
+        <w:keepNext/>
+        <w:spacing w:after="20"/>
       </w:pPr>
       <w:r>
         <w:rPr>
@@ -222,7 +351,7 @@
     </w:p>
     <w:p>
       <w:pPr>
-        <w:spacing w:after="60"/>
+        <w:spacing w:after="160"/>
       </w:pPr>
       <w:r>
         <w:rPr>
@@ -234,22 +363,55 @@
     </w:p>
     <w:p>
       <w:pPr>
-        <w:spacing w:after="60"/>
-      </w:pPr>
-      <w:r>
-        <w:rPr>
-          <w:i/>
-          <w:iCs/>
-          <w:color w:val="5F6F80"/>
-          <w:sz w:val="19"/>
-          <w:szCs w:val="19"/>
-        </w:rPr>
-        <w:t xml:space="preserve">3.7 × 4.2: round to 4 × 4 = 16, so the exact answer should be near 16</w:t>
-      </w:r>
-    </w:p>
-    <w:p>
-      <w:pPr>
-        <w:spacing w:after="60"/>
+        <w:keepNext/>
+        <w:spacing w:after="20" w:before="120"/>
+        <w:jc w:val="center"/>
+      </w:pPr>
+      <w:r>
+        <w:drawing>
+          <wp:inline distT="0" distB="0" distL="0" distR="0">
+            <wp:extent cx="1238250" cy="933450"/>
+            <wp:effectExtent t="0" r="0" b="0" l="0"/>
+            <wp:docPr id="1" name="" descr="" title=""/>
+            <wp:cNvGraphicFramePr>
+              <a:graphicFrameLocks xmlns:a="http://schemas.openxmlformats.org/drawingml/2006/main" noChangeAspect="1"/>
+            </wp:cNvGraphicFramePr>
+            <a:graphic xmlns:a="http://schemas.openxmlformats.org/drawingml/2006/main">
+              <a:graphicData uri="http://schemas.openxmlformats.org/drawingml/2006/picture">
+                <pic:pic xmlns:pic="http://schemas.openxmlformats.org/drawingml/2006/picture">
+                  <pic:nvPicPr>
+                    <pic:cNvPr id="0" name="" descr=""/>
+                    <pic:cNvPicPr>
+                      <a:picLocks noChangeAspect="1" noChangeArrowheads="1"/>
+                    </pic:cNvPicPr>
+                  </pic:nvPicPr>
+                  <pic:blipFill>
+                    <a:blip r:embed="rId10" cstate="none"/>
+                    <a:srcRect/>
+                    <a:stretch>
+                      <a:fillRect/>
+                    </a:stretch>
+                  </pic:blipFill>
+                  <pic:spPr bwMode="auto">
+                    <a:xfrm>
+                      <a:off x="0" y="0"/>
+                      <a:ext cx="1238250" cy="933450"/>
+                    </a:xfrm>
+                    <a:prstGeom prst="rect">
+                      <a:avLst/>
+                    </a:prstGeom>
+                  </pic:spPr>
+                </pic:pic>
+              </a:graphicData>
+            </a:graphic>
+          </wp:inline>
+        </w:drawing>
+      </w:r>
+    </w:p>
+    <w:p>
+      <w:pPr>
+        <w:keepNext/>
+        <w:spacing w:after="20"/>
       </w:pPr>
       <w:r>
         <w:rPr>
@@ -274,7 +436,7 @@
     </w:p>
     <w:p>
       <w:pPr>
-        <w:spacing w:after="60"/>
+        <w:spacing w:after="160"/>
       </w:pPr>
       <w:r>
         <w:rPr>
@@ -286,22 +448,55 @@
     </w:p>
     <w:p>
       <w:pPr>
-        <w:spacing w:after="60"/>
-      </w:pPr>
-      <w:r>
-        <w:rPr>
-          <w:i/>
-          <w:iCs/>
-          <w:color w:val="5F6F80"/>
-          <w:sz w:val="19"/>
-          <w:szCs w:val="19"/>
-        </w:rPr>
-        <w:t xml:space="preserve">In 0.36: the 3 is in the tenths place (0.3) and the 6 is in the hundredths place (0.06)</w:t>
-      </w:r>
-    </w:p>
-    <w:p>
-      <w:pPr>
-        <w:spacing w:after="60"/>
+        <w:keepNext/>
+        <w:spacing w:after="20" w:before="120"/>
+        <w:jc w:val="center"/>
+      </w:pPr>
+      <w:r>
+        <w:drawing>
+          <wp:inline distT="0" distB="0" distL="0" distR="0">
+            <wp:extent cx="1238250" cy="933450"/>
+            <wp:effectExtent t="0" r="0" b="0" l="0"/>
+            <wp:docPr id="1" name="" descr="" title=""/>
+            <wp:cNvGraphicFramePr>
+              <a:graphicFrameLocks xmlns:a="http://schemas.openxmlformats.org/drawingml/2006/main" noChangeAspect="1"/>
+            </wp:cNvGraphicFramePr>
+            <a:graphic xmlns:a="http://schemas.openxmlformats.org/drawingml/2006/main">
+              <a:graphicData uri="http://schemas.openxmlformats.org/drawingml/2006/picture">
+                <pic:pic xmlns:pic="http://schemas.openxmlformats.org/drawingml/2006/picture">
+                  <pic:nvPicPr>
+                    <pic:cNvPr id="0" name="" descr=""/>
+                    <pic:cNvPicPr>
+                      <a:picLocks noChangeAspect="1" noChangeArrowheads="1"/>
+                    </pic:cNvPicPr>
+                  </pic:nvPicPr>
+                  <pic:blipFill>
+                    <a:blip r:embed="rId10" cstate="none"/>
+                    <a:srcRect/>
+                    <a:stretch>
+                      <a:fillRect/>
+                    </a:stretch>
+                  </pic:blipFill>
+                  <pic:spPr bwMode="auto">
+                    <a:xfrm>
+                      <a:off x="0" y="0"/>
+                      <a:ext cx="1238250" cy="933450"/>
+                    </a:xfrm>
+                    <a:prstGeom prst="rect">
+                      <a:avLst/>
+                    </a:prstGeom>
+                  </pic:spPr>
+                </pic:pic>
+              </a:graphicData>
+            </a:graphic>
+          </wp:inline>
+        </w:drawing>
+      </w:r>
+    </w:p>
+    <w:p>
+      <w:pPr>
+        <w:keepNext/>
+        <w:spacing w:after="20"/>
       </w:pPr>
       <w:r>
         <w:rPr>
@@ -326,7 +521,7 @@
     </w:p>
     <w:p>
       <w:pPr>
-        <w:spacing w:after="60"/>
+        <w:spacing w:after="160"/>
       </w:pPr>
       <w:r>
         <w:rPr>
@@ -334,21 +529,6 @@
           <w:szCs w:val="21"/>
         </w:rPr>
         <w:t xml:space="preserve">How many digits come after the decimal point.</w:t>
-      </w:r>
-    </w:p>
-    <w:p>
-      <w:pPr>
-        <w:spacing w:after="60"/>
-      </w:pPr>
-      <w:r>
-        <w:rPr>
-          <w:i/>
-          <w:iCs/>
-          <w:color w:val="5F6F80"/>
-          <w:sz w:val="19"/>
-          <w:szCs w:val="19"/>
-        </w:rPr>
-        <w:t xml:space="preserve">3.4 (1 place) × 2.6 (1 place) = 8.84 (2 places total)</w:t>
       </w:r>
     </w:p>
     <w:p>

--- a/lessons/1-6/downloads/1-6-notes.docx
+++ b/lessons/1-6/downloads/1-6-notes.docx
@@ -1210,7 +1210,7 @@
           <w:sz w:val="24"/>
           <w:szCs w:val="24"/>
         </w:rPr>
-        <w:t xml:space="preserve">Try the Model</w:t>
+        <w:t xml:space="preserve">Solved Example</w:t>
       </w:r>
       <w:r>
         <w:rPr>
@@ -1220,90 +1220,152 @@
           <w:sz w:val="19"/>
           <w:szCs w:val="19"/>
         </w:rPr>
-        <w:t xml:space="preserve">   step through it together</w:t>
-      </w:r>
-    </w:p>
-    <w:p>
-      <w:pPr>
-        <w:spacing w:after="80"/>
-      </w:pPr>
-      <w:r>
-        <w:rPr>
-          <w:sz w:val="21"/>
-          <w:szCs w:val="21"/>
-        </w:rPr>
-        <w:t xml:space="preserve">Estimate each product by rounding, then sort: which products are GREATER than 20 and which are LESS than 20?</w:t>
-      </w:r>
-    </w:p>
-    <w:p>
-      <w:pPr>
+        <w:t xml:space="preserve">   I Do — watch each step</w:t>
+      </w:r>
+    </w:p>
+    <w:p>
+      <w:pPr>
+        <w:keepNext/>
         <w:spacing w:after="40"/>
       </w:pPr>
       <w:r>
-        <w:t xml:space="preserve"/>
-      </w:r>
-    </w:p>
-    <w:tbl>
-      <w:tblPr>
-        <w:tblW w:type="pct" w:w="100%"/>
-        <w:tblBorders>
-          <w:top w:val="single" w:color="C7D2DD" w:sz="6"/>
-          <w:left w:val="single" w:color="C7D2DD" w:sz="6"/>
-          <w:bottom w:val="single" w:color="C7D2DD" w:sz="6"/>
-          <w:right w:val="single" w:color="C7D2DD" w:sz="6"/>
-          <w:insideH w:val="single" w:color="auto" w:sz="4"/>
-          <w:insideV w:val="single" w:color="auto" w:sz="4"/>
-        </w:tblBorders>
-      </w:tblPr>
-      <w:tblGrid>
-        <w:gridCol w:w="100"/>
-      </w:tblGrid>
-      <w:tr>
-        <w:tc>
-          <w:tcPr>
-            <w:shd w:fill="E6F4F3" w:color="auto" w:val="clear"/>
-            <w:tcMar>
-              <w:top w:type="dxa" w:w="60"/>
-              <w:left w:type="dxa" w:w="120"/>
-              <w:bottom w:type="dxa" w:w="60"/>
-              <w:right w:type="dxa" w:w="120"/>
-            </w:tcMar>
-          </w:tcPr>
-          <w:p>
-            <w:pPr>
-              <w:spacing w:after="0" w:line="320"/>
-            </w:pPr>
-            <w:r>
-              <w:t xml:space="preserve"/>
-            </w:r>
-          </w:p>
-          <w:p>
-            <w:pPr>
-              <w:spacing w:after="0" w:line="320"/>
-            </w:pPr>
-            <w:r>
-              <w:t xml:space="preserve"/>
-            </w:r>
-          </w:p>
-          <w:p>
-            <w:pPr>
-              <w:spacing w:after="0" w:line="320"/>
-            </w:pPr>
-            <w:r>
-              <w:t xml:space="preserve"/>
-            </w:r>
-          </w:p>
-          <w:p>
-            <w:pPr>
-              <w:spacing w:after="0" w:line="320"/>
-            </w:pPr>
-            <w:r>
-              <w:t xml:space="preserve"/>
-            </w:r>
-          </w:p>
-        </w:tc>
-      </w:tr>
-    </w:tbl>
+        <w:rPr>
+          <w:b/>
+          <w:bCs/>
+          <w:color w:val="12355B"/>
+          <w:sz w:val="21"/>
+          <w:szCs w:val="21"/>
+        </w:rPr>
+        <w:t xml:space="preserve">Problem:  </w:t>
+      </w:r>
+      <w:r>
+        <w:rPr>
+          <w:sz w:val="21"/>
+          <w:szCs w:val="21"/>
+        </w:rPr>
+        <w:t xml:space="preserve">What is 3.4 × 2.6?</w:t>
+      </w:r>
+    </w:p>
+    <w:p>
+      <w:pPr>
+        <w:spacing w:after="30"/>
+        <w:ind w:left="420"/>
+      </w:pPr>
+      <w:r>
+        <w:rPr>
+          <w:sz w:val="20"/>
+          <w:szCs w:val="20"/>
+        </w:rPr>
+        <w:t xml:space="preserve">A)  8.84</w:t>
+      </w:r>
+    </w:p>
+    <w:p>
+      <w:pPr>
+        <w:spacing w:after="30"/>
+        <w:ind w:left="420"/>
+      </w:pPr>
+      <w:r>
+        <w:rPr>
+          <w:sz w:val="20"/>
+          <w:szCs w:val="20"/>
+        </w:rPr>
+        <w:t xml:space="preserve">B)  88.4</w:t>
+      </w:r>
+    </w:p>
+    <w:p>
+      <w:pPr>
+        <w:spacing w:after="30"/>
+        <w:ind w:left="420"/>
+      </w:pPr>
+      <w:r>
+        <w:rPr>
+          <w:sz w:val="20"/>
+          <w:szCs w:val="20"/>
+        </w:rPr>
+        <w:t xml:space="preserve">C)  0.884</w:t>
+      </w:r>
+    </w:p>
+    <w:p>
+      <w:pPr>
+        <w:spacing w:after="30"/>
+        <w:ind w:left="420"/>
+      </w:pPr>
+      <w:r>
+        <w:rPr>
+          <w:sz w:val="20"/>
+          <w:szCs w:val="20"/>
+        </w:rPr>
+        <w:t xml:space="preserve">D)  8.48</w:t>
+      </w:r>
+    </w:p>
+    <w:p>
+      <w:pPr>
+        <w:spacing w:after="20" w:before="50"/>
+      </w:pPr>
+      <w:r>
+        <w:rPr>
+          <w:b/>
+          <w:bCs/>
+          <w:color w:val="1FA6A2"/>
+          <w:sz w:val="21"/>
+          <w:szCs w:val="21"/>
+        </w:rPr>
+        <w:t xml:space="preserve">Step 1:  </w:t>
+      </w:r>
+      <w:r>
+        <w:rPr>
+          <w:sz w:val="21"/>
+          <w:szCs w:val="21"/>
+        </w:rPr>
+        <w:t xml:space="preserve">34 × 26 = 884.</w:t>
+      </w:r>
+    </w:p>
+    <w:p>
+      <w:pPr>
+        <w:spacing w:after="20" w:before="50"/>
+      </w:pPr>
+      <w:r>
+        <w:rPr>
+          <w:b/>
+          <w:bCs/>
+          <w:color w:val="1FA6A2"/>
+          <w:sz w:val="21"/>
+          <w:szCs w:val="21"/>
+        </w:rPr>
+        <w:t xml:space="preserve">Step 2:  </w:t>
+      </w:r>
+      <w:r>
+        <w:rPr>
+          <w:sz w:val="21"/>
+          <w:szCs w:val="21"/>
+        </w:rPr>
+        <w:t xml:space="preserve">There are 2 total decimal places (1 + 1), so place the decimal to get 8.84.</w:t>
+      </w:r>
+    </w:p>
+    <w:p>
+      <w:pPr>
+        <w:spacing w:after="40" w:before="60"/>
+      </w:pPr>
+      <w:r>
+        <w:rPr>
+          <w:b/>
+          <w:bCs/>
+          <w:color w:val="12355B"/>
+          <w:sz w:val="21"/>
+          <w:szCs w:val="21"/>
+        </w:rPr>
+        <w:t xml:space="preserve">Answer:  </w:t>
+      </w:r>
+      <w:r>
+        <w:rPr>
+          <w:b/>
+          <w:bCs/>
+          <w:sz w:val="21"/>
+          <w:szCs w:val="21"/>
+        </w:rPr>
+        <w:t xml:space="preserve">A. 8.84</w:t>
+      </w:r>
+    </w:p>
     <w:p>
       <w:pPr>
         <w:pStyle w:val="Heading1"/>
@@ -1348,6 +1410,170 @@
           <w:szCs w:val="19"/>
         </w:rPr>
         <w:t xml:space="preserve">   We Do — work with your class</w:t>
+      </w:r>
+    </w:p>
+    <w:p>
+      <w:pPr>
+        <w:keepNext/>
+        <w:spacing w:after="40" w:before="40"/>
+      </w:pPr>
+      <w:r>
+        <w:rPr>
+          <w:b/>
+          <w:bCs/>
+          <w:color w:val="12355B"/>
+          <w:sz w:val="21"/>
+          <w:szCs w:val="21"/>
+        </w:rPr>
+        <w:t xml:space="preserve">Problem:  </w:t>
+      </w:r>
+      <w:r>
+        <w:rPr>
+          <w:sz w:val="21"/>
+          <w:szCs w:val="21"/>
+        </w:rPr>
+        <w:t xml:space="preserve">What is 0.7 × 1.5?</w:t>
+      </w:r>
+    </w:p>
+    <w:p>
+      <w:pPr>
+        <w:spacing w:after="30"/>
+        <w:ind w:left="420"/>
+      </w:pPr>
+      <w:r>
+        <w:rPr>
+          <w:sz w:val="20"/>
+          <w:szCs w:val="20"/>
+        </w:rPr>
+        <w:t xml:space="preserve">A)  1.05</w:t>
+      </w:r>
+    </w:p>
+    <w:p>
+      <w:pPr>
+        <w:spacing w:after="30"/>
+        <w:ind w:left="420"/>
+      </w:pPr>
+      <w:r>
+        <w:rPr>
+          <w:sz w:val="20"/>
+          <w:szCs w:val="20"/>
+        </w:rPr>
+        <w:t xml:space="preserve">B)  10.5</w:t>
+      </w:r>
+    </w:p>
+    <w:p>
+      <w:pPr>
+        <w:spacing w:after="30"/>
+        <w:ind w:left="420"/>
+      </w:pPr>
+      <w:r>
+        <w:rPr>
+          <w:sz w:val="20"/>
+          <w:szCs w:val="20"/>
+        </w:rPr>
+        <w:t xml:space="preserve">C)  0.105</w:t>
+      </w:r>
+    </w:p>
+    <w:p>
+      <w:pPr>
+        <w:spacing w:after="30"/>
+        <w:ind w:left="420"/>
+      </w:pPr>
+      <w:r>
+        <w:rPr>
+          <w:sz w:val="20"/>
+          <w:szCs w:val="20"/>
+        </w:rPr>
+        <w:t xml:space="preserve">D)  1.50</w:t>
+      </w:r>
+    </w:p>
+    <w:p>
+      <w:pPr>
+        <w:keepNext/>
+        <w:spacing w:after="0" w:before="50"/>
+      </w:pPr>
+      <w:r>
+        <w:rPr>
+          <w:b/>
+          <w:bCs/>
+          <w:color w:val="6B4FA0"/>
+          <w:sz w:val="21"/>
+          <w:szCs w:val="21"/>
+        </w:rPr>
+        <w:t xml:space="preserve">Step 1:</w:t>
+      </w:r>
+    </w:p>
+    <w:p>
+      <w:pPr>
+        <w:pBdr>
+          <w:bottom w:val="single" w:color="AFBECC" w:sz="6"/>
+        </w:pBdr>
+        <w:spacing w:after="30" w:before="150"/>
+      </w:pPr>
+      <w:r>
+        <w:t xml:space="preserve"/>
+      </w:r>
+    </w:p>
+    <w:p>
+      <w:pPr>
+        <w:keepNext/>
+        <w:spacing w:after="0" w:before="50"/>
+      </w:pPr>
+      <w:r>
+        <w:rPr>
+          <w:b/>
+          <w:bCs/>
+          <w:color w:val="6B4FA0"/>
+          <w:sz w:val="21"/>
+          <w:szCs w:val="21"/>
+        </w:rPr>
+        <w:t xml:space="preserve">Step 2:</w:t>
+      </w:r>
+    </w:p>
+    <w:p>
+      <w:pPr>
+        <w:pBdr>
+          <w:bottom w:val="single" w:color="AFBECC" w:sz="6"/>
+        </w:pBdr>
+        <w:spacing w:after="30" w:before="150"/>
+      </w:pPr>
+      <w:r>
+        <w:t xml:space="preserve"/>
+      </w:r>
+    </w:p>
+    <w:p>
+      <w:pPr>
+        <w:keepNext/>
+        <w:spacing w:after="0" w:before="60"/>
+      </w:pPr>
+      <w:r>
+        <w:rPr>
+          <w:b/>
+          <w:bCs/>
+          <w:color w:val="12355B"/>
+          <w:sz w:val="21"/>
+          <w:szCs w:val="21"/>
+        </w:rPr>
+        <w:t xml:space="preserve">Answer:</w:t>
+      </w:r>
+    </w:p>
+    <w:p>
+      <w:pPr>
+        <w:pBdr>
+          <w:bottom w:val="single" w:color="AFBECC" w:sz="6"/>
+        </w:pBdr>
+        <w:spacing w:after="30" w:before="150"/>
+      </w:pPr>
+      <w:r>
+        <w:t xml:space="preserve"/>
+      </w:r>
+    </w:p>
+    <w:p>
+      <w:pPr>
+        <w:spacing w:after="80"/>
+      </w:pPr>
+      <w:r>
+        <w:t xml:space="preserve"/>
       </w:r>
     </w:p>
     <w:tbl>
@@ -1948,7 +2174,7 @@
           <w:sz w:val="21"/>
           <w:szCs w:val="21"/>
         </w:rPr>
-        <w:t xml:space="preserve">What is 3.4 × 2.6?</w:t>
+        <w:t xml:space="preserve">What is 5.3 × 4?</w:t>
       </w:r>
     </w:p>
     <w:p>
@@ -1961,7 +2187,7 @@
           <w:sz w:val="20"/>
           <w:szCs w:val="20"/>
         </w:rPr>
-        <w:t xml:space="preserve">A)  8.84</w:t>
+        <w:t xml:space="preserve">A)  21.2</w:t>
       </w:r>
     </w:p>
     <w:p>
@@ -1974,7 +2200,7 @@
           <w:sz w:val="20"/>
           <w:szCs w:val="20"/>
         </w:rPr>
-        <w:t xml:space="preserve">B)  88.4</w:t>
+        <w:t xml:space="preserve">B)  2.12</w:t>
       </w:r>
     </w:p>
     <w:p>
@@ -1987,7 +2213,7 @@
           <w:sz w:val="20"/>
           <w:szCs w:val="20"/>
         </w:rPr>
-        <w:t xml:space="preserve">C)  0.884</w:t>
+        <w:t xml:space="preserve">C)  212</w:t>
       </w:r>
     </w:p>
     <w:p>
@@ -2000,7 +2226,7 @@
           <w:sz w:val="20"/>
           <w:szCs w:val="20"/>
         </w:rPr>
-        <w:t xml:space="preserve">D)  8.48</w:t>
+        <w:t xml:space="preserve">D)  20.12</w:t>
       </w:r>
     </w:p>
     <w:p>
@@ -2078,7 +2304,7 @@
           <w:sz w:val="21"/>
           <w:szCs w:val="21"/>
         </w:rPr>
-        <w:t xml:space="preserve">What is 0.7 × 1.5?</w:t>
+        <w:t xml:space="preserve">Which estimate is closest to 4.8 × 3.2?</w:t>
       </w:r>
     </w:p>
     <w:p>
@@ -2091,7 +2317,7 @@
           <w:sz w:val="20"/>
           <w:szCs w:val="20"/>
         </w:rPr>
-        <w:t xml:space="preserve">A)  1.05</w:t>
+        <w:t xml:space="preserve">A)  5 × 3 = 15</w:t>
       </w:r>
     </w:p>
     <w:p>
@@ -2104,7 +2330,7 @@
           <w:sz w:val="20"/>
           <w:szCs w:val="20"/>
         </w:rPr>
-        <w:t xml:space="preserve">B)  10.5</w:t>
+        <w:t xml:space="preserve">B)  4 × 3 = 12</w:t>
       </w:r>
     </w:p>
     <w:p>
@@ -2117,7 +2343,7 @@
           <w:sz w:val="20"/>
           <w:szCs w:val="20"/>
         </w:rPr>
-        <w:t xml:space="preserve">C)  0.105</w:t>
+        <w:t xml:space="preserve">C)  5 × 4 = 20</w:t>
       </w:r>
     </w:p>
     <w:p>
@@ -2130,7 +2356,7 @@
           <w:sz w:val="20"/>
           <w:szCs w:val="20"/>
         </w:rPr>
-        <w:t xml:space="preserve">D)  1.50</w:t>
+        <w:t xml:space="preserve">D)  48 × 32 = 1,536</w:t>
       </w:r>
     </w:p>
     <w:p>
@@ -2208,7 +2434,7 @@
           <w:sz w:val="21"/>
           <w:szCs w:val="21"/>
         </w:rPr>
-        <w:t xml:space="preserve">What is 5.3 × 4?</w:t>
+        <w:t xml:space="preserve">A car travels 55.5 miles per hour for 2.4 hours. How far does it go?</w:t>
       </w:r>
     </w:p>
     <w:p>
@@ -2221,7 +2447,7 @@
           <w:sz w:val="20"/>
           <w:szCs w:val="20"/>
         </w:rPr>
-        <w:t xml:space="preserve">A)  21.2</w:t>
+        <w:t xml:space="preserve">A)  133.2 miles</w:t>
       </w:r>
     </w:p>
     <w:p>
@@ -2234,7 +2460,7 @@
           <w:sz w:val="20"/>
           <w:szCs w:val="20"/>
         </w:rPr>
-        <w:t xml:space="preserve">B)  2.12</w:t>
+        <w:t xml:space="preserve">B)  13.32 miles</w:t>
       </w:r>
     </w:p>
     <w:p>
@@ -2247,7 +2473,7 @@
           <w:sz w:val="20"/>
           <w:szCs w:val="20"/>
         </w:rPr>
-        <w:t xml:space="preserve">C)  212</w:t>
+        <w:t xml:space="preserve">C)  1,332 miles</w:t>
       </w:r>
     </w:p>
     <w:p>
@@ -2260,7 +2486,7 @@
           <w:sz w:val="20"/>
           <w:szCs w:val="20"/>
         </w:rPr>
-        <w:t xml:space="preserve">D)  20.12</w:t>
+        <w:t xml:space="preserve">D)  57.9 miles</w:t>
       </w:r>
     </w:p>
     <w:p>
@@ -2338,7 +2564,7 @@
           <w:sz w:val="21"/>
           <w:szCs w:val="21"/>
         </w:rPr>
-        <w:t xml:space="preserve">Which estimate is closest to 4.8 × 3.2?</w:t>
+        <w:t xml:space="preserve">What is 3.5 × 0.4?</w:t>
       </w:r>
     </w:p>
     <w:p>
@@ -2351,7 +2577,7 @@
           <w:sz w:val="20"/>
           <w:szCs w:val="20"/>
         </w:rPr>
-        <w:t xml:space="preserve">A)  5 × 3 = 15</w:t>
+        <w:t xml:space="preserve">A)  1.4</w:t>
       </w:r>
     </w:p>
     <w:p>
@@ -2364,7 +2590,7 @@
           <w:sz w:val="20"/>
           <w:szCs w:val="20"/>
         </w:rPr>
-        <w:t xml:space="preserve">B)  4 × 3 = 12</w:t>
+        <w:t xml:space="preserve">B)  14</w:t>
       </w:r>
     </w:p>
     <w:p>
@@ -2377,7 +2603,7 @@
           <w:sz w:val="20"/>
           <w:szCs w:val="20"/>
         </w:rPr>
-        <w:t xml:space="preserve">C)  5 × 4 = 20</w:t>
+        <w:t xml:space="preserve">C)  0.14</w:t>
       </w:r>
     </w:p>
     <w:p>
@@ -2390,7 +2616,7 @@
           <w:sz w:val="20"/>
           <w:szCs w:val="20"/>
         </w:rPr>
-        <w:t xml:space="preserve">D)  48 × 32 = 1,536</w:t>
+        <w:t xml:space="preserve">D)  1.40 with 1 decimal</w:t>
       </w:r>
     </w:p>
     <w:p>
@@ -3103,6 +3329,64 @@
           <w:sz w:val="24"/>
           <w:szCs w:val="24"/>
         </w:rPr>
+        <w:t xml:space="preserve">Worked Notes (I Do / We Do)</w:t>
+      </w:r>
+    </w:p>
+    <w:p>
+      <w:pPr>
+        <w:spacing w:after="80"/>
+      </w:pPr>
+      <w:r>
+        <w:rPr>
+          <w:b/>
+          <w:bCs/>
+          <w:sz w:val="21"/>
+          <w:szCs w:val="21"/>
+        </w:rPr>
+        <w:t xml:space="preserve">I Do:  </w:t>
+      </w:r>
+      <w:r>
+        <w:rPr>
+          <w:sz w:val="21"/>
+          <w:szCs w:val="21"/>
+        </w:rPr>
+        <w:t xml:space="preserve">A. 8.84</w:t>
+      </w:r>
+    </w:p>
+    <w:p>
+      <w:pPr>
+        <w:spacing w:after="80"/>
+      </w:pPr>
+      <w:r>
+        <w:rPr>
+          <w:b/>
+          <w:bCs/>
+          <w:sz w:val="21"/>
+          <w:szCs w:val="21"/>
+        </w:rPr>
+        <w:t xml:space="preserve">We Do:  </w:t>
+      </w:r>
+      <w:r>
+        <w:rPr>
+          <w:sz w:val="21"/>
+          <w:szCs w:val="21"/>
+        </w:rPr>
+        <w:t xml:space="preserve">A. 1.05</w:t>
+      </w:r>
+    </w:p>
+    <w:p>
+      <w:pPr>
+        <w:pStyle w:val="Heading2"/>
+        <w:spacing w:after="80" w:before="180"/>
+      </w:pPr>
+      <w:r>
+        <w:rPr>
+          <w:b/>
+          <w:bCs/>
+          <w:color w:val="12355B"/>
+          <w:sz w:val="24"/>
+          <w:szCs w:val="24"/>
+        </w:rPr>
         <w:t xml:space="preserve">Independent Practice</w:t>
       </w:r>
     </w:p>
@@ -3124,7 +3408,7 @@
           <w:sz w:val="21"/>
           <w:szCs w:val="21"/>
         </w:rPr>
-        <w:t xml:space="preserve">A)  8.84</w:t>
+        <w:t xml:space="preserve">A)  21.2</w:t>
       </w:r>
       <w:r>
         <w:rPr>
@@ -3134,7 +3418,7 @@
           <w:sz w:val="19"/>
           <w:szCs w:val="19"/>
         </w:rPr>
-        <w:t xml:space="preserve">  — 34 × 26 = 884. There are 2 total decimal places (1 + 1), so place the decimal to get 8.84.</w:t>
+        <w:t xml:space="preserve">  — 53 × 4 = 212. There is 1 total decimal place, so place the decimal to get 21.2.</w:t>
       </w:r>
     </w:p>
     <w:p>
@@ -3155,7 +3439,7 @@
           <w:sz w:val="21"/>
           <w:szCs w:val="21"/>
         </w:rPr>
-        <w:t xml:space="preserve">A)  1.05</w:t>
+        <w:t xml:space="preserve">A)  5 × 3 = 15</w:t>
       </w:r>
       <w:r>
         <w:rPr>
@@ -3165,7 +3449,7 @@
           <w:sz w:val="19"/>
           <w:szCs w:val="19"/>
         </w:rPr>
-        <w:t xml:space="preserve">  — 7 × 15 = 105. There are 2 total decimal places (1 + 1), so place the decimal to get 1.05.</w:t>
+        <w:t xml:space="preserve">  — Round 4.8 to 5 and 3.2 to 3. The estimate 5 × 3 = 15 is closest to the exact answer 15.36.</w:t>
       </w:r>
     </w:p>
     <w:p>
@@ -3186,7 +3470,7 @@
           <w:sz w:val="21"/>
           <w:szCs w:val="21"/>
         </w:rPr>
-        <w:t xml:space="preserve">A)  21.2</w:t>
+        <w:t xml:space="preserve">A)  133.2 miles</w:t>
       </w:r>
       <w:r>
         <w:rPr>
@@ -3196,7 +3480,7 @@
           <w:sz w:val="19"/>
           <w:szCs w:val="19"/>
         </w:rPr>
-        <w:t xml:space="preserve">  — 53 × 4 = 212. There is 1 total decimal place, so place the decimal to get 21.2.</w:t>
+        <w:t xml:space="preserve">  — 555 × 24 = 13,320. Total decimal places: 1 + 1 = 2. Answer: 133.20 = 133.2 miles.</w:t>
       </w:r>
     </w:p>
     <w:p>
@@ -3217,7 +3501,7 @@
           <w:sz w:val="21"/>
           <w:szCs w:val="21"/>
         </w:rPr>
-        <w:t xml:space="preserve">A)  5 × 3 = 15</w:t>
+        <w:t xml:space="preserve">A)  1.4</w:t>
       </w:r>
       <w:r>
         <w:rPr>
@@ -3227,7 +3511,7 @@
           <w:sz w:val="19"/>
           <w:szCs w:val="19"/>
         </w:rPr>
-        <w:t xml:space="preserve">  — Round 4.8 to 5 and 3.2 to 3. The estimate 5 × 3 = 15 is closest to the exact answer 15.36.</w:t>
+        <w:t xml:space="preserve">  — 35 × 4 = 140; total of 2 decimal places gives 1.40 = 1.4.</w:t>
       </w:r>
     </w:p>
     <w:p>

--- a/lessons/1-6/downloads/1-6-notes.docx
+++ b/lessons/1-6/downloads/1-6-notes.docx
@@ -1023,6 +1023,216 @@
     <w:p>
       <w:pPr>
         <w:pStyle w:val="Heading1"/>
+        <w:pBdr>
+          <w:bottom w:val="single" w:color="1FA6A2" w:sz="14" w:space="6"/>
+        </w:pBdr>
+        <w:spacing w:after="140" w:before="260"/>
+      </w:pPr>
+      <w:r>
+        <w:rPr>
+          <w:b/>
+          <w:bCs/>
+          <w:color w:val="12355B"/>
+          <w:sz w:val="30"/>
+          <w:szCs w:val="30"/>
+        </w:rPr>
+        <w:t xml:space="preserve">Guided Notes</w:t>
+      </w:r>
+    </w:p>
+    <w:p>
+      <w:pPr>
+        <w:spacing w:after="100"/>
+      </w:pPr>
+      <w:r>
+        <w:rPr>
+          <w:i/>
+          <w:iCs/>
+          <w:color w:val="5F6F80"/>
+          <w:sz w:val="19"/>
+          <w:szCs w:val="19"/>
+        </w:rPr>
+        <w:t xml:space="preserve">Fill in each blank as we go. Use the Word Bank to help you.</w:t>
+      </w:r>
+    </w:p>
+    <w:tbl>
+      <w:tblPr>
+        <w:tblW w:type="pct" w:w="100%"/>
+        <w:tblBorders>
+          <w:top w:val="single" w:color="BBD0DE" w:sz="8"/>
+          <w:left w:val="single" w:color="BBD0DE" w:sz="8"/>
+          <w:bottom w:val="single" w:color="BBD0DE" w:sz="8"/>
+          <w:right w:val="single" w:color="BBD0DE" w:sz="8"/>
+          <w:insideH w:val="single" w:color="auto" w:sz="4"/>
+          <w:insideV w:val="single" w:color="auto" w:sz="4"/>
+        </w:tblBorders>
+      </w:tblPr>
+      <w:tblGrid>
+        <w:gridCol w:w="100"/>
+      </w:tblGrid>
+      <w:tr>
+        <w:tc>
+          <w:tcPr>
+            <w:shd w:fill="EEF4F8" w:color="auto" w:val="clear"/>
+            <w:tcMar>
+              <w:top w:type="dxa" w:w="120"/>
+              <w:left w:type="dxa" w:w="180"/>
+              <w:bottom w:type="dxa" w:w="120"/>
+              <w:right w:type="dxa" w:w="180"/>
+            </w:tcMar>
+          </w:tcPr>
+          <w:p>
+            <w:pPr>
+              <w:spacing w:after="40"/>
+            </w:pPr>
+            <w:r>
+              <w:rPr>
+                <w:b/>
+                <w:bCs/>
+                <w:color w:val="1FA6A2"/>
+                <w:sz w:val="18"/>
+                <w:szCs w:val="18"/>
+              </w:rPr>
+              <w:t xml:space="preserve">WORD BANK</w:t>
+            </w:r>
+          </w:p>
+          <w:p>
+            <w:pPr>
+              <w:spacing w:after="80"/>
+            </w:pPr>
+            <w:r>
+              <w:rPr>
+                <w:b/>
+                <w:bCs/>
+                <w:sz w:val="21"/>
+                <w:szCs w:val="21"/>
+              </w:rPr>
+              <w:t xml:space="preserve">Product      •      Decimal point      •      Estimate      •      Place value      •      Decimal places</w:t>
+            </w:r>
+          </w:p>
+        </w:tc>
+      </w:tr>
+    </w:tbl>
+    <w:p>
+      <w:pPr>
+        <w:spacing w:after="80"/>
+      </w:pPr>
+      <w:r>
+        <w:t xml:space="preserve"/>
+      </w:r>
+    </w:p>
+    <w:p>
+      <w:pPr>
+        <w:spacing w:after="120" w:before="80"/>
+      </w:pPr>
+      <w:r>
+        <w:rPr>
+          <w:b/>
+          <w:bCs/>
+          <w:color w:val="12355B"/>
+          <w:sz w:val="22"/>
+          <w:szCs w:val="22"/>
+        </w:rPr>
+        <w:t xml:space="preserve">1.  </w:t>
+      </w:r>
+      <w:r>
+        <w:rPr>
+          <w:sz w:val="22"/>
+          <w:szCs w:val="22"/>
+        </w:rPr>
+        <w:t xml:space="preserve">The answer to a multiplication problem is the ___.</w:t>
+      </w:r>
+    </w:p>
+    <w:p>
+      <w:pPr>
+        <w:spacing w:after="120" w:before="80"/>
+      </w:pPr>
+      <w:r>
+        <w:rPr>
+          <w:b/>
+          <w:bCs/>
+          <w:color w:val="12355B"/>
+          <w:sz w:val="22"/>
+          <w:szCs w:val="22"/>
+        </w:rPr>
+        <w:t xml:space="preserve">2.  </w:t>
+      </w:r>
+      <w:r>
+        <w:rPr>
+          <w:sz w:val="22"/>
+          <w:szCs w:val="22"/>
+        </w:rPr>
+        <w:t xml:space="preserve">The dot that separates whole numbers from parts of a whole is the ___.</w:t>
+      </w:r>
+    </w:p>
+    <w:p>
+      <w:pPr>
+        <w:spacing w:after="120" w:before="80"/>
+      </w:pPr>
+      <w:r>
+        <w:rPr>
+          <w:b/>
+          <w:bCs/>
+          <w:color w:val="12355B"/>
+          <w:sz w:val="22"/>
+          <w:szCs w:val="22"/>
+        </w:rPr>
+        <w:t xml:space="preserve">3.  </w:t>
+      </w:r>
+      <w:r>
+        <w:rPr>
+          <w:sz w:val="22"/>
+          <w:szCs w:val="22"/>
+        </w:rPr>
+        <w:t xml:space="preserve">Finding an answer that is close but not exact, to check if a product is reasonable, is to ___.</w:t>
+      </w:r>
+    </w:p>
+    <w:p>
+      <w:pPr>
+        <w:spacing w:after="120" w:before="80"/>
+      </w:pPr>
+      <w:r>
+        <w:rPr>
+          <w:b/>
+          <w:bCs/>
+          <w:color w:val="12355B"/>
+          <w:sz w:val="22"/>
+          <w:szCs w:val="22"/>
+        </w:rPr>
+        <w:t xml:space="preserve">4.  </w:t>
+      </w:r>
+      <w:r>
+        <w:rPr>
+          <w:sz w:val="22"/>
+          <w:szCs w:val="22"/>
+        </w:rPr>
+        <w:t xml:space="preserve">The value a digit has based on its position is its ___.</w:t>
+      </w:r>
+    </w:p>
+    <w:p>
+      <w:pPr>
+        <w:spacing w:after="120" w:before="80"/>
+      </w:pPr>
+      <w:r>
+        <w:rPr>
+          <w:b/>
+          <w:bCs/>
+          <w:color w:val="12355B"/>
+          <w:sz w:val="22"/>
+          <w:szCs w:val="22"/>
+        </w:rPr>
+        <w:t xml:space="preserve">5.  </w:t>
+      </w:r>
+      <w:r>
+        <w:rPr>
+          <w:sz w:val="22"/>
+          <w:szCs w:val="22"/>
+        </w:rPr>
+        <w:t xml:space="preserve">To place the point in a product, I count the total number of ___ in both factors.</w:t>
+      </w:r>
+    </w:p>
+    <w:p>
+      <w:pPr>
+        <w:pStyle w:val="Heading1"/>
         <w:pageBreakBefore/>
         <w:pBdr>
           <w:bottom w:val="single" w:color="1FA6A2" w:sz="14" w:space="6"/>
@@ -2093,6 +2303,87 @@
     </w:p>
     <w:p>
       <w:pPr>
+        <w:spacing w:after="40" w:before="80"/>
+      </w:pPr>
+      <w:r>
+        <w:rPr>
+          <w:b/>
+          <w:bCs/>
+          <w:color w:val="12355B"/>
+          <w:sz w:val="21"/>
+          <w:szCs w:val="21"/>
+        </w:rPr>
+        <w:t xml:space="preserve">5. </w:t>
+      </w:r>
+      <w:r>
+        <w:rPr>
+          <w:b/>
+          <w:bCs/>
+          <w:color w:val="6B4FA0"/>
+          <w:sz w:val="19"/>
+          <w:szCs w:val="19"/>
+        </w:rPr>
+        <w:t xml:space="preserve">[Practice] </w:t>
+      </w:r>
+      <w:r>
+        <w:rPr>
+          <w:b/>
+          <w:bCs/>
+          <w:sz w:val="21"/>
+          <w:szCs w:val="21"/>
+        </w:rPr>
+        <w:t xml:space="preserve">During practice on Multiply Decimals, what strategy did you use when a problem felt tricky?</w:t>
+      </w:r>
+    </w:p>
+    <w:p>
+      <w:pPr>
+        <w:spacing w:after="60"/>
+      </w:pPr>
+      <w:r>
+        <w:rPr>
+          <w:color w:val="1A2733"/>
+          <w:sz w:val="21"/>
+          <w:szCs w:val="21"/>
+        </w:rPr>
+        <w:t xml:space="preserve">Start with:  I counted ___ decimal places in the factors.</w:t>
+      </w:r>
+      <w:r>
+        <w:rPr>
+          <w:i/>
+          <w:iCs/>
+          <w:color w:val="5F6F80"/>
+          <w:sz w:val="19"/>
+          <w:szCs w:val="19"/>
+        </w:rPr>
+        <w:br/>
+        <w:t xml:space="preserve">Conté ___ lugares decimales en los factores.</w:t>
+      </w:r>
+    </w:p>
+    <w:p>
+      <w:pPr>
+        <w:spacing w:after="80"/>
+      </w:pPr>
+      <w:r>
+        <w:rPr>
+          <w:b/>
+          <w:bCs/>
+          <w:color w:val="12355B"/>
+          <w:sz w:val="19"/>
+          <w:szCs w:val="19"/>
+        </w:rPr>
+        <w:t xml:space="preserve">Word bank:  </w:t>
+      </w:r>
+      <w:r>
+        <w:rPr>
+          <w:color w:val="1FA6A2"/>
+          <w:sz w:val="19"/>
+          <w:szCs w:val="19"/>
+        </w:rPr>
+        <w:t xml:space="preserve">Product,  Decimal point,  Estimate,  Place value</w:t>
+      </w:r>
+    </w:p>
+    <w:p>
+      <w:pPr>
         <w:pStyle w:val="Heading1"/>
         <w:pageBreakBefore/>
         <w:pBdr>
@@ -2564,7 +2855,7 @@
           <w:sz w:val="21"/>
           <w:szCs w:val="21"/>
         </w:rPr>
-        <w:t xml:space="preserve">What is 3.5 × 0.4?</w:t>
+        <w:t xml:space="preserve">A customer orders 3 taco baskets at $4.25 each. What is the total before tax?</w:t>
       </w:r>
     </w:p>
     <w:p>
@@ -2577,7 +2868,7 @@
           <w:sz w:val="20"/>
           <w:szCs w:val="20"/>
         </w:rPr>
-        <w:t xml:space="preserve">A)  1.4</w:t>
+        <w:t xml:space="preserve">A)  $12.75</w:t>
       </w:r>
     </w:p>
     <w:p>
@@ -2590,7 +2881,7 @@
           <w:sz w:val="20"/>
           <w:szCs w:val="20"/>
         </w:rPr>
-        <w:t xml:space="preserve">B)  14</w:t>
+        <w:t xml:space="preserve">B)  $12.15</w:t>
       </w:r>
     </w:p>
     <w:p>
@@ -2603,7 +2894,7 @@
           <w:sz w:val="20"/>
           <w:szCs w:val="20"/>
         </w:rPr>
-        <w:t xml:space="preserve">C)  0.14</w:t>
+        <w:t xml:space="preserve">C)  $1.275</w:t>
       </w:r>
     </w:p>
     <w:p>
@@ -2616,7 +2907,7 @@
           <w:sz w:val="20"/>
           <w:szCs w:val="20"/>
         </w:rPr>
-        <w:t xml:space="preserve">D)  1.40 with 1 decimal</w:t>
+        <w:t xml:space="preserve">D)  $127.50</w:t>
       </w:r>
     </w:p>
     <w:p>
@@ -2689,33 +2980,7 @@
           <w:sz w:val="30"/>
           <w:szCs w:val="30"/>
         </w:rPr>
-        <w:t xml:space="preserve">Write About the Math</w:t>
-      </w:r>
-    </w:p>
-    <w:p>
-      <w:pPr>
-        <w:pStyle w:val="Heading2"/>
-        <w:spacing w:after="80" w:before="180"/>
-      </w:pPr>
-      <w:r>
-        <w:rPr>
-          <w:b/>
-          <w:bCs/>
-          <w:color w:val="12355B"/>
-          <w:sz w:val="24"/>
-          <w:szCs w:val="24"/>
-        </w:rPr>
-        <w:t xml:space="preserve">Build Strong Sentences</w:t>
-      </w:r>
-      <w:r>
-        <w:rPr>
-          <w:i/>
-          <w:iCs/>
-          <w:color w:val="B97A12"/>
-          <w:sz w:val="19"/>
-          <w:szCs w:val="19"/>
-        </w:rPr>
-        <w:t xml:space="preserve">   The Writing Revolution</w:t>
+        <w:t xml:space="preserve">Exit Ticket</w:t>
       </w:r>
     </w:p>
     <w:p>
@@ -2730,435 +2995,86 @@
           <w:sz w:val="19"/>
           <w:szCs w:val="19"/>
         </w:rPr>
-        <w:t xml:space="preserve">I can explain my work using the words product, decimal point, estimate, and decimal places.</w:t>
-      </w:r>
-    </w:p>
-    <w:p>
-      <w:pPr>
-        <w:pStyle w:val="Heading2"/>
-        <w:spacing w:after="80" w:before="180"/>
-      </w:pPr>
-      <w:r>
-        <w:rPr>
-          <w:b/>
-          <w:bCs/>
-          <w:color w:val="12355B"/>
-          <w:sz w:val="24"/>
-          <w:szCs w:val="24"/>
-        </w:rPr>
-        <w:t xml:space="preserve">1. Kernel Sentence</w:t>
-      </w:r>
-      <w:r>
-        <w:rPr>
-          <w:i/>
-          <w:iCs/>
-          <w:color w:val="1FA6A2"/>
-          <w:sz w:val="19"/>
-          <w:szCs w:val="19"/>
-        </w:rPr>
-        <w:t xml:space="preserve">   subject + verb</w:t>
-      </w:r>
-    </w:p>
-    <w:tbl>
-      <w:tblPr>
-        <w:tblW w:type="pct" w:w="100%"/>
-        <w:tblBorders>
-          <w:top w:val="single" w:color="B97A12" w:sz="8"/>
-          <w:left w:val="single" w:color="B97A12" w:sz="8"/>
-          <w:bottom w:val="single" w:color="B97A12" w:sz="8"/>
-          <w:right w:val="single" w:color="B97A12" w:sz="8"/>
-          <w:insideH w:val="single" w:color="auto" w:sz="4"/>
-          <w:insideV w:val="single" w:color="auto" w:sz="4"/>
-        </w:tblBorders>
-      </w:tblPr>
-      <w:tblGrid>
-        <w:gridCol w:w="100"/>
-      </w:tblGrid>
-      <w:tr>
-        <w:tc>
-          <w:tcPr>
-            <w:shd w:fill="FBF3E2" w:color="auto" w:val="clear"/>
-            <w:tcMar>
-              <w:top w:type="dxa" w:w="120"/>
-              <w:left w:type="dxa" w:w="180"/>
-              <w:bottom w:type="dxa" w:w="120"/>
-              <w:right w:type="dxa" w:w="180"/>
-            </w:tcMar>
-          </w:tcPr>
-          <w:p>
-            <w:pPr>
-              <w:spacing w:after="0"/>
-            </w:pPr>
-            <w:r>
-              <w:rPr>
-                <w:b/>
-                <w:bCs/>
-                <w:color w:val="1FA6A2"/>
-                <w:sz w:val="20"/>
-                <w:szCs w:val="20"/>
-              </w:rPr>
-              <w:t xml:space="preserve">Model:  </w:t>
-            </w:r>
-            <w:r>
-              <w:rPr>
-                <w:sz w:val="20"/>
-                <w:szCs w:val="20"/>
-              </w:rPr>
-              <w:t xml:space="preserve">Decimal point is the dot that splits the whole number from the part after it.</w:t>
-            </w:r>
-          </w:p>
-        </w:tc>
-      </w:tr>
-    </w:tbl>
+        <w:t xml:space="preserve">Answer on your own. This shows what you learned today.</w:t>
+      </w:r>
+    </w:p>
+    <w:p>
+      <w:pPr>
+        <w:spacing w:after="80" w:before="80"/>
+      </w:pPr>
+      <w:r>
+        <w:rPr>
+          <w:color w:val="B97A12"/>
+          <w:sz w:val="22"/>
+          <w:szCs w:val="22"/>
+        </w:rPr>
+        <w:t xml:space="preserve">★  </w:t>
+      </w:r>
+      <w:r>
+        <w:rPr>
+          <w:b/>
+          <w:bCs/>
+          <w:sz w:val="22"/>
+          <w:szCs w:val="22"/>
+        </w:rPr>
+        <w:t xml:space="preserve">What is 4.6 × 2.3?</w:t>
+      </w:r>
+    </w:p>
+    <w:p>
+      <w:pPr>
+        <w:spacing w:after="60"/>
+        <w:ind w:left="420"/>
+      </w:pPr>
+      <w:r>
+        <w:rPr>
+          <w:sz w:val="21"/>
+          <w:szCs w:val="21"/>
+        </w:rPr>
+        <w:t xml:space="preserve">A)  10.58</w:t>
+      </w:r>
+    </w:p>
+    <w:p>
+      <w:pPr>
+        <w:spacing w:after="60"/>
+        <w:ind w:left="420"/>
+      </w:pPr>
+      <w:r>
+        <w:rPr>
+          <w:sz w:val="21"/>
+          <w:szCs w:val="21"/>
+        </w:rPr>
+        <w:t xml:space="preserve">B)  105.8</w:t>
+      </w:r>
+    </w:p>
+    <w:p>
+      <w:pPr>
+        <w:spacing w:after="60"/>
+        <w:ind w:left="420"/>
+      </w:pPr>
+      <w:r>
+        <w:rPr>
+          <w:sz w:val="21"/>
+          <w:szCs w:val="21"/>
+        </w:rPr>
+        <w:t xml:space="preserve">C)  1.058</w:t>
+      </w:r>
+    </w:p>
+    <w:p>
+      <w:pPr>
+        <w:spacing w:after="60"/>
+        <w:ind w:left="420"/>
+      </w:pPr>
+      <w:r>
+        <w:rPr>
+          <w:sz w:val="21"/>
+          <w:szCs w:val="21"/>
+        </w:rPr>
+        <w:t xml:space="preserve">D)  10.48</w:t>
+      </w:r>
+    </w:p>
     <w:p>
       <w:pPr>
         <w:spacing w:after="40"/>
-      </w:pPr>
-      <w:r>
-        <w:t xml:space="preserve"/>
-      </w:r>
-    </w:p>
-    <w:p>
-      <w:pPr>
-        <w:spacing w:after="60"/>
-      </w:pPr>
-      <w:r>
-        <w:rPr>
-          <w:color w:val="1A2733"/>
-          <w:sz w:val="21"/>
-          <w:szCs w:val="21"/>
-        </w:rPr>
-        <w:t xml:space="preserve">Write a kernel sentence about decimal point. Use a subject and a verb.</w:t>
-      </w:r>
-      <w:r>
-        <w:rPr>
-          <w:i/>
-          <w:iCs/>
-          <w:color w:val="5F6F80"/>
-          <w:sz w:val="19"/>
-          <w:szCs w:val="19"/>
-        </w:rPr>
-        <w:br/>
-        <w:t xml:space="preserve">Escribe una oración base sobre punto decimal. Usa un sujeto y un verbo.</w:t>
-      </w:r>
-    </w:p>
-    <w:p>
-      <w:pPr>
-        <w:pBdr>
-          <w:bottom w:val="single" w:color="AFBECC" w:sz="6"/>
-        </w:pBdr>
-        <w:spacing w:after="30" w:before="150"/>
-      </w:pPr>
-      <w:r>
-        <w:t xml:space="preserve"/>
-      </w:r>
-    </w:p>
-    <w:p>
-      <w:pPr>
-        <w:pBdr>
-          <w:bottom w:val="single" w:color="AFBECC" w:sz="6"/>
-        </w:pBdr>
-        <w:spacing w:after="30" w:before="150"/>
-      </w:pPr>
-      <w:r>
-        <w:t xml:space="preserve"/>
-      </w:r>
-    </w:p>
-    <w:p>
-      <w:pPr>
-        <w:pStyle w:val="Heading2"/>
-        <w:spacing w:after="80" w:before="180"/>
-      </w:pPr>
-      <w:r>
-        <w:rPr>
-          <w:b/>
-          <w:bCs/>
-          <w:color w:val="12355B"/>
-          <w:sz w:val="24"/>
-          <w:szCs w:val="24"/>
-        </w:rPr>
-        <w:t xml:space="preserve">2. Sentence Expansion</w:t>
-      </w:r>
-      <w:r>
-        <w:rPr>
-          <w:i/>
-          <w:iCs/>
-          <w:color w:val="1FA6A2"/>
-          <w:sz w:val="19"/>
-          <w:szCs w:val="19"/>
-        </w:rPr>
-        <w:t xml:space="preserve">   because · but · so</w:t>
-      </w:r>
-    </w:p>
-    <w:p>
-      <w:pPr>
-        <w:spacing w:after="80"/>
-      </w:pPr>
-      <w:r>
-        <w:rPr>
-          <w:b/>
-          <w:bCs/>
-          <w:color w:val="1FA6A2"/>
-          <w:sz w:val="20"/>
-          <w:szCs w:val="20"/>
-        </w:rPr>
-        <w:t xml:space="preserve">Kernel:  </w:t>
-      </w:r>
-      <w:r>
-        <w:rPr>
-          <w:sz w:val="20"/>
-          <w:szCs w:val="20"/>
-        </w:rPr>
-        <w:t xml:space="preserve">Decimal point matters in math</w:t>
-      </w:r>
-    </w:p>
-    <w:p>
-      <w:pPr>
-        <w:spacing w:after="80"/>
-      </w:pPr>
-      <w:r>
-        <w:rPr>
-          <w:b/>
-          <w:bCs/>
-          <w:color w:val="12355B"/>
-          <w:sz w:val="21"/>
-          <w:szCs w:val="21"/>
-        </w:rPr>
-        <w:t xml:space="preserve">because  </w:t>
-      </w:r>
-      <w:r>
-        <w:rPr>
-          <w:sz w:val="21"/>
-          <w:szCs w:val="21"/>
-        </w:rPr>
-        <w:t xml:space="preserve">Decimal point matters in math because ___.</w:t>
-      </w:r>
-      <w:r>
-        <w:rPr>
-          <w:i/>
-          <w:iCs/>
-          <w:color w:val="5F6F80"/>
-          <w:sz w:val="19"/>
-          <w:szCs w:val="19"/>
-        </w:rPr>
-        <w:br/>
-        <w:t xml:space="preserve">Punto decimal importa en matemáticas porque ___.</w:t>
-      </w:r>
-    </w:p>
-    <w:p>
-      <w:pPr>
-        <w:pBdr>
-          <w:bottom w:val="single" w:color="AFBECC" w:sz="6"/>
-        </w:pBdr>
-        <w:spacing w:after="30" w:before="150"/>
-      </w:pPr>
-      <w:r>
-        <w:t xml:space="preserve"/>
-      </w:r>
-    </w:p>
-    <w:p>
-      <w:pPr>
-        <w:spacing w:after="80"/>
-      </w:pPr>
-      <w:r>
-        <w:rPr>
-          <w:b/>
-          <w:bCs/>
-          <w:color w:val="12355B"/>
-          <w:sz w:val="21"/>
-          <w:szCs w:val="21"/>
-        </w:rPr>
-        <w:t xml:space="preserve">but  </w:t>
-      </w:r>
-      <w:r>
-        <w:rPr>
-          <w:sz w:val="21"/>
-          <w:szCs w:val="21"/>
-        </w:rPr>
-        <w:t xml:space="preserve">Decimal point matters in math, but ___.</w:t>
-      </w:r>
-      <w:r>
-        <w:rPr>
-          <w:i/>
-          <w:iCs/>
-          <w:color w:val="5F6F80"/>
-          <w:sz w:val="19"/>
-          <w:szCs w:val="19"/>
-        </w:rPr>
-        <w:br/>
-        <w:t xml:space="preserve">Punto decimal importa en matemáticas, pero ___.</w:t>
-      </w:r>
-    </w:p>
-    <w:p>
-      <w:pPr>
-        <w:pBdr>
-          <w:bottom w:val="single" w:color="AFBECC" w:sz="6"/>
-        </w:pBdr>
-        <w:spacing w:after="30" w:before="150"/>
-      </w:pPr>
-      <w:r>
-        <w:t xml:space="preserve"/>
-      </w:r>
-    </w:p>
-    <w:p>
-      <w:pPr>
-        <w:spacing w:after="80"/>
-      </w:pPr>
-      <w:r>
-        <w:rPr>
-          <w:b/>
-          <w:bCs/>
-          <w:color w:val="12355B"/>
-          <w:sz w:val="21"/>
-          <w:szCs w:val="21"/>
-        </w:rPr>
-        <w:t xml:space="preserve">so  </w:t>
-      </w:r>
-      <w:r>
-        <w:rPr>
-          <w:sz w:val="21"/>
-          <w:szCs w:val="21"/>
-        </w:rPr>
-        <w:t xml:space="preserve">Decimal point matters in math, so ___.</w:t>
-      </w:r>
-      <w:r>
-        <w:rPr>
-          <w:i/>
-          <w:iCs/>
-          <w:color w:val="5F6F80"/>
-          <w:sz w:val="19"/>
-          <w:szCs w:val="19"/>
-        </w:rPr>
-        <w:br/>
-        <w:t xml:space="preserve">Punto decimal importa en matemáticas, entonces ___.</w:t>
-      </w:r>
-    </w:p>
-    <w:p>
-      <w:pPr>
-        <w:pBdr>
-          <w:bottom w:val="single" w:color="AFBECC" w:sz="6"/>
-        </w:pBdr>
-        <w:spacing w:after="30" w:before="150"/>
-      </w:pPr>
-      <w:r>
-        <w:t xml:space="preserve"/>
-      </w:r>
-    </w:p>
-    <w:p>
-      <w:pPr>
-        <w:pStyle w:val="Heading2"/>
-        <w:spacing w:after="80" w:before="180"/>
-      </w:pPr>
-      <w:r>
-        <w:rPr>
-          <w:b/>
-          <w:bCs/>
-          <w:color w:val="12355B"/>
-          <w:sz w:val="24"/>
-          <w:szCs w:val="24"/>
-        </w:rPr>
-        <w:t xml:space="preserve">3. Explain Your Reasoning</w:t>
-      </w:r>
-      <w:r>
-        <w:rPr>
-          <w:i/>
-          <w:iCs/>
-          <w:color w:val="1FA6A2"/>
-          <w:sz w:val="19"/>
-          <w:szCs w:val="19"/>
-        </w:rPr>
-        <w:t xml:space="preserve">   use a sentence starter</w:t>
-      </w:r>
-    </w:p>
-    <w:p>
-      <w:pPr>
-        <w:spacing w:after="60"/>
-      </w:pPr>
-      <w:r>
-        <w:rPr>
-          <w:color w:val="1A2733"/>
-          <w:sz w:val="21"/>
-          <w:szCs w:val="21"/>
-        </w:rPr>
-        <w:t xml:space="preserve">I estimate about $___ because 4.5 is close to ___ and $12.60 is close to ___.</w:t>
-      </w:r>
-      <w:r>
-        <w:rPr>
-          <w:i/>
-          <w:iCs/>
-          <w:color w:val="5F6F80"/>
-          <w:sz w:val="19"/>
-          <w:szCs w:val="19"/>
-        </w:rPr>
-        <w:br/>
-        <w:t xml:space="preserve">Estimo unos $___ porque 4.5 está cerca de ___ y $12.60 está cerca de ___.</w:t>
-      </w:r>
-    </w:p>
-    <w:p>
-      <w:pPr>
-        <w:spacing w:after="60"/>
-      </w:pPr>
-      <w:r>
-        <w:rPr>
-          <w:color w:val="1A2733"/>
-          <w:sz w:val="21"/>
-          <w:szCs w:val="21"/>
-        </w:rPr>
-        <w:t xml:space="preserve">So the real answer should be near ___.</w:t>
-      </w:r>
-      <w:r>
-        <w:rPr>
-          <w:i/>
-          <w:iCs/>
-          <w:color w:val="5F6F80"/>
-          <w:sz w:val="19"/>
-          <w:szCs w:val="19"/>
-        </w:rPr>
-        <w:br/>
-        <w:t xml:space="preserve">Entonces la respuesta real debe estar cerca de ___.</w:t>
-      </w:r>
-    </w:p>
-    <w:p>
-      <w:pPr>
-        <w:spacing w:after="60"/>
-      </w:pPr>
-      <w:r>
-        <w:rPr>
-          <w:color w:val="1A2733"/>
-          <w:sz w:val="21"/>
-          <w:szCs w:val="21"/>
-        </w:rPr>
-        <w:t xml:space="preserve">I counted ___ decimal places in the factors.</w:t>
-      </w:r>
-      <w:r>
-        <w:rPr>
-          <w:i/>
-          <w:iCs/>
-          <w:color w:val="5F6F80"/>
-          <w:sz w:val="19"/>
-          <w:szCs w:val="19"/>
-        </w:rPr>
-        <w:br/>
-        <w:t xml:space="preserve">Conté ___ lugares decimales en los factores.</w:t>
-      </w:r>
-    </w:p>
-    <w:p>
-      <w:pPr>
-        <w:pBdr>
-          <w:bottom w:val="single" w:color="AFBECC" w:sz="6"/>
-        </w:pBdr>
-        <w:spacing w:after="30" w:before="150"/>
-      </w:pPr>
-      <w:r>
-        <w:t xml:space="preserve"/>
-      </w:r>
-    </w:p>
-    <w:p>
-      <w:pPr>
-        <w:pBdr>
-          <w:bottom w:val="single" w:color="AFBECC" w:sz="6"/>
-        </w:pBdr>
-        <w:spacing w:after="30" w:before="150"/>
       </w:pPr>
       <w:r>
         <w:t xml:space="preserve"/>
@@ -3181,7 +3097,7 @@
           <w:sz w:val="30"/>
           <w:szCs w:val="30"/>
         </w:rPr>
-        <w:t xml:space="preserve">Exit Ticket</w:t>
+        <w:t xml:space="preserve">Answer Key &amp; Teacher Guide</w:t>
       </w:r>
     </w:p>
     <w:p>
@@ -3196,115 +3112,224 @@
           <w:sz w:val="19"/>
           <w:szCs w:val="19"/>
         </w:rPr>
-        <w:t xml:space="preserve">Answer on your own. This shows what you learned today.</w:t>
-      </w:r>
-    </w:p>
-    <w:p>
-      <w:pPr>
-        <w:spacing w:after="80" w:before="80"/>
-      </w:pPr>
-      <w:r>
-        <w:rPr>
-          <w:color w:val="B97A12"/>
-          <w:sz w:val="22"/>
-          <w:szCs w:val="22"/>
-        </w:rPr>
-        <w:t xml:space="preserve">★  </w:t>
-      </w:r>
-      <w:r>
-        <w:rPr>
-          <w:b/>
-          <w:bCs/>
-          <w:sz w:val="22"/>
-          <w:szCs w:val="22"/>
-        </w:rPr>
-        <w:t xml:space="preserve">What is 4.6 × 2.3?</w:t>
-      </w:r>
-    </w:p>
-    <w:p>
-      <w:pPr>
-        <w:spacing w:after="60"/>
-        <w:ind w:left="420"/>
-      </w:pPr>
-      <w:r>
-        <w:rPr>
-          <w:sz w:val="21"/>
-          <w:szCs w:val="21"/>
-        </w:rPr>
-        <w:t xml:space="preserve">A)  10.58</w:t>
-      </w:r>
-    </w:p>
-    <w:p>
-      <w:pPr>
-        <w:spacing w:after="60"/>
-        <w:ind w:left="420"/>
-      </w:pPr>
-      <w:r>
-        <w:rPr>
-          <w:sz w:val="21"/>
-          <w:szCs w:val="21"/>
-        </w:rPr>
-        <w:t xml:space="preserve">B)  105.8</w:t>
-      </w:r>
-    </w:p>
-    <w:p>
-      <w:pPr>
-        <w:spacing w:after="60"/>
-        <w:ind w:left="420"/>
-      </w:pPr>
-      <w:r>
-        <w:rPr>
-          <w:sz w:val="21"/>
-          <w:szCs w:val="21"/>
-        </w:rPr>
-        <w:t xml:space="preserve">C)  1.058</w:t>
-      </w:r>
-    </w:p>
-    <w:p>
-      <w:pPr>
-        <w:spacing w:after="60"/>
-        <w:ind w:left="420"/>
-      </w:pPr>
-      <w:r>
-        <w:rPr>
-          <w:sz w:val="21"/>
-          <w:szCs w:val="21"/>
-        </w:rPr>
-        <w:t xml:space="preserve">D)  10.48</w:t>
-      </w:r>
-    </w:p>
-    <w:p>
-      <w:pPr>
-        <w:spacing w:after="40"/>
-      </w:pPr>
-      <w:r>
-        <w:t xml:space="preserve"/>
-      </w:r>
-    </w:p>
-    <w:p>
-      <w:pPr>
-        <w:pStyle w:val="Heading1"/>
-        <w:pageBreakBefore/>
-        <w:pBdr>
-          <w:bottom w:val="single" w:color="1FA6A2" w:sz="14" w:space="6"/>
-        </w:pBdr>
-        <w:spacing w:after="140" w:before="0"/>
-      </w:pPr>
-      <w:r>
-        <w:rPr>
-          <w:b/>
-          <w:bCs/>
-          <w:color w:val="12355B"/>
-          <w:sz w:val="30"/>
-          <w:szCs w:val="30"/>
-        </w:rPr>
-        <w:t xml:space="preserve">Answer Key &amp; Teacher Guide</w:t>
-      </w:r>
-    </w:p>
-    <w:p>
-      <w:pPr>
-        <w:spacing w:after="100"/>
-      </w:pPr>
+        <w:t xml:space="preserve">Teacher reference — remove or fold back before distributing to students.</w:t>
+      </w:r>
+    </w:p>
+    <w:p>
+      <w:pPr>
+        <w:pStyle w:val="Heading2"/>
+        <w:spacing w:after="80" w:before="180"/>
+      </w:pPr>
+      <w:r>
+        <w:rPr>
+          <w:b/>
+          <w:bCs/>
+          <w:color w:val="12355B"/>
+          <w:sz w:val="24"/>
+          <w:szCs w:val="24"/>
+        </w:rPr>
+        <w:t xml:space="preserve">Guided Notes (Fill-in)</w:t>
+      </w:r>
+    </w:p>
+    <w:p>
+      <w:pPr>
+        <w:spacing w:after="80"/>
+      </w:pPr>
+      <w:r>
+        <w:rPr>
+          <w:b/>
+          <w:bCs/>
+          <w:sz w:val="21"/>
+          <w:szCs w:val="21"/>
+        </w:rPr>
+        <w:t xml:space="preserve">Notes 1:  </w:t>
+      </w:r>
+      <w:r>
+        <w:rPr>
+          <w:sz w:val="21"/>
+          <w:szCs w:val="21"/>
+        </w:rPr>
+        <w:t xml:space="preserve">Product</w:t>
+      </w:r>
+    </w:p>
+    <w:p>
+      <w:pPr>
+        <w:spacing w:after="80"/>
+      </w:pPr>
+      <w:r>
+        <w:rPr>
+          <w:b/>
+          <w:bCs/>
+          <w:sz w:val="21"/>
+          <w:szCs w:val="21"/>
+        </w:rPr>
+        <w:t xml:space="preserve">Notes 2:  </w:t>
+      </w:r>
+      <w:r>
+        <w:rPr>
+          <w:sz w:val="21"/>
+          <w:szCs w:val="21"/>
+        </w:rPr>
+        <w:t xml:space="preserve">Decimal point</w:t>
+      </w:r>
+    </w:p>
+    <w:p>
+      <w:pPr>
+        <w:spacing w:after="80"/>
+      </w:pPr>
+      <w:r>
+        <w:rPr>
+          <w:b/>
+          <w:bCs/>
+          <w:sz w:val="21"/>
+          <w:szCs w:val="21"/>
+        </w:rPr>
+        <w:t xml:space="preserve">Notes 3:  </w:t>
+      </w:r>
+      <w:r>
+        <w:rPr>
+          <w:sz w:val="21"/>
+          <w:szCs w:val="21"/>
+        </w:rPr>
+        <w:t xml:space="preserve">Estimate</w:t>
+      </w:r>
+    </w:p>
+    <w:p>
+      <w:pPr>
+        <w:spacing w:after="80"/>
+      </w:pPr>
+      <w:r>
+        <w:rPr>
+          <w:b/>
+          <w:bCs/>
+          <w:sz w:val="21"/>
+          <w:szCs w:val="21"/>
+        </w:rPr>
+        <w:t xml:space="preserve">Notes 4:  </w:t>
+      </w:r>
+      <w:r>
+        <w:rPr>
+          <w:sz w:val="21"/>
+          <w:szCs w:val="21"/>
+        </w:rPr>
+        <w:t xml:space="preserve">Place value</w:t>
+      </w:r>
+    </w:p>
+    <w:p>
+      <w:pPr>
+        <w:spacing w:after="80"/>
+      </w:pPr>
+      <w:r>
+        <w:rPr>
+          <w:b/>
+          <w:bCs/>
+          <w:sz w:val="21"/>
+          <w:szCs w:val="21"/>
+        </w:rPr>
+        <w:t xml:space="preserve">Notes 5:  </w:t>
+      </w:r>
+      <w:r>
+        <w:rPr>
+          <w:sz w:val="21"/>
+          <w:szCs w:val="21"/>
+        </w:rPr>
+        <w:t xml:space="preserve">Decimal places</w:t>
+      </w:r>
+    </w:p>
+    <w:p>
+      <w:pPr>
+        <w:pStyle w:val="Heading2"/>
+        <w:spacing w:after="80" w:before="180"/>
+      </w:pPr>
+      <w:r>
+        <w:rPr>
+          <w:b/>
+          <w:bCs/>
+          <w:color w:val="12355B"/>
+          <w:sz w:val="24"/>
+          <w:szCs w:val="24"/>
+        </w:rPr>
+        <w:t xml:space="preserve">Worked Notes (I Do / We Do)</w:t>
+      </w:r>
+    </w:p>
+    <w:p>
+      <w:pPr>
+        <w:spacing w:after="80"/>
+      </w:pPr>
+      <w:r>
+        <w:rPr>
+          <w:b/>
+          <w:bCs/>
+          <w:sz w:val="21"/>
+          <w:szCs w:val="21"/>
+        </w:rPr>
+        <w:t xml:space="preserve">I Do:  </w:t>
+      </w:r>
+      <w:r>
+        <w:rPr>
+          <w:sz w:val="21"/>
+          <w:szCs w:val="21"/>
+        </w:rPr>
+        <w:t xml:space="preserve">A. 8.84</w:t>
+      </w:r>
+    </w:p>
+    <w:p>
+      <w:pPr>
+        <w:spacing w:after="80"/>
+      </w:pPr>
+      <w:r>
+        <w:rPr>
+          <w:b/>
+          <w:bCs/>
+          <w:sz w:val="21"/>
+          <w:szCs w:val="21"/>
+        </w:rPr>
+        <w:t xml:space="preserve">We Do:  </w:t>
+      </w:r>
+      <w:r>
+        <w:rPr>
+          <w:sz w:val="21"/>
+          <w:szCs w:val="21"/>
+        </w:rPr>
+        <w:t xml:space="preserve">A. 1.05</w:t>
+      </w:r>
+    </w:p>
+    <w:p>
+      <w:pPr>
+        <w:pStyle w:val="Heading2"/>
+        <w:spacing w:after="80" w:before="180"/>
+      </w:pPr>
+      <w:r>
+        <w:rPr>
+          <w:b/>
+          <w:bCs/>
+          <w:color w:val="12355B"/>
+          <w:sz w:val="24"/>
+          <w:szCs w:val="24"/>
+        </w:rPr>
+        <w:t xml:space="preserve">Independent Practice</w:t>
+      </w:r>
+    </w:p>
+    <w:p>
+      <w:pPr>
+        <w:spacing w:after="80"/>
+      </w:pPr>
+      <w:r>
+        <w:rPr>
+          <w:b/>
+          <w:bCs/>
+          <w:sz w:val="21"/>
+          <w:szCs w:val="21"/>
+        </w:rPr>
+        <w:t xml:space="preserve">1.  </w:t>
+      </w:r>
+      <w:r>
+        <w:rPr>
+          <w:sz w:val="21"/>
+          <w:szCs w:val="21"/>
+        </w:rPr>
+        <w:t xml:space="preserve">A)  21.2</w:t>
+      </w:r>
       <w:r>
         <w:rPr>
           <w:i/>
@@ -3313,23 +3338,7 @@
           <w:sz w:val="19"/>
           <w:szCs w:val="19"/>
         </w:rPr>
-        <w:t xml:space="preserve">Teacher reference — remove or fold back before distributing to students.</w:t>
-      </w:r>
-    </w:p>
-    <w:p>
-      <w:pPr>
-        <w:pStyle w:val="Heading2"/>
-        <w:spacing w:after="80" w:before="180"/>
-      </w:pPr>
-      <w:r>
-        <w:rPr>
-          <w:b/>
-          <w:bCs/>
-          <w:color w:val="12355B"/>
-          <w:sz w:val="24"/>
-          <w:szCs w:val="24"/>
-        </w:rPr>
-        <w:t xml:space="preserve">Worked Notes (I Do / We Do)</w:t>
+        <w:t xml:space="preserve">  — 53 × 4 = 212. There is 1 total decimal place, so place the decimal to get 21.2.</w:t>
       </w:r>
     </w:p>
     <w:p>
@@ -3343,72 +3352,14 @@
           <w:sz w:val="21"/>
           <w:szCs w:val="21"/>
         </w:rPr>
-        <w:t xml:space="preserve">I Do:  </w:t>
-      </w:r>
-      <w:r>
-        <w:rPr>
-          <w:sz w:val="21"/>
-          <w:szCs w:val="21"/>
-        </w:rPr>
-        <w:t xml:space="preserve">A. 8.84</w:t>
-      </w:r>
-    </w:p>
-    <w:p>
-      <w:pPr>
-        <w:spacing w:after="80"/>
-      </w:pPr>
-      <w:r>
-        <w:rPr>
-          <w:b/>
-          <w:bCs/>
-          <w:sz w:val="21"/>
-          <w:szCs w:val="21"/>
-        </w:rPr>
-        <w:t xml:space="preserve">We Do:  </w:t>
-      </w:r>
-      <w:r>
-        <w:rPr>
-          <w:sz w:val="21"/>
-          <w:szCs w:val="21"/>
-        </w:rPr>
-        <w:t xml:space="preserve">A. 1.05</w:t>
-      </w:r>
-    </w:p>
-    <w:p>
-      <w:pPr>
-        <w:pStyle w:val="Heading2"/>
-        <w:spacing w:after="80" w:before="180"/>
-      </w:pPr>
-      <w:r>
-        <w:rPr>
-          <w:b/>
-          <w:bCs/>
-          <w:color w:val="12355B"/>
-          <w:sz w:val="24"/>
-          <w:szCs w:val="24"/>
-        </w:rPr>
-        <w:t xml:space="preserve">Independent Practice</w:t>
-      </w:r>
-    </w:p>
-    <w:p>
-      <w:pPr>
-        <w:spacing w:after="80"/>
-      </w:pPr>
-      <w:r>
-        <w:rPr>
-          <w:b/>
-          <w:bCs/>
-          <w:sz w:val="21"/>
-          <w:szCs w:val="21"/>
-        </w:rPr>
-        <w:t xml:space="preserve">1.  </w:t>
-      </w:r>
-      <w:r>
-        <w:rPr>
-          <w:sz w:val="21"/>
-          <w:szCs w:val="21"/>
-        </w:rPr>
-        <w:t xml:space="preserve">A)  21.2</w:t>
+        <w:t xml:space="preserve">2.  </w:t>
+      </w:r>
+      <w:r>
+        <w:rPr>
+          <w:sz w:val="21"/>
+          <w:szCs w:val="21"/>
+        </w:rPr>
+        <w:t xml:space="preserve">A)  5 × 3 = 15</w:t>
       </w:r>
       <w:r>
         <w:rPr>
@@ -3418,7 +3369,7 @@
           <w:sz w:val="19"/>
           <w:szCs w:val="19"/>
         </w:rPr>
-        <w:t xml:space="preserve">  — 53 × 4 = 212. There is 1 total decimal place, so place the decimal to get 21.2.</w:t>
+        <w:t xml:space="preserve">  — Round 4.8 to 5 and 3.2 to 3. The estimate 5 × 3 = 15 is closest to the exact answer 15.36.</w:t>
       </w:r>
     </w:p>
     <w:p>
@@ -3432,14 +3383,14 @@
           <w:sz w:val="21"/>
           <w:szCs w:val="21"/>
         </w:rPr>
-        <w:t xml:space="preserve">2.  </w:t>
-      </w:r>
-      <w:r>
-        <w:rPr>
-          <w:sz w:val="21"/>
-          <w:szCs w:val="21"/>
-        </w:rPr>
-        <w:t xml:space="preserve">A)  5 × 3 = 15</w:t>
+        <w:t xml:space="preserve">3.  </w:t>
+      </w:r>
+      <w:r>
+        <w:rPr>
+          <w:sz w:val="21"/>
+          <w:szCs w:val="21"/>
+        </w:rPr>
+        <w:t xml:space="preserve">A)  133.2 miles</w:t>
       </w:r>
       <w:r>
         <w:rPr>
@@ -3449,7 +3400,7 @@
           <w:sz w:val="19"/>
           <w:szCs w:val="19"/>
         </w:rPr>
-        <w:t xml:space="preserve">  — Round 4.8 to 5 and 3.2 to 3. The estimate 5 × 3 = 15 is closest to the exact answer 15.36.</w:t>
+        <w:t xml:space="preserve">  — 555 × 24 = 13,320. Total decimal places: 1 + 1 = 2. Answer: 133.20 = 133.2 miles.</w:t>
       </w:r>
     </w:p>
     <w:p>
@@ -3463,14 +3414,14 @@
           <w:sz w:val="21"/>
           <w:szCs w:val="21"/>
         </w:rPr>
-        <w:t xml:space="preserve">3.  </w:t>
-      </w:r>
-      <w:r>
-        <w:rPr>
-          <w:sz w:val="21"/>
-          <w:szCs w:val="21"/>
-        </w:rPr>
-        <w:t xml:space="preserve">A)  133.2 miles</w:t>
+        <w:t xml:space="preserve">4.  </w:t>
+      </w:r>
+      <w:r>
+        <w:rPr>
+          <w:sz w:val="21"/>
+          <w:szCs w:val="21"/>
+        </w:rPr>
+        <w:t xml:space="preserve">A)  $12.75</w:t>
       </w:r>
       <w:r>
         <w:rPr>
@@ -3480,7 +3431,23 @@
           <w:sz w:val="19"/>
           <w:szCs w:val="19"/>
         </w:rPr>
-        <w:t xml:space="preserve">  — 555 × 24 = 13,320. Total decimal places: 1 + 1 = 2. Answer: 133.20 = 133.2 miles.</w:t>
+        <w:t xml:space="preserve">  — 3 × 425 = 1,275. The factor $4.25 has 2 decimal places, so 3 × $4.25 = $12.75.</w:t>
+      </w:r>
+    </w:p>
+    <w:p>
+      <w:pPr>
+        <w:pStyle w:val="Heading2"/>
+        <w:spacing w:after="80" w:before="180"/>
+      </w:pPr>
+      <w:r>
+        <w:rPr>
+          <w:b/>
+          <w:bCs/>
+          <w:color w:val="12355B"/>
+          <w:sz w:val="24"/>
+          <w:szCs w:val="24"/>
+        </w:rPr>
+        <w:t xml:space="preserve">Exit Ticket</w:t>
       </w:r>
     </w:p>
     <w:p>
@@ -3489,19 +3456,10 @@
       </w:pPr>
       <w:r>
         <w:rPr>
-          <w:b/>
-          <w:bCs/>
-          <w:sz w:val="21"/>
-          <w:szCs w:val="21"/>
-        </w:rPr>
-        <w:t xml:space="preserve">4.  </w:t>
-      </w:r>
-      <w:r>
-        <w:rPr>
-          <w:sz w:val="21"/>
-          <w:szCs w:val="21"/>
-        </w:rPr>
-        <w:t xml:space="preserve">A)  1.4</w:t>
+          <w:sz w:val="21"/>
+          <w:szCs w:val="21"/>
+        </w:rPr>
+        <w:t xml:space="preserve">A)  10.58</w:t>
       </w:r>
       <w:r>
         <w:rPr>
@@ -3511,197 +3469,7 @@
           <w:sz w:val="19"/>
           <w:szCs w:val="19"/>
         </w:rPr>
-        <w:t xml:space="preserve">  — 35 × 4 = 140; total of 2 decimal places gives 1.40 = 1.4.</w:t>
-      </w:r>
-    </w:p>
-    <w:p>
-      <w:pPr>
-        <w:pStyle w:val="Heading2"/>
-        <w:spacing w:after="80" w:before="180"/>
-      </w:pPr>
-      <w:r>
-        <w:rPr>
-          <w:b/>
-          <w:bCs/>
-          <w:color w:val="12355B"/>
-          <w:sz w:val="24"/>
-          <w:szCs w:val="24"/>
-        </w:rPr>
-        <w:t xml:space="preserve">Exit Ticket</w:t>
-      </w:r>
-    </w:p>
-    <w:p>
-      <w:pPr>
-        <w:spacing w:after="80"/>
-      </w:pPr>
-      <w:r>
-        <w:rPr>
-          <w:sz w:val="21"/>
-          <w:szCs w:val="21"/>
-        </w:rPr>
-        <w:t xml:space="preserve">A)  10.58</w:t>
-      </w:r>
-      <w:r>
-        <w:rPr>
-          <w:i/>
-          <w:iCs/>
-          <w:color w:val="5F6F80"/>
-          <w:sz w:val="19"/>
-          <w:szCs w:val="19"/>
-        </w:rPr>
         <w:t xml:space="preserve">  — 46 × 23 = 1,058. There are 2 total decimal places (1 + 1), so the answer is 10.58.</w:t>
-      </w:r>
-    </w:p>
-    <w:p>
-      <w:pPr>
-        <w:pStyle w:val="Heading2"/>
-        <w:spacing w:after="80" w:before="180"/>
-      </w:pPr>
-      <w:r>
-        <w:rPr>
-          <w:b/>
-          <w:bCs/>
-          <w:color w:val="12355B"/>
-          <w:sz w:val="24"/>
-          <w:szCs w:val="24"/>
-        </w:rPr>
-        <w:t xml:space="preserve">Writing (TWR) — what to look for</w:t>
-      </w:r>
-    </w:p>
-    <w:p>
-      <w:pPr>
-        <w:spacing w:after="80"/>
-      </w:pPr>
-      <w:r>
-        <w:rPr>
-          <w:sz w:val="20"/>
-          <w:szCs w:val="20"/>
-        </w:rPr>
-        <w:t xml:space="preserve">Kernel sentence: a complete sentence needs a subject and a verb. Example: Decimal point is the dot that splits the whole number from the part after it.</w:t>
-      </w:r>
-    </w:p>
-    <w:p>
-      <w:pPr>
-        <w:spacing w:after="80"/>
-      </w:pPr>
-      <w:r>
-        <w:rPr>
-          <w:sz w:val="20"/>
-          <w:szCs w:val="20"/>
-        </w:rPr>
-        <w:t xml:space="preserve">Expansion: because = reason, but = contrast/exception, so = result. Answers vary; each must keep the kernel idea.</w:t>
-      </w:r>
-    </w:p>
-    <w:p>
-      <w:pPr>
-        <w:pStyle w:val="Heading2"/>
-        <w:spacing w:after="80" w:before="180"/>
-      </w:pPr>
-      <w:r>
-        <w:rPr>
-          <w:b/>
-          <w:bCs/>
-          <w:color w:val="12355B"/>
-          <w:sz w:val="24"/>
-          <w:szCs w:val="24"/>
-        </w:rPr>
-        <w:t xml:space="preserve">Turn &amp; Talk — listen for</w:t>
-      </w:r>
-    </w:p>
-    <w:p>
-      <w:pPr>
-        <w:spacing w:after="80"/>
-      </w:pPr>
-      <w:r>
-        <w:rPr>
-          <w:b/>
-          <w:bCs/>
-          <w:sz w:val="19"/>
-          <w:szCs w:val="19"/>
-        </w:rPr>
-        <w:t xml:space="preserve">1.  </w:t>
-      </w:r>
-      <w:r>
-        <w:rPr>
-          <w:i/>
-          <w:iCs/>
-          <w:color w:val="5F6F80"/>
-          <w:sz w:val="19"/>
-          <w:szCs w:val="19"/>
-        </w:rPr>
-        <w:t xml:space="preserve">Students round to about 5 × $13 = $65 (or 4 × $13) to predict the cost is in the $50-$65 range, naming 4.5 and 12.60 as the factors.</w:t>
-      </w:r>
-    </w:p>
-    <w:p>
-      <w:pPr>
-        <w:spacing w:after="80"/>
-      </w:pPr>
-      <w:r>
-        <w:rPr>
-          <w:b/>
-          <w:bCs/>
-          <w:sz w:val="19"/>
-          <w:szCs w:val="19"/>
-        </w:rPr>
-        <w:t xml:space="preserve">2.  </w:t>
-      </w:r>
-      <w:r>
-        <w:rPr>
-          <w:i/>
-          <w:iCs/>
-          <w:color w:val="5F6F80"/>
-          <w:sz w:val="19"/>
-          <w:szCs w:val="19"/>
-        </w:rPr>
-        <w:t xml:space="preserve">Students count the decimal places, multiply the digits, then place the point to get $56.70, and use the estimate to confirm placement.</w:t>
-      </w:r>
-    </w:p>
-    <w:p>
-      <w:pPr>
-        <w:spacing w:after="80"/>
-      </w:pPr>
-      <w:r>
-        <w:rPr>
-          <w:b/>
-          <w:bCs/>
-          <w:sz w:val="19"/>
-          <w:szCs w:val="19"/>
-        </w:rPr>
-        <w:t xml:space="preserve">3.  </w:t>
-      </w:r>
-      <w:r>
-        <w:rPr>
-          <w:i/>
-          <w:iCs/>
-          <w:color w:val="5F6F80"/>
-          <w:sz w:val="19"/>
-          <w:szCs w:val="19"/>
-        </w:rPr>
-        <w:t xml:space="preserve">Students compute 3.5 × 6.80 = 23.80, estimate about 4 × $7 = $28 to confirm, and explain counting decimal places to place the point.</w:t>
-      </w:r>
-    </w:p>
-    <w:p>
-      <w:pPr>
-        <w:spacing w:after="80"/>
-      </w:pPr>
-      <w:r>
-        <w:rPr>
-          <w:b/>
-          <w:bCs/>
-          <w:sz w:val="19"/>
-          <w:szCs w:val="19"/>
-        </w:rPr>
-        <w:t xml:space="preserve">4.  </w:t>
-      </w:r>
-      <w:r>
-        <w:rPr>
-          <w:i/>
-          <w:iCs/>
-          <w:color w:val="5F6F80"/>
-          <w:sz w:val="19"/>
-          <w:szCs w:val="19"/>
-        </w:rPr>
-        <w:t xml:space="preserve">Students contrast multiplication (multiply digits, then count total decimal places) with addition (align decimal points first) and explain why the rules differ.</w:t>
       </w:r>
     </w:p>
     <w:sectPr>

--- a/lessons/1-6/downloads/1-6-notes.docx
+++ b/lessons/1-6/downloads/1-6-notes.docx
@@ -3078,398 +3078,6 @@
       </w:pPr>
       <w:r>
         <w:t xml:space="preserve"/>
-      </w:r>
-    </w:p>
-    <w:p>
-      <w:pPr>
-        <w:pStyle w:val="Heading1"/>
-        <w:pageBreakBefore/>
-        <w:pBdr>
-          <w:bottom w:val="single" w:color="1FA6A2" w:sz="14" w:space="6"/>
-        </w:pBdr>
-        <w:spacing w:after="140" w:before="0"/>
-      </w:pPr>
-      <w:r>
-        <w:rPr>
-          <w:b/>
-          <w:bCs/>
-          <w:color w:val="12355B"/>
-          <w:sz w:val="30"/>
-          <w:szCs w:val="30"/>
-        </w:rPr>
-        <w:t xml:space="preserve">Answer Key &amp; Teacher Guide</w:t>
-      </w:r>
-    </w:p>
-    <w:p>
-      <w:pPr>
-        <w:spacing w:after="100"/>
-      </w:pPr>
-      <w:r>
-        <w:rPr>
-          <w:i/>
-          <w:iCs/>
-          <w:color w:val="5F6F80"/>
-          <w:sz w:val="19"/>
-          <w:szCs w:val="19"/>
-        </w:rPr>
-        <w:t xml:space="preserve">Teacher reference — remove or fold back before distributing to students.</w:t>
-      </w:r>
-    </w:p>
-    <w:p>
-      <w:pPr>
-        <w:pStyle w:val="Heading2"/>
-        <w:spacing w:after="80" w:before="180"/>
-      </w:pPr>
-      <w:r>
-        <w:rPr>
-          <w:b/>
-          <w:bCs/>
-          <w:color w:val="12355B"/>
-          <w:sz w:val="24"/>
-          <w:szCs w:val="24"/>
-        </w:rPr>
-        <w:t xml:space="preserve">Guided Notes (Fill-in)</w:t>
-      </w:r>
-    </w:p>
-    <w:p>
-      <w:pPr>
-        <w:spacing w:after="80"/>
-      </w:pPr>
-      <w:r>
-        <w:rPr>
-          <w:b/>
-          <w:bCs/>
-          <w:sz w:val="21"/>
-          <w:szCs w:val="21"/>
-        </w:rPr>
-        <w:t xml:space="preserve">Notes 1:  </w:t>
-      </w:r>
-      <w:r>
-        <w:rPr>
-          <w:sz w:val="21"/>
-          <w:szCs w:val="21"/>
-        </w:rPr>
-        <w:t xml:space="preserve">Product</w:t>
-      </w:r>
-    </w:p>
-    <w:p>
-      <w:pPr>
-        <w:spacing w:after="80"/>
-      </w:pPr>
-      <w:r>
-        <w:rPr>
-          <w:b/>
-          <w:bCs/>
-          <w:sz w:val="21"/>
-          <w:szCs w:val="21"/>
-        </w:rPr>
-        <w:t xml:space="preserve">Notes 2:  </w:t>
-      </w:r>
-      <w:r>
-        <w:rPr>
-          <w:sz w:val="21"/>
-          <w:szCs w:val="21"/>
-        </w:rPr>
-        <w:t xml:space="preserve">Decimal point</w:t>
-      </w:r>
-    </w:p>
-    <w:p>
-      <w:pPr>
-        <w:spacing w:after="80"/>
-      </w:pPr>
-      <w:r>
-        <w:rPr>
-          <w:b/>
-          <w:bCs/>
-          <w:sz w:val="21"/>
-          <w:szCs w:val="21"/>
-        </w:rPr>
-        <w:t xml:space="preserve">Notes 3:  </w:t>
-      </w:r>
-      <w:r>
-        <w:rPr>
-          <w:sz w:val="21"/>
-          <w:szCs w:val="21"/>
-        </w:rPr>
-        <w:t xml:space="preserve">Estimate</w:t>
-      </w:r>
-    </w:p>
-    <w:p>
-      <w:pPr>
-        <w:spacing w:after="80"/>
-      </w:pPr>
-      <w:r>
-        <w:rPr>
-          <w:b/>
-          <w:bCs/>
-          <w:sz w:val="21"/>
-          <w:szCs w:val="21"/>
-        </w:rPr>
-        <w:t xml:space="preserve">Notes 4:  </w:t>
-      </w:r>
-      <w:r>
-        <w:rPr>
-          <w:sz w:val="21"/>
-          <w:szCs w:val="21"/>
-        </w:rPr>
-        <w:t xml:space="preserve">Place value</w:t>
-      </w:r>
-    </w:p>
-    <w:p>
-      <w:pPr>
-        <w:spacing w:after="80"/>
-      </w:pPr>
-      <w:r>
-        <w:rPr>
-          <w:b/>
-          <w:bCs/>
-          <w:sz w:val="21"/>
-          <w:szCs w:val="21"/>
-        </w:rPr>
-        <w:t xml:space="preserve">Notes 5:  </w:t>
-      </w:r>
-      <w:r>
-        <w:rPr>
-          <w:sz w:val="21"/>
-          <w:szCs w:val="21"/>
-        </w:rPr>
-        <w:t xml:space="preserve">Decimal places</w:t>
-      </w:r>
-    </w:p>
-    <w:p>
-      <w:pPr>
-        <w:pStyle w:val="Heading2"/>
-        <w:spacing w:after="80" w:before="180"/>
-      </w:pPr>
-      <w:r>
-        <w:rPr>
-          <w:b/>
-          <w:bCs/>
-          <w:color w:val="12355B"/>
-          <w:sz w:val="24"/>
-          <w:szCs w:val="24"/>
-        </w:rPr>
-        <w:t xml:space="preserve">Worked Notes (I Do / We Do)</w:t>
-      </w:r>
-    </w:p>
-    <w:p>
-      <w:pPr>
-        <w:spacing w:after="80"/>
-      </w:pPr>
-      <w:r>
-        <w:rPr>
-          <w:b/>
-          <w:bCs/>
-          <w:sz w:val="21"/>
-          <w:szCs w:val="21"/>
-        </w:rPr>
-        <w:t xml:space="preserve">I Do:  </w:t>
-      </w:r>
-      <w:r>
-        <w:rPr>
-          <w:sz w:val="21"/>
-          <w:szCs w:val="21"/>
-        </w:rPr>
-        <w:t xml:space="preserve">A. 8.84</w:t>
-      </w:r>
-    </w:p>
-    <w:p>
-      <w:pPr>
-        <w:spacing w:after="80"/>
-      </w:pPr>
-      <w:r>
-        <w:rPr>
-          <w:b/>
-          <w:bCs/>
-          <w:sz w:val="21"/>
-          <w:szCs w:val="21"/>
-        </w:rPr>
-        <w:t xml:space="preserve">We Do:  </w:t>
-      </w:r>
-      <w:r>
-        <w:rPr>
-          <w:sz w:val="21"/>
-          <w:szCs w:val="21"/>
-        </w:rPr>
-        <w:t xml:space="preserve">A. 1.05</w:t>
-      </w:r>
-    </w:p>
-    <w:p>
-      <w:pPr>
-        <w:pStyle w:val="Heading2"/>
-        <w:spacing w:after="80" w:before="180"/>
-      </w:pPr>
-      <w:r>
-        <w:rPr>
-          <w:b/>
-          <w:bCs/>
-          <w:color w:val="12355B"/>
-          <w:sz w:val="24"/>
-          <w:szCs w:val="24"/>
-        </w:rPr>
-        <w:t xml:space="preserve">Independent Practice</w:t>
-      </w:r>
-    </w:p>
-    <w:p>
-      <w:pPr>
-        <w:spacing w:after="80"/>
-      </w:pPr>
-      <w:r>
-        <w:rPr>
-          <w:b/>
-          <w:bCs/>
-          <w:sz w:val="21"/>
-          <w:szCs w:val="21"/>
-        </w:rPr>
-        <w:t xml:space="preserve">1.  </w:t>
-      </w:r>
-      <w:r>
-        <w:rPr>
-          <w:sz w:val="21"/>
-          <w:szCs w:val="21"/>
-        </w:rPr>
-        <w:t xml:space="preserve">A)  21.2</w:t>
-      </w:r>
-      <w:r>
-        <w:rPr>
-          <w:i/>
-          <w:iCs/>
-          <w:color w:val="5F6F80"/>
-          <w:sz w:val="19"/>
-          <w:szCs w:val="19"/>
-        </w:rPr>
-        <w:t xml:space="preserve">  — 53 × 4 = 212. There is 1 total decimal place, so place the decimal to get 21.2.</w:t>
-      </w:r>
-    </w:p>
-    <w:p>
-      <w:pPr>
-        <w:spacing w:after="80"/>
-      </w:pPr>
-      <w:r>
-        <w:rPr>
-          <w:b/>
-          <w:bCs/>
-          <w:sz w:val="21"/>
-          <w:szCs w:val="21"/>
-        </w:rPr>
-        <w:t xml:space="preserve">2.  </w:t>
-      </w:r>
-      <w:r>
-        <w:rPr>
-          <w:sz w:val="21"/>
-          <w:szCs w:val="21"/>
-        </w:rPr>
-        <w:t xml:space="preserve">A)  5 × 3 = 15</w:t>
-      </w:r>
-      <w:r>
-        <w:rPr>
-          <w:i/>
-          <w:iCs/>
-          <w:color w:val="5F6F80"/>
-          <w:sz w:val="19"/>
-          <w:szCs w:val="19"/>
-        </w:rPr>
-        <w:t xml:space="preserve">  — Round 4.8 to 5 and 3.2 to 3. The estimate 5 × 3 = 15 is closest to the exact answer 15.36.</w:t>
-      </w:r>
-    </w:p>
-    <w:p>
-      <w:pPr>
-        <w:spacing w:after="80"/>
-      </w:pPr>
-      <w:r>
-        <w:rPr>
-          <w:b/>
-          <w:bCs/>
-          <w:sz w:val="21"/>
-          <w:szCs w:val="21"/>
-        </w:rPr>
-        <w:t xml:space="preserve">3.  </w:t>
-      </w:r>
-      <w:r>
-        <w:rPr>
-          <w:sz w:val="21"/>
-          <w:szCs w:val="21"/>
-        </w:rPr>
-        <w:t xml:space="preserve">A)  133.2 miles</w:t>
-      </w:r>
-      <w:r>
-        <w:rPr>
-          <w:i/>
-          <w:iCs/>
-          <w:color w:val="5F6F80"/>
-          <w:sz w:val="19"/>
-          <w:szCs w:val="19"/>
-        </w:rPr>
-        <w:t xml:space="preserve">  — 555 × 24 = 13,320. Total decimal places: 1 + 1 = 2. Answer: 133.20 = 133.2 miles.</w:t>
-      </w:r>
-    </w:p>
-    <w:p>
-      <w:pPr>
-        <w:spacing w:after="80"/>
-      </w:pPr>
-      <w:r>
-        <w:rPr>
-          <w:b/>
-          <w:bCs/>
-          <w:sz w:val="21"/>
-          <w:szCs w:val="21"/>
-        </w:rPr>
-        <w:t xml:space="preserve">4.  </w:t>
-      </w:r>
-      <w:r>
-        <w:rPr>
-          <w:sz w:val="21"/>
-          <w:szCs w:val="21"/>
-        </w:rPr>
-        <w:t xml:space="preserve">A)  $12.75</w:t>
-      </w:r>
-      <w:r>
-        <w:rPr>
-          <w:i/>
-          <w:iCs/>
-          <w:color w:val="5F6F80"/>
-          <w:sz w:val="19"/>
-          <w:szCs w:val="19"/>
-        </w:rPr>
-        <w:t xml:space="preserve">  — 3 × 425 = 1,275. The factor $4.25 has 2 decimal places, so 3 × $4.25 = $12.75.</w:t>
-      </w:r>
-    </w:p>
-    <w:p>
-      <w:pPr>
-        <w:pStyle w:val="Heading2"/>
-        <w:spacing w:after="80" w:before="180"/>
-      </w:pPr>
-      <w:r>
-        <w:rPr>
-          <w:b/>
-          <w:bCs/>
-          <w:color w:val="12355B"/>
-          <w:sz w:val="24"/>
-          <w:szCs w:val="24"/>
-        </w:rPr>
-        <w:t xml:space="preserve">Exit Ticket</w:t>
-      </w:r>
-    </w:p>
-    <w:p>
-      <w:pPr>
-        <w:spacing w:after="80"/>
-      </w:pPr>
-      <w:r>
-        <w:rPr>
-          <w:sz w:val="21"/>
-          <w:szCs w:val="21"/>
-        </w:rPr>
-        <w:t xml:space="preserve">A)  10.58</w:t>
-      </w:r>
-      <w:r>
-        <w:rPr>
-          <w:i/>
-          <w:iCs/>
-          <w:color w:val="5F6F80"/>
-          <w:sz w:val="19"/>
-          <w:szCs w:val="19"/>
-        </w:rPr>
-        <w:t xml:space="preserve">  — 46 × 23 = 1,058. There are 2 total decimal places (1 + 1), so the answer is 10.58.</w:t>
       </w:r>
     </w:p>
     <w:sectPr>

--- a/lessons/1-6/downloads/1-6-notes.docx
+++ b/lessons/1-6/downloads/1-6-notes.docx
@@ -14,7 +14,7 @@
           <w:sz w:val="18"/>
           <w:szCs w:val="18"/>
         </w:rPr>
-        <w:t xml:space="preserve">UNIT 1  ·  LESSON 6      STANDARD 6.NS.3</w:t>
+        <w:t xml:space="preserve">UNIT 1  ·  LESSON 6      STANDARD 6.NOS.3</w:t>
       </w:r>
     </w:p>
     <w:p>
@@ -2379,7 +2379,7 @@
           <w:sz w:val="19"/>
           <w:szCs w:val="19"/>
         </w:rPr>
-        <w:t xml:space="preserve">Product,  Decimal point,  Estimate,  Place value</w:t>
+        <w:t xml:space="preserve">product,  decimal point,  estimate,  place value,  decimal places</w:t>
       </w:r>
     </w:p>
     <w:p>
@@ -2441,6 +2441,32 @@
           <w:szCs w:val="19"/>
         </w:rPr>
         <w:t xml:space="preserve">Solve each problem. Show your thinking in the work box.</w:t>
+      </w:r>
+    </w:p>
+    <w:p>
+      <w:pPr>
+        <w:pStyle w:val="Heading2"/>
+        <w:spacing w:after="80" w:before="180"/>
+      </w:pPr>
+      <w:r>
+        <w:rPr>
+          <w:b/>
+          <w:bCs/>
+          <w:color w:val="12355B"/>
+          <w:sz w:val="24"/>
+          <w:szCs w:val="24"/>
+        </w:rPr>
+        <w:t xml:space="preserve">Level 1 Support</w:t>
+      </w:r>
+      <w:r>
+        <w:rPr>
+          <w:i/>
+          <w:iCs/>
+          <w:color w:val="1FA6A2"/>
+          <w:sz w:val="19"/>
+          <w:szCs w:val="19"/>
+        </w:rPr>
+        <w:t xml:space="preserve">   extra scaffolding</w:t>
       </w:r>
     </w:p>
     <w:p>
@@ -2705,6 +2731,32 @@
     </w:tbl>
     <w:p>
       <w:pPr>
+        <w:pStyle w:val="Heading2"/>
+        <w:spacing w:after="80" w:before="180"/>
+      </w:pPr>
+      <w:r>
+        <w:rPr>
+          <w:b/>
+          <w:bCs/>
+          <w:color w:val="12355B"/>
+          <w:sz w:val="24"/>
+          <w:szCs w:val="24"/>
+        </w:rPr>
+        <w:t xml:space="preserve">On Level</w:t>
+      </w:r>
+      <w:r>
+        <w:rPr>
+          <w:i/>
+          <w:iCs/>
+          <w:color w:val="12355B"/>
+          <w:sz w:val="19"/>
+          <w:szCs w:val="19"/>
+        </w:rPr>
+        <w:t xml:space="preserve">   grade-level practice</w:t>
+      </w:r>
+    </w:p>
+    <w:p>
+      <w:pPr>
         <w:keepNext/>
         <w:spacing w:after="60" w:before="160"/>
       </w:pPr>
@@ -2778,136 +2830,6 @@
           <w:szCs w:val="20"/>
         </w:rPr>
         <w:t xml:space="preserve">D)  57.9 miles</w:t>
-      </w:r>
-    </w:p>
-    <w:p>
-      <w:pPr>
-        <w:spacing w:after="20"/>
-      </w:pPr>
-      <w:r>
-        <w:t xml:space="preserve"/>
-      </w:r>
-    </w:p>
-    <w:tbl>
-      <w:tblPr>
-        <w:tblW w:type="pct" w:w="100%"/>
-        <w:tblBorders>
-          <w:top w:val="single" w:color="C7D2DD" w:sz="6"/>
-          <w:left w:val="single" w:color="C7D2DD" w:sz="6"/>
-          <w:bottom w:val="single" w:color="C7D2DD" w:sz="6"/>
-          <w:right w:val="single" w:color="C7D2DD" w:sz="6"/>
-          <w:insideH w:val="single" w:color="auto" w:sz="4"/>
-          <w:insideV w:val="single" w:color="auto" w:sz="4"/>
-        </w:tblBorders>
-      </w:tblPr>
-      <w:tblGrid>
-        <w:gridCol w:w="100"/>
-      </w:tblGrid>
-      <w:tr>
-        <w:tc>
-          <w:tcPr>
-            <w:shd w:fill="FBF3E2" w:color="auto" w:val="clear"/>
-            <w:tcMar>
-              <w:top w:type="dxa" w:w="60"/>
-              <w:left w:type="dxa" w:w="120"/>
-              <w:bottom w:type="dxa" w:w="60"/>
-              <w:right w:type="dxa" w:w="120"/>
-            </w:tcMar>
-          </w:tcPr>
-          <w:p>
-            <w:pPr>
-              <w:spacing w:after="0" w:line="320"/>
-            </w:pPr>
-            <w:r>
-              <w:t xml:space="preserve"/>
-            </w:r>
-          </w:p>
-          <w:p>
-            <w:pPr>
-              <w:spacing w:after="0" w:line="320"/>
-            </w:pPr>
-            <w:r>
-              <w:t xml:space="preserve"/>
-            </w:r>
-          </w:p>
-        </w:tc>
-      </w:tr>
-    </w:tbl>
-    <w:p>
-      <w:pPr>
-        <w:keepNext/>
-        <w:spacing w:after="60" w:before="160"/>
-      </w:pPr>
-      <w:r>
-        <w:rPr>
-          <w:b/>
-          <w:bCs/>
-          <w:color w:val="12355B"/>
-          <w:sz w:val="22"/>
-          <w:szCs w:val="22"/>
-        </w:rPr>
-        <w:t xml:space="preserve">4.  </w:t>
-      </w:r>
-      <w:r>
-        <w:rPr>
-          <w:b/>
-          <w:bCs/>
-          <w:sz w:val="21"/>
-          <w:szCs w:val="21"/>
-        </w:rPr>
-        <w:t xml:space="preserve">A customer orders 3 taco baskets at $4.25 each. What is the total before tax?</w:t>
-      </w:r>
-    </w:p>
-    <w:p>
-      <w:pPr>
-        <w:spacing w:after="40"/>
-        <w:ind w:left="420"/>
-      </w:pPr>
-      <w:r>
-        <w:rPr>
-          <w:sz w:val="20"/>
-          <w:szCs w:val="20"/>
-        </w:rPr>
-        <w:t xml:space="preserve">A)  $12.75</w:t>
-      </w:r>
-    </w:p>
-    <w:p>
-      <w:pPr>
-        <w:spacing w:after="40"/>
-        <w:ind w:left="420"/>
-      </w:pPr>
-      <w:r>
-        <w:rPr>
-          <w:sz w:val="20"/>
-          <w:szCs w:val="20"/>
-        </w:rPr>
-        <w:t xml:space="preserve">B)  $12.15</w:t>
-      </w:r>
-    </w:p>
-    <w:p>
-      <w:pPr>
-        <w:spacing w:after="40"/>
-        <w:ind w:left="420"/>
-      </w:pPr>
-      <w:r>
-        <w:rPr>
-          <w:sz w:val="20"/>
-          <w:szCs w:val="20"/>
-        </w:rPr>
-        <w:t xml:space="preserve">C)  $1.275</w:t>
-      </w:r>
-    </w:p>
-    <w:p>
-      <w:pPr>
-        <w:spacing w:after="40"/>
-        <w:ind w:left="420"/>
-      </w:pPr>
-      <w:r>
-        <w:rPr>
-          <w:sz w:val="20"/>
-          <w:szCs w:val="20"/>
-        </w:rPr>
-        <w:t xml:space="preserve">D)  $127.50</w:t>
       </w:r>
     </w:p>
     <w:p>

--- a/lessons/1-6/downloads/1-6-notes.docx
+++ b/lessons/1-6/downloads/1-6-notes.docx
@@ -1228,6 +1228,1302 @@
           <w:szCs w:val="22"/>
         </w:rPr>
         <w:t xml:space="preserve">To place the point in a product, I count the total number of ___ in both factors.</w:t>
+      </w:r>
+    </w:p>
+    <w:p>
+      <w:pPr>
+        <w:pStyle w:val="Heading1"/>
+        <w:pageBreakBefore/>
+        <w:pBdr>
+          <w:bottom w:val="single" w:color="1FA6A2" w:sz="14" w:space="6"/>
+        </w:pBdr>
+        <w:spacing w:after="140" w:before="0"/>
+      </w:pPr>
+      <w:r>
+        <w:rPr>
+          <w:b/>
+          <w:bCs/>
+          <w:color w:val="12355B"/>
+          <w:sz w:val="30"/>
+          <w:szCs w:val="30"/>
+        </w:rPr>
+        <w:t xml:space="preserve">Write About the Math</w:t>
+      </w:r>
+    </w:p>
+    <w:p>
+      <w:pPr>
+        <w:spacing w:after="100"/>
+      </w:pPr>
+      <w:r>
+        <w:rPr>
+          <w:i/>
+          <w:iCs/>
+          <w:color w:val="5F6F80"/>
+          <w:sz w:val="19"/>
+          <w:szCs w:val="19"/>
+        </w:rPr>
+        <w:t xml:space="preserve">Use the support level you need. Every level answers the same math question.</w:t>
+      </w:r>
+    </w:p>
+    <w:p>
+      <w:pPr>
+        <w:pStyle w:val="Heading2"/>
+        <w:spacing w:after="80" w:before="180"/>
+      </w:pPr>
+      <w:r>
+        <w:rPr>
+          <w:b/>
+          <w:bCs/>
+          <w:color w:val="12355B"/>
+          <w:sz w:val="24"/>
+          <w:szCs w:val="24"/>
+        </w:rPr>
+        <w:t xml:space="preserve">1. Understand the Question</w:t>
+      </w:r>
+      <w:r>
+        <w:rPr>
+          <w:i/>
+          <w:iCs/>
+          <w:color w:val="B97A12"/>
+          <w:sz w:val="19"/>
+          <w:szCs w:val="19"/>
+        </w:rPr>
+        <w:t xml:space="preserve">   explain</w:t>
+      </w:r>
+    </w:p>
+    <w:tbl>
+      <w:tblPr>
+        <w:tblW w:type="pct" w:w="100%"/>
+        <w:tblBorders>
+          <w:top w:val="single" w:color="1FA6A2" w:sz="8"/>
+          <w:left w:val="single" w:color="1FA6A2" w:sz="8"/>
+          <w:bottom w:val="single" w:color="1FA6A2" w:sz="8"/>
+          <w:right w:val="single" w:color="1FA6A2" w:sz="8"/>
+          <w:insideH w:val="single" w:color="auto" w:sz="4"/>
+          <w:insideV w:val="single" w:color="auto" w:sz="4"/>
+        </w:tblBorders>
+      </w:tblPr>
+      <w:tblGrid>
+        <w:gridCol w:w="100"/>
+      </w:tblGrid>
+      <w:tr>
+        <w:tc>
+          <w:tcPr>
+            <w:shd w:fill="E6F4F3" w:color="auto" w:val="clear"/>
+            <w:tcMar>
+              <w:top w:type="dxa" w:w="120"/>
+              <w:left w:type="dxa" w:w="180"/>
+              <w:bottom w:type="dxa" w:w="120"/>
+              <w:right w:type="dxa" w:w="180"/>
+            </w:tcMar>
+          </w:tcPr>
+          <w:p>
+            <w:pPr>
+              <w:spacing w:after="60"/>
+            </w:pPr>
+            <w:r>
+              <w:rPr>
+                <w:color w:val="1A2733"/>
+                <w:sz w:val="21"/>
+                <w:szCs w:val="21"/>
+              </w:rPr>
+              <w:t xml:space="preserve">When you multiplied 4.5 × 12.60, how did you decide where to put the decimal point in the product?</w:t>
+            </w:r>
+          </w:p>
+          <w:p>
+            <w:pPr>
+              <w:spacing w:after="0"/>
+            </w:pPr>
+            <w:r>
+              <w:rPr>
+                <w:b/>
+                <w:bCs/>
+                <w:color w:val="12355B"/>
+                <w:sz w:val="20"/>
+                <w:szCs w:val="20"/>
+              </w:rPr>
+              <w:t xml:space="preserve">Your job:  </w:t>
+            </w:r>
+            <w:r>
+              <w:rPr>
+                <w:sz w:val="20"/>
+                <w:szCs w:val="20"/>
+              </w:rPr>
+              <w:t xml:space="preserve">Answer the question. Use math evidence. Explain how the evidence proves your answer.</w:t>
+            </w:r>
+            <w:r>
+              <w:rPr>
+                <w:i/>
+                <w:iCs/>
+                <w:color w:val="5F6F80"/>
+                <w:sz w:val="18"/>
+                <w:szCs w:val="18"/>
+              </w:rPr>
+              <w:br/>
+              <w:t xml:space="preserve">Responde la pregunta. Usa evidencia matemática. Explica cómo la evidencia demuestra tu respuesta.</w:t>
+            </w:r>
+          </w:p>
+        </w:tc>
+      </w:tr>
+    </w:tbl>
+    <w:p>
+      <w:pPr>
+        <w:pStyle w:val="Heading2"/>
+        <w:spacing w:after="80" w:before="180"/>
+      </w:pPr>
+      <w:r>
+        <w:rPr>
+          <w:b/>
+          <w:bCs/>
+          <w:color w:val="12355B"/>
+          <w:sz w:val="24"/>
+          <w:szCs w:val="24"/>
+        </w:rPr>
+        <w:t xml:space="preserve">2. Plan Your Math Words</w:t>
+      </w:r>
+      <w:r>
+        <w:rPr>
+          <w:i/>
+          <w:iCs/>
+          <w:color w:val="1FA6A2"/>
+          <w:sz w:val="19"/>
+          <w:szCs w:val="19"/>
+        </w:rPr>
+        <w:t xml:space="preserve">   check at least two</w:t>
+      </w:r>
+    </w:p>
+    <w:p>
+      <w:pPr>
+        <w:spacing w:after="60"/>
+      </w:pPr>
+      <w:r>
+        <w:rPr>
+          <w:b/>
+          <w:bCs/>
+          <w:color w:val="1FA6A2"/>
+          <w:sz w:val="22"/>
+          <w:szCs w:val="22"/>
+        </w:rPr>
+        <w:t xml:space="preserve">☐  </w:t>
+      </w:r>
+      <w:r>
+        <w:rPr>
+          <w:b/>
+          <w:bCs/>
+          <w:color w:val="12355B"/>
+          <w:sz w:val="20"/>
+          <w:szCs w:val="20"/>
+        </w:rPr>
+        <w:t xml:space="preserve">Product — </w:t>
+      </w:r>
+      <w:r>
+        <w:rPr>
+          <w:sz w:val="20"/>
+          <w:szCs w:val="20"/>
+        </w:rPr>
+        <w:t xml:space="preserve">The answer when you multiply.</w:t>
+      </w:r>
+      <w:r>
+        <w:rPr>
+          <w:i/>
+          <w:iCs/>
+          <w:color w:val="5F6F80"/>
+          <w:sz w:val="18"/>
+          <w:szCs w:val="18"/>
+        </w:rPr>
+        <w:br/>
+        <w:t xml:space="preserve">Producto — La respuesta cuando multiplicas.</w:t>
+      </w:r>
+    </w:p>
+    <w:p>
+      <w:pPr>
+        <w:spacing w:after="60"/>
+      </w:pPr>
+      <w:r>
+        <w:rPr>
+          <w:b/>
+          <w:bCs/>
+          <w:color w:val="1FA6A2"/>
+          <w:sz w:val="22"/>
+          <w:szCs w:val="22"/>
+        </w:rPr>
+        <w:t xml:space="preserve">☐  </w:t>
+      </w:r>
+      <w:r>
+        <w:rPr>
+          <w:b/>
+          <w:bCs/>
+          <w:color w:val="12355B"/>
+          <w:sz w:val="20"/>
+          <w:szCs w:val="20"/>
+        </w:rPr>
+        <w:t xml:space="preserve">Decimal point — </w:t>
+      </w:r>
+      <w:r>
+        <w:rPr>
+          <w:sz w:val="20"/>
+          <w:szCs w:val="20"/>
+        </w:rPr>
+        <w:t xml:space="preserve">The dot that splits the whole number from the part after it.</w:t>
+      </w:r>
+      <w:r>
+        <w:rPr>
+          <w:i/>
+          <w:iCs/>
+          <w:color w:val="5F6F80"/>
+          <w:sz w:val="18"/>
+          <w:szCs w:val="18"/>
+        </w:rPr>
+        <w:br/>
+        <w:t xml:space="preserve">Punto decimal — El punto que separa el número entero de la parte que sigue.</w:t>
+      </w:r>
+    </w:p>
+    <w:p>
+      <w:pPr>
+        <w:spacing w:after="60"/>
+      </w:pPr>
+      <w:r>
+        <w:rPr>
+          <w:b/>
+          <w:bCs/>
+          <w:color w:val="1FA6A2"/>
+          <w:sz w:val="22"/>
+          <w:szCs w:val="22"/>
+        </w:rPr>
+        <w:t xml:space="preserve">☐  </w:t>
+      </w:r>
+      <w:r>
+        <w:rPr>
+          <w:b/>
+          <w:bCs/>
+          <w:color w:val="12355B"/>
+          <w:sz w:val="20"/>
+          <w:szCs w:val="20"/>
+        </w:rPr>
+        <w:t xml:space="preserve">Estimate — </w:t>
+      </w:r>
+      <w:r>
+        <w:rPr>
+          <w:sz w:val="20"/>
+          <w:szCs w:val="20"/>
+        </w:rPr>
+        <w:t xml:space="preserve">A close answer you get by rounding first.</w:t>
+      </w:r>
+      <w:r>
+        <w:rPr>
+          <w:i/>
+          <w:iCs/>
+          <w:color w:val="5F6F80"/>
+          <w:sz w:val="18"/>
+          <w:szCs w:val="18"/>
+        </w:rPr>
+        <w:br/>
+        <w:t xml:space="preserve">Estimar — Una respuesta cercana que obtienes al redondear primero.</w:t>
+      </w:r>
+    </w:p>
+    <w:p>
+      <w:pPr>
+        <w:spacing w:after="60"/>
+      </w:pPr>
+      <w:r>
+        <w:rPr>
+          <w:b/>
+          <w:bCs/>
+          <w:color w:val="1FA6A2"/>
+          <w:sz w:val="22"/>
+          <w:szCs w:val="22"/>
+        </w:rPr>
+        <w:t xml:space="preserve">☐  </w:t>
+      </w:r>
+      <w:r>
+        <w:rPr>
+          <w:b/>
+          <w:bCs/>
+          <w:color w:val="12355B"/>
+          <w:sz w:val="20"/>
+          <w:szCs w:val="20"/>
+        </w:rPr>
+        <w:t xml:space="preserve">Place value — </w:t>
+      </w:r>
+      <w:r>
+        <w:rPr>
+          <w:sz w:val="20"/>
+          <w:szCs w:val="20"/>
+        </w:rPr>
+        <w:t xml:space="preserve">What a digit is worth based on where it sits in a number.</w:t>
+      </w:r>
+      <w:r>
+        <w:rPr>
+          <w:i/>
+          <w:iCs/>
+          <w:color w:val="5F6F80"/>
+          <w:sz w:val="18"/>
+          <w:szCs w:val="18"/>
+        </w:rPr>
+        <w:br/>
+        <w:t xml:space="preserve">Valor posicional — Lo que vale un dígito según el lugar que ocupa en el número.</w:t>
+      </w:r>
+    </w:p>
+    <w:p>
+      <w:pPr>
+        <w:spacing w:after="60"/>
+      </w:pPr>
+      <w:r>
+        <w:rPr>
+          <w:b/>
+          <w:bCs/>
+          <w:color w:val="1FA6A2"/>
+          <w:sz w:val="22"/>
+          <w:szCs w:val="22"/>
+        </w:rPr>
+        <w:t xml:space="preserve">☐  </w:t>
+      </w:r>
+      <w:r>
+        <w:rPr>
+          <w:b/>
+          <w:bCs/>
+          <w:color w:val="12355B"/>
+          <w:sz w:val="20"/>
+          <w:szCs w:val="20"/>
+        </w:rPr>
+        <w:t xml:space="preserve">Decimal places — </w:t>
+      </w:r>
+      <w:r>
+        <w:rPr>
+          <w:sz w:val="20"/>
+          <w:szCs w:val="20"/>
+        </w:rPr>
+        <w:t xml:space="preserve">How many digits come after the decimal point.</w:t>
+      </w:r>
+      <w:r>
+        <w:rPr>
+          <w:i/>
+          <w:iCs/>
+          <w:color w:val="5F6F80"/>
+          <w:sz w:val="18"/>
+          <w:szCs w:val="18"/>
+        </w:rPr>
+        <w:br/>
+        <w:t xml:space="preserve">Cifras decimales — Cuántos dígitos hay después del punto decimal.</w:t>
+      </w:r>
+    </w:p>
+    <w:tbl>
+      <w:tblPr>
+        <w:tblW w:type="pct" w:w="100%"/>
+        <w:tblBorders>
+          <w:top w:val="single" w:color="1FA6A2" w:sz="8"/>
+          <w:left w:val="single" w:color="1FA6A2" w:sz="8"/>
+          <w:bottom w:val="single" w:color="1FA6A2" w:sz="8"/>
+          <w:right w:val="single" w:color="1FA6A2" w:sz="8"/>
+          <w:insideH w:val="single" w:color="auto" w:sz="4"/>
+          <w:insideV w:val="single" w:color="auto" w:sz="4"/>
+        </w:tblBorders>
+      </w:tblPr>
+      <w:tblGrid>
+        <w:gridCol w:w="100"/>
+      </w:tblGrid>
+      <w:tr>
+        <w:tc>
+          <w:tcPr>
+            <w:shd w:fill="F7FFFD" w:color="auto" w:val="clear"/>
+            <w:tcMar>
+              <w:top w:type="dxa" w:w="120"/>
+              <w:left w:type="dxa" w:w="180"/>
+              <w:bottom w:type="dxa" w:w="120"/>
+              <w:right w:type="dxa" w:w="180"/>
+            </w:tcMar>
+          </w:tcPr>
+          <w:p>
+            <w:pPr>
+              <w:spacing w:after="50"/>
+            </w:pPr>
+            <w:r>
+              <w:rPr>
+                <w:b/>
+                <w:bCs/>
+                <w:color w:val="1FA6A2"/>
+                <w:sz w:val="20"/>
+                <w:szCs w:val="20"/>
+              </w:rPr>
+              <w:t xml:space="preserve">Say it first:  </w:t>
+            </w:r>
+            <w:r>
+              <w:rPr>
+                <w:sz w:val="20"/>
+                <w:szCs w:val="20"/>
+              </w:rPr>
+              <w:t xml:space="preserve">Say your idea to a partner or quietly to yourself before you write.</w:t>
+            </w:r>
+          </w:p>
+          <w:p>
+            <w:pPr>
+              <w:spacing w:after="60"/>
+            </w:pPr>
+            <w:r>
+              <w:rPr>
+                <w:color w:val="1A2733"/>
+                <w:sz w:val="21"/>
+                <w:szCs w:val="21"/>
+              </w:rPr>
+              <w:t xml:space="preserve">I counted ___ decimal places in the factors.</w:t>
+            </w:r>
+            <w:r>
+              <w:rPr>
+                <w:i/>
+                <w:iCs/>
+                <w:color w:val="5F6F80"/>
+                <w:sz w:val="19"/>
+                <w:szCs w:val="19"/>
+              </w:rPr>
+              <w:br/>
+              <w:t xml:space="preserve">Conté ___ lugares decimales en los factores.</w:t>
+            </w:r>
+          </w:p>
+        </w:tc>
+      </w:tr>
+    </w:tbl>
+    <w:p>
+      <w:pPr>
+        <w:pStyle w:val="Heading2"/>
+        <w:spacing w:after="80" w:before="180"/>
+      </w:pPr>
+      <w:r>
+        <w:rPr>
+          <w:b/>
+          <w:bCs/>
+          <w:color w:val="12355B"/>
+          <w:sz w:val="24"/>
+          <w:szCs w:val="24"/>
+        </w:rPr>
+        <w:t xml:space="preserve">3. Build Your Explanation</w:t>
+      </w:r>
+      <w:r>
+        <w:rPr>
+          <w:i/>
+          <w:iCs/>
+          <w:color w:val="B97A12"/>
+          <w:sz w:val="19"/>
+          <w:szCs w:val="19"/>
+        </w:rPr>
+        <w:t xml:space="preserve">   choose your support</w:t>
+      </w:r>
+    </w:p>
+    <w:tbl>
+      <w:tblPr>
+        <w:tblW w:type="pct" w:w="100%"/>
+        <w:tblBorders>
+          <w:top w:val="single" w:color="BBD0DE" w:sz="8"/>
+          <w:left w:val="single" w:color="BBD0DE" w:sz="8"/>
+          <w:bottom w:val="single" w:color="BBD0DE" w:sz="8"/>
+          <w:right w:val="single" w:color="BBD0DE" w:sz="8"/>
+          <w:insideH w:val="single" w:color="auto" w:sz="4"/>
+          <w:insideV w:val="single" w:color="auto" w:sz="4"/>
+        </w:tblBorders>
+      </w:tblPr>
+      <w:tblGrid>
+        <w:gridCol w:w="100"/>
+      </w:tblGrid>
+      <w:tr>
+        <w:tc>
+          <w:tcPr>
+            <w:shd w:fill="EEF4F8" w:color="auto" w:val="clear"/>
+            <w:tcMar>
+              <w:top w:type="dxa" w:w="120"/>
+              <w:left w:type="dxa" w:w="180"/>
+              <w:bottom w:type="dxa" w:w="120"/>
+              <w:right w:type="dxa" w:w="180"/>
+            </w:tcMar>
+          </w:tcPr>
+          <w:p>
+            <w:pPr>
+              <w:spacing w:after="50"/>
+            </w:pPr>
+            <w:r>
+              <w:rPr>
+                <w:i/>
+                <w:iCs/>
+                <w:color w:val="5F6F80"/>
+                <w:sz w:val="19"/>
+                <w:szCs w:val="19"/>
+              </w:rPr>
+              <w:t xml:space="preserve">This model shows the parts of an explanation. It does not answer your writing question.</w:t>
+            </w:r>
+          </w:p>
+          <w:p>
+            <w:pPr>
+              <w:spacing w:after="80"/>
+            </w:pPr>
+            <w:r>
+              <w:rPr>
+                <w:b/>
+                <w:bCs/>
+                <w:color w:val="12355B"/>
+                <w:sz w:val="19"/>
+                <w:szCs w:val="19"/>
+              </w:rPr>
+              <w:t xml:space="preserve">Claim:  </w:t>
+            </w:r>
+            <w:r>
+              <w:rPr>
+                <w:sz w:val="19"/>
+                <w:szCs w:val="19"/>
+              </w:rPr>
+              <w:t xml:space="preserve">Rounding the factors gives a reasonable estimate of the product.</w:t>
+            </w:r>
+          </w:p>
+          <w:p>
+            <w:pPr>
+              <w:spacing w:after="80"/>
+            </w:pPr>
+            <w:r>
+              <w:rPr>
+                <w:b/>
+                <w:bCs/>
+                <w:color w:val="12355B"/>
+                <w:sz w:val="19"/>
+                <w:szCs w:val="19"/>
+              </w:rPr>
+              <w:t xml:space="preserve">Evidence:  </w:t>
+            </w:r>
+            <w:r>
+              <w:rPr>
+                <w:sz w:val="19"/>
+                <w:szCs w:val="19"/>
+              </w:rPr>
+              <w:t xml:space="preserve">Students round to about 5 × $13 = $65 (or 4 × $13) to predict the cost is in the $50-$65 range, naming 4.5 and 12.60 as the factors.</w:t>
+            </w:r>
+          </w:p>
+          <w:p>
+            <w:pPr>
+              <w:spacing w:after="80"/>
+            </w:pPr>
+            <w:r>
+              <w:rPr>
+                <w:b/>
+                <w:bCs/>
+                <w:color w:val="12355B"/>
+                <w:sz w:val="19"/>
+                <w:szCs w:val="19"/>
+              </w:rPr>
+              <w:t xml:space="preserve">Reasoning:  </w:t>
+            </w:r>
+            <w:r>
+              <w:rPr>
+                <w:sz w:val="19"/>
+                <w:szCs w:val="19"/>
+              </w:rPr>
+              <w:t xml:space="preserve">This evidence connects the definition of product to the mathematical claim.</w:t>
+            </w:r>
+          </w:p>
+        </w:tc>
+      </w:tr>
+    </w:tbl>
+    <w:p>
+      <w:pPr>
+        <w:pStyle w:val="Heading2"/>
+        <w:spacing w:after="80" w:before="180"/>
+      </w:pPr>
+      <w:r>
+        <w:rPr>
+          <w:b/>
+          <w:bCs/>
+          <w:color w:val="12355B"/>
+          <w:sz w:val="24"/>
+          <w:szCs w:val="24"/>
+        </w:rPr>
+        <w:t xml:space="preserve">Start</w:t>
+      </w:r>
+      <w:r>
+        <w:rPr>
+          <w:i/>
+          <w:iCs/>
+          <w:color w:val="1FA6A2"/>
+          <w:sz w:val="19"/>
+          <w:szCs w:val="19"/>
+        </w:rPr>
+        <w:t xml:space="preserve">   Most language support</w:t>
+      </w:r>
+    </w:p>
+    <w:p>
+      <w:pPr>
+        <w:spacing w:after="60"/>
+      </w:pPr>
+      <w:r>
+        <w:rPr>
+          <w:color w:val="1A2733"/>
+          <w:sz w:val="21"/>
+          <w:szCs w:val="21"/>
+        </w:rPr>
+        <w:t xml:space="preserve">Complete the frames. Use the word bank.</w:t>
+      </w:r>
+      <w:r>
+        <w:rPr>
+          <w:i/>
+          <w:iCs/>
+          <w:color w:val="5F6F80"/>
+          <w:sz w:val="19"/>
+          <w:szCs w:val="19"/>
+        </w:rPr>
+        <w:br/>
+        <w:t xml:space="preserve">Completa las oraciones. Usa el banco de palabras.</w:t>
+      </w:r>
+    </w:p>
+    <w:p>
+      <w:pPr>
+        <w:spacing w:after="60"/>
+      </w:pPr>
+      <w:r>
+        <w:rPr>
+          <w:color w:val="1A2733"/>
+          <w:sz w:val="21"/>
+          <w:szCs w:val="21"/>
+        </w:rPr>
+        <w:t xml:space="preserve">I counted ___ decimal places in the factors.</w:t>
+      </w:r>
+      <w:r>
+        <w:rPr>
+          <w:i/>
+          <w:iCs/>
+          <w:color w:val="5F6F80"/>
+          <w:sz w:val="19"/>
+          <w:szCs w:val="19"/>
+        </w:rPr>
+        <w:br/>
+        <w:t xml:space="preserve">Conté ___ lugares decimales en los factores.</w:t>
+      </w:r>
+    </w:p>
+    <w:p>
+      <w:pPr>
+        <w:spacing w:after="60"/>
+      </w:pPr>
+      <w:r>
+        <w:rPr>
+          <w:color w:val="1A2733"/>
+          <w:sz w:val="21"/>
+          <w:szCs w:val="21"/>
+        </w:rPr>
+        <w:t xml:space="preserve">So my product has ___ decimal places, giving $___.</w:t>
+      </w:r>
+      <w:r>
+        <w:rPr>
+          <w:i/>
+          <w:iCs/>
+          <w:color w:val="5F6F80"/>
+          <w:sz w:val="19"/>
+          <w:szCs w:val="19"/>
+        </w:rPr>
+        <w:br/>
+        <w:t xml:space="preserve">Entonces mi producto tiene ___ lugares decimales, dando $___.</w:t>
+      </w:r>
+    </w:p>
+    <w:tbl>
+      <w:tblPr>
+        <w:tblW w:type="pct" w:w="100%"/>
+        <w:tblBorders>
+          <w:top w:val="single" w:color="C7D2DD" w:sz="6"/>
+          <w:left w:val="single" w:color="C7D2DD" w:sz="6"/>
+          <w:bottom w:val="single" w:color="C7D2DD" w:sz="6"/>
+          <w:right w:val="single" w:color="C7D2DD" w:sz="6"/>
+          <w:insideH w:val="single" w:color="auto" w:sz="4"/>
+          <w:insideV w:val="single" w:color="auto" w:sz="4"/>
+        </w:tblBorders>
+      </w:tblPr>
+      <w:tblGrid>
+        <w:gridCol w:w="100"/>
+      </w:tblGrid>
+      <w:tr>
+        <w:tc>
+          <w:tcPr>
+            <w:shd w:fill="FBF3E2" w:color="auto" w:val="clear"/>
+            <w:tcMar>
+              <w:top w:type="dxa" w:w="60"/>
+              <w:left w:type="dxa" w:w="120"/>
+              <w:bottom w:type="dxa" w:w="60"/>
+              <w:right w:type="dxa" w:w="120"/>
+            </w:tcMar>
+          </w:tcPr>
+          <w:p>
+            <w:pPr>
+              <w:spacing w:after="0" w:line="320"/>
+            </w:pPr>
+            <w:r>
+              <w:t xml:space="preserve"/>
+            </w:r>
+          </w:p>
+          <w:p>
+            <w:pPr>
+              <w:spacing w:after="0" w:line="320"/>
+            </w:pPr>
+            <w:r>
+              <w:t xml:space="preserve"/>
+            </w:r>
+          </w:p>
+          <w:p>
+            <w:pPr>
+              <w:spacing w:after="0" w:line="320"/>
+            </w:pPr>
+            <w:r>
+              <w:t xml:space="preserve"/>
+            </w:r>
+          </w:p>
+        </w:tc>
+      </w:tr>
+    </w:tbl>
+    <w:p>
+      <w:pPr>
+        <w:pStyle w:val="Heading2"/>
+        <w:spacing w:after="80" w:before="180"/>
+      </w:pPr>
+      <w:r>
+        <w:rPr>
+          <w:b/>
+          <w:bCs/>
+          <w:color w:val="12355B"/>
+          <w:sz w:val="24"/>
+          <w:szCs w:val="24"/>
+        </w:rPr>
+        <w:t xml:space="preserve">Build</w:t>
+      </w:r>
+      <w:r>
+        <w:rPr>
+          <w:i/>
+          <w:iCs/>
+          <w:color w:val="B97A12"/>
+          <w:sz w:val="19"/>
+          <w:szCs w:val="19"/>
+        </w:rPr>
+        <w:t xml:space="preserve">   Some language support</w:t>
+      </w:r>
+    </w:p>
+    <w:p>
+      <w:pPr>
+        <w:spacing w:after="60"/>
+      </w:pPr>
+      <w:r>
+        <w:rPr>
+          <w:color w:val="1A2733"/>
+          <w:sz w:val="21"/>
+          <w:szCs w:val="21"/>
+        </w:rPr>
+        <w:t xml:space="preserve">Write two connected sentences. Use because, so, or but.</w:t>
+      </w:r>
+      <w:r>
+        <w:rPr>
+          <w:i/>
+          <w:iCs/>
+          <w:color w:val="5F6F80"/>
+          <w:sz w:val="19"/>
+          <w:szCs w:val="19"/>
+        </w:rPr>
+        <w:br/>
+        <w:t xml:space="preserve">Escribe dos oraciones conectadas. Usa porque, entonces o pero.</w:t>
+      </w:r>
+    </w:p>
+    <w:p>
+      <w:pPr>
+        <w:spacing w:after="60"/>
+      </w:pPr>
+      <w:r>
+        <w:rPr>
+          <w:color w:val="1A2733"/>
+          <w:sz w:val="21"/>
+          <w:szCs w:val="21"/>
+        </w:rPr>
+        <w:t xml:space="preserve">My claim is ___.</w:t>
+      </w:r>
+      <w:r>
+        <w:rPr>
+          <w:i/>
+          <w:iCs/>
+          <w:color w:val="5F6F80"/>
+          <w:sz w:val="19"/>
+          <w:szCs w:val="19"/>
+        </w:rPr>
+        <w:br/>
+        <w:t xml:space="preserve">Mi afirmación es ___.</w:t>
+      </w:r>
+    </w:p>
+    <w:p>
+      <w:pPr>
+        <w:spacing w:after="60"/>
+      </w:pPr>
+      <w:r>
+        <w:rPr>
+          <w:color w:val="1A2733"/>
+          <w:sz w:val="21"/>
+          <w:szCs w:val="21"/>
+        </w:rPr>
+        <w:t xml:space="preserve">I know because ___.</w:t>
+      </w:r>
+      <w:r>
+        <w:rPr>
+          <w:i/>
+          <w:iCs/>
+          <w:color w:val="5F6F80"/>
+          <w:sz w:val="19"/>
+          <w:szCs w:val="19"/>
+        </w:rPr>
+        <w:br/>
+        <w:t xml:space="preserve">Lo sé porque ___.</w:t>
+      </w:r>
+    </w:p>
+    <w:p>
+      <w:pPr>
+        <w:spacing w:after="60"/>
+      </w:pPr>
+      <w:r>
+        <w:rPr>
+          <w:color w:val="1A2733"/>
+          <w:sz w:val="21"/>
+          <w:szCs w:val="21"/>
+        </w:rPr>
+        <w:t xml:space="preserve">So ___.</w:t>
+      </w:r>
+      <w:r>
+        <w:rPr>
+          <w:i/>
+          <w:iCs/>
+          <w:color w:val="5F6F80"/>
+          <w:sz w:val="19"/>
+          <w:szCs w:val="19"/>
+        </w:rPr>
+        <w:br/>
+        <w:t xml:space="preserve">Entonces ___.</w:t>
+      </w:r>
+    </w:p>
+    <w:tbl>
+      <w:tblPr>
+        <w:tblW w:type="pct" w:w="100%"/>
+        <w:tblBorders>
+          <w:top w:val="single" w:color="C7D2DD" w:sz="6"/>
+          <w:left w:val="single" w:color="C7D2DD" w:sz="6"/>
+          <w:bottom w:val="single" w:color="C7D2DD" w:sz="6"/>
+          <w:right w:val="single" w:color="C7D2DD" w:sz="6"/>
+          <w:insideH w:val="single" w:color="auto" w:sz="4"/>
+          <w:insideV w:val="single" w:color="auto" w:sz="4"/>
+        </w:tblBorders>
+      </w:tblPr>
+      <w:tblGrid>
+        <w:gridCol w:w="100"/>
+      </w:tblGrid>
+      <w:tr>
+        <w:tc>
+          <w:tcPr>
+            <w:shd w:fill="FBF3E2" w:color="auto" w:val="clear"/>
+            <w:tcMar>
+              <w:top w:type="dxa" w:w="60"/>
+              <w:left w:type="dxa" w:w="120"/>
+              <w:bottom w:type="dxa" w:w="60"/>
+              <w:right w:type="dxa" w:w="120"/>
+            </w:tcMar>
+          </w:tcPr>
+          <w:p>
+            <w:pPr>
+              <w:spacing w:after="0" w:line="320"/>
+            </w:pPr>
+            <w:r>
+              <w:t xml:space="preserve"/>
+            </w:r>
+          </w:p>
+          <w:p>
+            <w:pPr>
+              <w:spacing w:after="0" w:line="320"/>
+            </w:pPr>
+            <w:r>
+              <w:t xml:space="preserve"/>
+            </w:r>
+          </w:p>
+          <w:p>
+            <w:pPr>
+              <w:spacing w:after="0" w:line="320"/>
+            </w:pPr>
+            <w:r>
+              <w:t xml:space="preserve"/>
+            </w:r>
+          </w:p>
+        </w:tc>
+      </w:tr>
+    </w:tbl>
+    <w:p>
+      <w:pPr>
+        <w:pStyle w:val="Heading2"/>
+        <w:spacing w:after="80" w:before="180"/>
+      </w:pPr>
+      <w:r>
+        <w:rPr>
+          <w:b/>
+          <w:bCs/>
+          <w:color w:val="12355B"/>
+          <w:sz w:val="24"/>
+          <w:szCs w:val="24"/>
+        </w:rPr>
+        <w:t xml:space="preserve">Explain</w:t>
+      </w:r>
+      <w:r>
+        <w:rPr>
+          <w:i/>
+          <w:iCs/>
+          <w:color w:val="B97A12"/>
+          <w:sz w:val="19"/>
+          <w:szCs w:val="19"/>
+        </w:rPr>
+        <w:t xml:space="preserve">   Light language support</w:t>
+      </w:r>
+    </w:p>
+    <w:p>
+      <w:pPr>
+        <w:spacing w:after="60"/>
+      </w:pPr>
+      <w:r>
+        <w:rPr>
+          <w:color w:val="1A2733"/>
+          <w:sz w:val="21"/>
+          <w:szCs w:val="21"/>
+        </w:rPr>
+        <w:t xml:space="preserve">Write a claim, give math evidence, and explain your reasoning.</w:t>
+      </w:r>
+      <w:r>
+        <w:rPr>
+          <w:i/>
+          <w:iCs/>
+          <w:color w:val="5F6F80"/>
+          <w:sz w:val="19"/>
+          <w:szCs w:val="19"/>
+        </w:rPr>
+        <w:br/>
+        <w:t xml:space="preserve">Escribe una afirmación, da evidencia matemática y explica tu razonamiento.</w:t>
+      </w:r>
+    </w:p>
+    <w:p>
+      <w:pPr>
+        <w:spacing w:after="60"/>
+      </w:pPr>
+      <w:r>
+        <w:rPr>
+          <w:color w:val="1A2733"/>
+          <w:sz w:val="21"/>
+          <w:szCs w:val="21"/>
+        </w:rPr>
+        <w:t xml:space="preserve">My claim is ___.</w:t>
+      </w:r>
+      <w:r>
+        <w:rPr>
+          <w:i/>
+          <w:iCs/>
+          <w:color w:val="5F6F80"/>
+          <w:sz w:val="19"/>
+          <w:szCs w:val="19"/>
+        </w:rPr>
+        <w:br/>
+        <w:t xml:space="preserve">Mi afirmación es ___.</w:t>
+      </w:r>
+    </w:p>
+    <w:p>
+      <w:pPr>
+        <w:spacing w:after="60"/>
+      </w:pPr>
+      <w:r>
+        <w:rPr>
+          <w:color w:val="1A2733"/>
+          <w:sz w:val="21"/>
+          <w:szCs w:val="21"/>
+        </w:rPr>
+        <w:t xml:space="preserve">My math evidence is ___.</w:t>
+      </w:r>
+      <w:r>
+        <w:rPr>
+          <w:i/>
+          <w:iCs/>
+          <w:color w:val="5F6F80"/>
+          <w:sz w:val="19"/>
+          <w:szCs w:val="19"/>
+        </w:rPr>
+        <w:br/>
+        <w:t xml:space="preserve">Mi evidencia matemática es ___.</w:t>
+      </w:r>
+    </w:p>
+    <w:p>
+      <w:pPr>
+        <w:spacing w:after="60"/>
+      </w:pPr>
+      <w:r>
+        <w:rPr>
+          <w:color w:val="1A2733"/>
+          <w:sz w:val="21"/>
+          <w:szCs w:val="21"/>
+        </w:rPr>
+        <w:t xml:space="preserve">This proves ___ because ___.</w:t>
+      </w:r>
+      <w:r>
+        <w:rPr>
+          <w:i/>
+          <w:iCs/>
+          <w:color w:val="5F6F80"/>
+          <w:sz w:val="19"/>
+          <w:szCs w:val="19"/>
+        </w:rPr>
+        <w:br/>
+        <w:t xml:space="preserve">Esto demuestra ___ porque ___.</w:t>
+      </w:r>
+    </w:p>
+    <w:tbl>
+      <w:tblPr>
+        <w:tblW w:type="pct" w:w="100%"/>
+        <w:tblBorders>
+          <w:top w:val="single" w:color="C7D2DD" w:sz="6"/>
+          <w:left w:val="single" w:color="C7D2DD" w:sz="6"/>
+          <w:bottom w:val="single" w:color="C7D2DD" w:sz="6"/>
+          <w:right w:val="single" w:color="C7D2DD" w:sz="6"/>
+          <w:insideH w:val="single" w:color="auto" w:sz="4"/>
+          <w:insideV w:val="single" w:color="auto" w:sz="4"/>
+        </w:tblBorders>
+      </w:tblPr>
+      <w:tblGrid>
+        <w:gridCol w:w="100"/>
+      </w:tblGrid>
+      <w:tr>
+        <w:tc>
+          <w:tcPr>
+            <w:shd w:fill="FBF3E2" w:color="auto" w:val="clear"/>
+            <w:tcMar>
+              <w:top w:type="dxa" w:w="60"/>
+              <w:left w:type="dxa" w:w="120"/>
+              <w:bottom w:type="dxa" w:w="60"/>
+              <w:right w:type="dxa" w:w="120"/>
+            </w:tcMar>
+          </w:tcPr>
+          <w:p>
+            <w:pPr>
+              <w:spacing w:after="0" w:line="320"/>
+            </w:pPr>
+            <w:r>
+              <w:t xml:space="preserve"/>
+            </w:r>
+          </w:p>
+          <w:p>
+            <w:pPr>
+              <w:spacing w:after="0" w:line="320"/>
+            </w:pPr>
+            <w:r>
+              <w:t xml:space="preserve"/>
+            </w:r>
+          </w:p>
+          <w:p>
+            <w:pPr>
+              <w:spacing w:after="0" w:line="320"/>
+            </w:pPr>
+            <w:r>
+              <w:t xml:space="preserve"/>
+            </w:r>
+          </w:p>
+          <w:p>
+            <w:pPr>
+              <w:spacing w:after="0" w:line="320"/>
+            </w:pPr>
+            <w:r>
+              <w:t xml:space="preserve"/>
+            </w:r>
+          </w:p>
+          <w:p>
+            <w:pPr>
+              <w:spacing w:after="0" w:line="320"/>
+            </w:pPr>
+            <w:r>
+              <w:t xml:space="preserve"/>
+            </w:r>
+          </w:p>
+        </w:tc>
+      </w:tr>
+    </w:tbl>
+    <w:p>
+      <w:pPr>
+        <w:pStyle w:val="Heading2"/>
+        <w:spacing w:after="80" w:before="180"/>
+      </w:pPr>
+      <w:r>
+        <w:rPr>
+          <w:b/>
+          <w:bCs/>
+          <w:color w:val="12355B"/>
+          <w:sz w:val="24"/>
+          <w:szCs w:val="24"/>
+        </w:rPr>
+        <w:t xml:space="preserve">4. Check Your Explanation</w:t>
+      </w:r>
+      <w:r>
+        <w:rPr>
+          <w:i/>
+          <w:iCs/>
+          <w:color w:val="1FA6A2"/>
+          <w:sz w:val="19"/>
+          <w:szCs w:val="19"/>
+        </w:rPr>
+        <w:t xml:space="preserve">   five quick checks</w:t>
+      </w:r>
+    </w:p>
+    <w:p>
+      <w:pPr>
+        <w:spacing w:after="80"/>
+      </w:pPr>
+      <w:r>
+        <w:rPr>
+          <w:b/>
+          <w:bCs/>
+          <w:color w:val="1FA6A2"/>
+          <w:sz w:val="22"/>
+          <w:szCs w:val="22"/>
+        </w:rPr>
+        <w:t xml:space="preserve">☐  </w:t>
+      </w:r>
+      <w:r>
+        <w:rPr>
+          <w:sz w:val="20"/>
+          <w:szCs w:val="20"/>
+        </w:rPr>
+        <w:t xml:space="preserve">I answered the question.</w:t>
+      </w:r>
+      <w:r>
+        <w:rPr>
+          <w:i/>
+          <w:iCs/>
+          <w:color w:val="5F6F80"/>
+          <w:sz w:val="18"/>
+          <w:szCs w:val="18"/>
+        </w:rPr>
+        <w:br/>
+        <w:t xml:space="preserve">Respondí la pregunta.</w:t>
+      </w:r>
+    </w:p>
+    <w:p>
+      <w:pPr>
+        <w:spacing w:after="80"/>
+      </w:pPr>
+      <w:r>
+        <w:rPr>
+          <w:b/>
+          <w:bCs/>
+          <w:color w:val="1FA6A2"/>
+          <w:sz w:val="22"/>
+          <w:szCs w:val="22"/>
+        </w:rPr>
+        <w:t xml:space="preserve">☐  </w:t>
+      </w:r>
+      <w:r>
+        <w:rPr>
+          <w:sz w:val="20"/>
+          <w:szCs w:val="20"/>
+        </w:rPr>
+        <w:t xml:space="preserve">I used math evidence: numbers, an equation, a model, or a comparison.</w:t>
+      </w:r>
+      <w:r>
+        <w:rPr>
+          <w:i/>
+          <w:iCs/>
+          <w:color w:val="5F6F80"/>
+          <w:sz w:val="18"/>
+          <w:szCs w:val="18"/>
+        </w:rPr>
+        <w:br/>
+        <w:t xml:space="preserve">Usé evidencia matemática: números, una ecuación, un modelo o una comparación.</w:t>
+      </w:r>
+    </w:p>
+    <w:p>
+      <w:pPr>
+        <w:spacing w:after="80"/>
+      </w:pPr>
+      <w:r>
+        <w:rPr>
+          <w:b/>
+          <w:bCs/>
+          <w:color w:val="1FA6A2"/>
+          <w:sz w:val="22"/>
+          <w:szCs w:val="22"/>
+        </w:rPr>
+        <w:t xml:space="preserve">☐  </w:t>
+      </w:r>
+      <w:r>
+        <w:rPr>
+          <w:sz w:val="20"/>
+          <w:szCs w:val="20"/>
+        </w:rPr>
+        <w:t xml:space="preserve">I explained how the evidence proves my answer.</w:t>
+      </w:r>
+      <w:r>
+        <w:rPr>
+          <w:i/>
+          <w:iCs/>
+          <w:color w:val="5F6F80"/>
+          <w:sz w:val="18"/>
+          <w:szCs w:val="18"/>
+        </w:rPr>
+        <w:br/>
+        <w:t xml:space="preserve">Expliqué cómo la evidencia demuestra mi respuesta.</w:t>
+      </w:r>
+    </w:p>
+    <w:p>
+      <w:pPr>
+        <w:spacing w:after="80"/>
+      </w:pPr>
+      <w:r>
+        <w:rPr>
+          <w:b/>
+          <w:bCs/>
+          <w:color w:val="1FA6A2"/>
+          <w:sz w:val="22"/>
+          <w:szCs w:val="22"/>
+        </w:rPr>
+        <w:t xml:space="preserve">☐  </w:t>
+      </w:r>
+      <w:r>
+        <w:rPr>
+          <w:sz w:val="20"/>
+          <w:szCs w:val="20"/>
+        </w:rPr>
+        <w:t xml:space="preserve">I used at least two math words.</w:t>
+      </w:r>
+      <w:r>
+        <w:rPr>
+          <w:i/>
+          <w:iCs/>
+          <w:color w:val="5F6F80"/>
+          <w:sz w:val="18"/>
+          <w:szCs w:val="18"/>
+        </w:rPr>
+        <w:br/>
+        <w:t xml:space="preserve">Usé por lo menos dos palabras matemáticas.</w:t>
+      </w:r>
+    </w:p>
+    <w:p>
+      <w:pPr>
+        <w:spacing w:after="80"/>
+      </w:pPr>
+      <w:r>
+        <w:rPr>
+          <w:b/>
+          <w:bCs/>
+          <w:color w:val="1FA6A2"/>
+          <w:sz w:val="22"/>
+          <w:szCs w:val="22"/>
+        </w:rPr>
+        <w:t xml:space="preserve">☐  </w:t>
+      </w:r>
+      <w:r>
+        <w:rPr>
+          <w:sz w:val="20"/>
+          <w:szCs w:val="20"/>
+        </w:rPr>
+        <w:t xml:space="preserve">I reread complete sentences and punctuation.</w:t>
+      </w:r>
+      <w:r>
+        <w:rPr>
+          <w:i/>
+          <w:iCs/>
+          <w:color w:val="5F6F80"/>
+          <w:sz w:val="18"/>
+          <w:szCs w:val="18"/>
+        </w:rPr>
+        <w:br/>
+        <w:t xml:space="preserve">Volví a leer mis oraciones completas y la puntuación.</w:t>
       </w:r>
     </w:p>
     <w:p>

--- a/lessons/1-6/downloads/1-6-notes.docx
+++ b/lessons/1-6/downloads/1-6-notes.docx
@@ -366,7 +366,7 @@
           </w:p>
           <w:p>
             <w:pPr>
-              <w:spacing w:after="0"/>
+              <w:spacing w:after="40"/>
             </w:pPr>
             <w:r>
               <w:rPr>
@@ -376,391 +376,29 @@
               <w:t xml:space="preserve">To figure out what a problem is asking — what you know, and what you don't know yet.</w:t>
             </w:r>
           </w:p>
-        </w:tc>
-      </w:tr>
-    </w:tbl>
-    <w:tbl>
-      <w:tblPr>
-        <w:tblW w:type="pct" w:w="100%"/>
-        <w:tblBorders>
-          <w:top w:val="none" w:color="FFFFFF" w:sz="0"/>
-          <w:left w:val="none" w:color="FFFFFF" w:sz="0"/>
-          <w:bottom w:val="single" w:color="C7D2DD" w:sz="4"/>
-          <w:right w:val="none" w:color="FFFFFF" w:sz="0"/>
-          <w:insideH w:val="none" w:color="FFFFFF" w:sz="0"/>
-          <w:insideV w:val="none" w:color="FFFFFF" w:sz="0"/>
-        </w:tblBorders>
-      </w:tblPr>
-      <w:tblGrid>
-        <w:gridCol w:w="1800"/>
-        <w:gridCol w:w="7560"/>
-      </w:tblGrid>
-      <w:tr>
-        <w:trPr>
-          <w:cantSplit/>
-        </w:trPr>
-        <w:tc>
-          <w:tcPr>
-            <w:tcW w:type="dxa" w:w="1800"/>
-            <w:tcMar>
-              <w:top w:type="dxa" w:w="100"/>
-              <w:left w:type="dxa" w:w="40"/>
-              <w:bottom w:type="dxa" w:w="100"/>
-              <w:right w:type="dxa" w:w="120"/>
-            </w:tcMar>
-            <w:vAlign w:val="center"/>
-          </w:tcPr>
           <w:p>
             <w:pPr>
               <w:spacing w:after="0"/>
-              <w:jc w:val="center"/>
-            </w:pPr>
-            <w:r>
-              <w:drawing>
-                <wp:inline distT="0" distB="0" distL="0" distR="0">
-                  <wp:extent cx="1047750" cy="790575"/>
-                  <wp:effectExtent t="0" r="0" b="0" l="0"/>
-                  <wp:docPr id="1" name="" descr="" title=""/>
-                  <wp:cNvGraphicFramePr>
-                    <a:graphicFrameLocks xmlns:a="http://schemas.openxmlformats.org/drawingml/2006/main" noChangeAspect="1"/>
-                  </wp:cNvGraphicFramePr>
-                  <a:graphic xmlns:a="http://schemas.openxmlformats.org/drawingml/2006/main">
-                    <a:graphicData uri="http://schemas.openxmlformats.org/drawingml/2006/picture">
-                      <pic:pic xmlns:pic="http://schemas.openxmlformats.org/drawingml/2006/picture">
-                        <pic:nvPicPr>
-                          <pic:cNvPr id="0" name="" descr=""/>
-                          <pic:cNvPicPr>
-                            <a:picLocks noChangeAspect="1" noChangeArrowheads="1"/>
-                          </pic:cNvPicPr>
-                        </pic:nvPicPr>
-                        <pic:blipFill>
-                          <a:blip r:embed="rId9" cstate="none"/>
-                          <a:srcRect/>
-                          <a:stretch>
-                            <a:fillRect/>
-                          </a:stretch>
-                        </pic:blipFill>
-                        <pic:spPr bwMode="auto">
-                          <a:xfrm>
-                            <a:off x="0" y="0"/>
-                            <a:ext cx="1047750" cy="790575"/>
-                          </a:xfrm>
-                          <a:prstGeom prst="rect">
-                            <a:avLst/>
-                          </a:prstGeom>
-                        </pic:spPr>
-                      </pic:pic>
-                    </a:graphicData>
-                  </a:graphic>
-                </wp:inline>
-              </w:drawing>
-            </w:r>
-          </w:p>
-        </w:tc>
-        <w:tc>
-          <w:tcPr>
-            <w:tcW w:type="dxa" w:w="7560"/>
-            <w:tcMar>
-              <w:top w:type="dxa" w:w="100"/>
-              <w:left w:type="dxa" w:w="40"/>
-              <w:bottom w:type="dxa" w:w="100"/>
-              <w:right w:type="dxa" w:w="40"/>
-            </w:tcMar>
-            <w:vAlign w:val="center"/>
-          </w:tcPr>
-          <w:p>
-            <w:pPr>
-              <w:spacing w:after="50"/>
             </w:pPr>
             <w:r>
               <w:rPr>
                 <w:b/>
                 <w:bCs/>
-                <w:color w:val="12355B"/>
-                <w:sz w:val="24"/>
-                <w:szCs w:val="24"/>
-              </w:rPr>
-              <w:t xml:space="preserve">representation</w:t>
+                <w:color w:val="1FA6A2"/>
+                <w:sz w:val="18"/>
+                <w:szCs w:val="18"/>
+              </w:rPr>
+              <w:t xml:space="preserve">Example:  </w:t>
             </w:r>
             <w:r>
               <w:rPr>
                 <w:i/>
                 <w:iCs/>
                 <w:color w:val="5F6F80"/>
-                <w:sz w:val="19"/>
-                <w:szCs w:val="19"/>
-              </w:rPr>
-              <w:t xml:space="preserve">   representación</w:t>
-            </w:r>
-          </w:p>
-          <w:p>
-            <w:pPr>
-              <w:spacing w:after="0"/>
-            </w:pPr>
-            <w:r>
-              <w:rPr>
-                <w:sz w:val="21"/>
-                <w:szCs w:val="21"/>
-              </w:rPr>
-              <w:t xml:space="preserve">A way of showing a problem — a drawing, table, equation, or model — that helps you see it.</w:t>
-            </w:r>
-          </w:p>
-        </w:tc>
-      </w:tr>
-    </w:tbl>
-    <w:tbl>
-      <w:tblPr>
-        <w:tblW w:type="pct" w:w="100%"/>
-        <w:tblBorders>
-          <w:top w:val="none" w:color="FFFFFF" w:sz="0"/>
-          <w:left w:val="none" w:color="FFFFFF" w:sz="0"/>
-          <w:bottom w:val="single" w:color="C7D2DD" w:sz="4"/>
-          <w:right w:val="none" w:color="FFFFFF" w:sz="0"/>
-          <w:insideH w:val="none" w:color="FFFFFF" w:sz="0"/>
-          <w:insideV w:val="none" w:color="FFFFFF" w:sz="0"/>
-        </w:tblBorders>
-      </w:tblPr>
-      <w:tblGrid>
-        <w:gridCol w:w="1800"/>
-        <w:gridCol w:w="7560"/>
-      </w:tblGrid>
-      <w:tr>
-        <w:trPr>
-          <w:cantSplit/>
-        </w:trPr>
-        <w:tc>
-          <w:tcPr>
-            <w:tcW w:type="dxa" w:w="1800"/>
-            <w:tcMar>
-              <w:top w:type="dxa" w:w="100"/>
-              <w:left w:type="dxa" w:w="40"/>
-              <w:bottom w:type="dxa" w:w="100"/>
-              <w:right w:type="dxa" w:w="120"/>
-            </w:tcMar>
-            <w:vAlign w:val="center"/>
-          </w:tcPr>
-          <w:p>
-            <w:pPr>
-              <w:spacing w:after="0"/>
-              <w:jc w:val="center"/>
-            </w:pPr>
-            <w:r>
-              <w:drawing>
-                <wp:inline distT="0" distB="0" distL="0" distR="0">
-                  <wp:extent cx="1047750" cy="790575"/>
-                  <wp:effectExtent t="0" r="0" b="0" l="0"/>
-                  <wp:docPr id="1" name="" descr="" title=""/>
-                  <wp:cNvGraphicFramePr>
-                    <a:graphicFrameLocks xmlns:a="http://schemas.openxmlformats.org/drawingml/2006/main" noChangeAspect="1"/>
-                  </wp:cNvGraphicFramePr>
-                  <a:graphic xmlns:a="http://schemas.openxmlformats.org/drawingml/2006/main">
-                    <a:graphicData uri="http://schemas.openxmlformats.org/drawingml/2006/picture">
-                      <pic:pic xmlns:pic="http://schemas.openxmlformats.org/drawingml/2006/picture">
-                        <pic:nvPicPr>
-                          <pic:cNvPr id="0" name="" descr=""/>
-                          <pic:cNvPicPr>
-                            <a:picLocks noChangeAspect="1" noChangeArrowheads="1"/>
-                          </pic:cNvPicPr>
-                        </pic:nvPicPr>
-                        <pic:blipFill>
-                          <a:blip r:embed="rId9" cstate="none"/>
-                          <a:srcRect/>
-                          <a:stretch>
-                            <a:fillRect/>
-                          </a:stretch>
-                        </pic:blipFill>
-                        <pic:spPr bwMode="auto">
-                          <a:xfrm>
-                            <a:off x="0" y="0"/>
-                            <a:ext cx="1047750" cy="790575"/>
-                          </a:xfrm>
-                          <a:prstGeom prst="rect">
-                            <a:avLst/>
-                          </a:prstGeom>
-                        </pic:spPr>
-                      </pic:pic>
-                    </a:graphicData>
-                  </a:graphic>
-                </wp:inline>
-              </w:drawing>
-            </w:r>
-          </w:p>
-        </w:tc>
-        <w:tc>
-          <w:tcPr>
-            <w:tcW w:type="dxa" w:w="7560"/>
-            <w:tcMar>
-              <w:top w:type="dxa" w:w="100"/>
-              <w:left w:type="dxa" w:w="40"/>
-              <w:bottom w:type="dxa" w:w="100"/>
-              <w:right w:type="dxa" w:w="40"/>
-            </w:tcMar>
-            <w:vAlign w:val="center"/>
-          </w:tcPr>
-          <w:p>
-            <w:pPr>
-              <w:spacing w:after="50"/>
-            </w:pPr>
-            <w:r>
-              <w:rPr>
-                <w:b/>
-                <w:bCs/>
-                <w:color w:val="12355B"/>
-                <w:sz w:val="24"/>
-                <w:szCs w:val="24"/>
-              </w:rPr>
-              <w:t xml:space="preserve">strategy</w:t>
-            </w:r>
-            <w:r>
-              <w:rPr>
-                <w:i/>
-                <w:iCs/>
-                <w:color w:val="5F6F80"/>
-                <w:sz w:val="19"/>
-                <w:szCs w:val="19"/>
-              </w:rPr>
-              <w:t xml:space="preserve">   estrategia</w:t>
-            </w:r>
-          </w:p>
-          <w:p>
-            <w:pPr>
-              <w:spacing w:after="0"/>
-            </w:pPr>
-            <w:r>
-              <w:rPr>
-                <w:sz w:val="21"/>
-                <w:szCs w:val="21"/>
-              </w:rPr>
-              <w:t xml:space="preserve">A plan of attack for a problem — and something you can switch when you get stuck.</w:t>
-            </w:r>
-          </w:p>
-        </w:tc>
-      </w:tr>
-    </w:tbl>
-    <w:tbl>
-      <w:tblPr>
-        <w:tblW w:type="pct" w:w="100%"/>
-        <w:tblBorders>
-          <w:top w:val="none" w:color="FFFFFF" w:sz="0"/>
-          <w:left w:val="none" w:color="FFFFFF" w:sz="0"/>
-          <w:bottom w:val="single" w:color="C7D2DD" w:sz="4"/>
-          <w:right w:val="none" w:color="FFFFFF" w:sz="0"/>
-          <w:insideH w:val="none" w:color="FFFFFF" w:sz="0"/>
-          <w:insideV w:val="none" w:color="FFFFFF" w:sz="0"/>
-        </w:tblBorders>
-      </w:tblPr>
-      <w:tblGrid>
-        <w:gridCol w:w="1800"/>
-        <w:gridCol w:w="7560"/>
-      </w:tblGrid>
-      <w:tr>
-        <w:trPr>
-          <w:cantSplit/>
-        </w:trPr>
-        <w:tc>
-          <w:tcPr>
-            <w:tcW w:type="dxa" w:w="1800"/>
-            <w:tcMar>
-              <w:top w:type="dxa" w:w="100"/>
-              <w:left w:type="dxa" w:w="40"/>
-              <w:bottom w:type="dxa" w:w="100"/>
-              <w:right w:type="dxa" w:w="120"/>
-            </w:tcMar>
-            <w:vAlign w:val="center"/>
-          </w:tcPr>
-          <w:p>
-            <w:pPr>
-              <w:spacing w:after="0"/>
-              <w:jc w:val="center"/>
-            </w:pPr>
-            <w:r>
-              <w:drawing>
-                <wp:inline distT="0" distB="0" distL="0" distR="0">
-                  <wp:extent cx="1047750" cy="790575"/>
-                  <wp:effectExtent t="0" r="0" b="0" l="0"/>
-                  <wp:docPr id="1" name="" descr="" title=""/>
-                  <wp:cNvGraphicFramePr>
-                    <a:graphicFrameLocks xmlns:a="http://schemas.openxmlformats.org/drawingml/2006/main" noChangeAspect="1"/>
-                  </wp:cNvGraphicFramePr>
-                  <a:graphic xmlns:a="http://schemas.openxmlformats.org/drawingml/2006/main">
-                    <a:graphicData uri="http://schemas.openxmlformats.org/drawingml/2006/picture">
-                      <pic:pic xmlns:pic="http://schemas.openxmlformats.org/drawingml/2006/picture">
-                        <pic:nvPicPr>
-                          <pic:cNvPr id="0" name="" descr=""/>
-                          <pic:cNvPicPr>
-                            <a:picLocks noChangeAspect="1" noChangeArrowheads="1"/>
-                          </pic:cNvPicPr>
-                        </pic:nvPicPr>
-                        <pic:blipFill>
-                          <a:blip r:embed="rId9" cstate="none"/>
-                          <a:srcRect/>
-                          <a:stretch>
-                            <a:fillRect/>
-                          </a:stretch>
-                        </pic:blipFill>
-                        <pic:spPr bwMode="auto">
-                          <a:xfrm>
-                            <a:off x="0" y="0"/>
-                            <a:ext cx="1047750" cy="790575"/>
-                          </a:xfrm>
-                          <a:prstGeom prst="rect">
-                            <a:avLst/>
-                          </a:prstGeom>
-                        </pic:spPr>
-                      </pic:pic>
-                    </a:graphicData>
-                  </a:graphic>
-                </wp:inline>
-              </w:drawing>
-            </w:r>
-          </w:p>
-        </w:tc>
-        <w:tc>
-          <w:tcPr>
-            <w:tcW w:type="dxa" w:w="7560"/>
-            <w:tcMar>
-              <w:top w:type="dxa" w:w="100"/>
-              <w:left w:type="dxa" w:w="40"/>
-              <w:bottom w:type="dxa" w:w="100"/>
-              <w:right w:type="dxa" w:w="40"/>
-            </w:tcMar>
-            <w:vAlign w:val="center"/>
-          </w:tcPr>
-          <w:p>
-            <w:pPr>
-              <w:spacing w:after="50"/>
-            </w:pPr>
-            <w:r>
-              <w:rPr>
-                <w:b/>
-                <w:bCs/>
-                <w:color w:val="12355B"/>
-                <w:sz w:val="24"/>
-                <w:szCs w:val="24"/>
-              </w:rPr>
-              <w:t xml:space="preserve">critique</w:t>
-            </w:r>
-            <w:r>
-              <w:rPr>
-                <w:i/>
-                <w:iCs/>
-                <w:color w:val="5F6F80"/>
-                <w:sz w:val="19"/>
-                <w:szCs w:val="19"/>
-              </w:rPr>
-              <w:t xml:space="preserve">   criticar constructivamente</w:t>
-            </w:r>
-          </w:p>
-          <w:p>
-            <w:pPr>
-              <w:spacing w:after="0"/>
-            </w:pPr>
-            <w:r>
-              <w:rPr>
-                <w:sz w:val="21"/>
-                <w:szCs w:val="21"/>
-              </w:rPr>
-              <w:t xml:space="preserve">To examine an idea and say what is convincing or not — about the idea, never about the person.</w:t>
+                <w:sz w:val="18"/>
+                <w:szCs w:val="18"/>
+              </w:rPr>
+              <w:t xml:space="preserve">KNOW: 16 wheels, 6 times as many. DON'T KNOW: how many bikes.</w:t>
             </w:r>
           </w:p>
         </w:tc>
@@ -867,7 +505,7 @@
                 <w:sz w:val="24"/>
                 <w:szCs w:val="24"/>
               </w:rPr>
-              <w:t xml:space="preserve">community agreement</w:t>
+              <w:t xml:space="preserve">representation</w:t>
             </w:r>
             <w:r>
               <w:rPr>
@@ -877,19 +515,506 @@
                 <w:sz w:val="19"/>
                 <w:szCs w:val="19"/>
               </w:rPr>
-              <w:t xml:space="preserve">   acuerdo comunitario</w:t>
-            </w:r>
-          </w:p>
-          <w:p>
-            <w:pPr>
-              <w:spacing w:after="0"/>
+              <w:t xml:space="preserve">   representación</w:t>
+            </w:r>
+          </w:p>
+          <w:p>
+            <w:pPr>
+              <w:spacing w:after="40"/>
             </w:pPr>
             <w:r>
               <w:rPr>
                 <w:sz w:val="21"/>
                 <w:szCs w:val="21"/>
               </w:rPr>
+              <w:t xml:space="preserve">A way of showing a problem — a drawing, table, equation, or model — that helps you see it.</w:t>
+            </w:r>
+          </w:p>
+          <w:p>
+            <w:pPr>
+              <w:spacing w:after="0"/>
+            </w:pPr>
+            <w:r>
+              <w:rPr>
+                <w:b/>
+                <w:bCs/>
+                <w:color w:val="1FA6A2"/>
+                <w:sz w:val="18"/>
+                <w:szCs w:val="18"/>
+              </w:rPr>
+              <w:t xml:space="preserve">Example:  </w:t>
+            </w:r>
+            <w:r>
+              <w:rPr>
+                <w:i/>
+                <w:iCs/>
+                <w:color w:val="5F6F80"/>
+                <w:sz w:val="18"/>
+                <w:szCs w:val="18"/>
+              </w:rPr>
+              <w:t xml:space="preserve">The same 12 shown three ways: a tape diagram, a table, and 3 × 4.</w:t>
+            </w:r>
+          </w:p>
+        </w:tc>
+      </w:tr>
+    </w:tbl>
+    <w:tbl>
+      <w:tblPr>
+        <w:tblW w:type="pct" w:w="100%"/>
+        <w:tblBorders>
+          <w:top w:val="none" w:color="FFFFFF" w:sz="0"/>
+          <w:left w:val="none" w:color="FFFFFF" w:sz="0"/>
+          <w:bottom w:val="single" w:color="C7D2DD" w:sz="4"/>
+          <w:right w:val="none" w:color="FFFFFF" w:sz="0"/>
+          <w:insideH w:val="none" w:color="FFFFFF" w:sz="0"/>
+          <w:insideV w:val="none" w:color="FFFFFF" w:sz="0"/>
+        </w:tblBorders>
+      </w:tblPr>
+      <w:tblGrid>
+        <w:gridCol w:w="1800"/>
+        <w:gridCol w:w="7560"/>
+      </w:tblGrid>
+      <w:tr>
+        <w:trPr>
+          <w:cantSplit/>
+        </w:trPr>
+        <w:tc>
+          <w:tcPr>
+            <w:tcW w:type="dxa" w:w="1800"/>
+            <w:tcMar>
+              <w:top w:type="dxa" w:w="100"/>
+              <w:left w:type="dxa" w:w="40"/>
+              <w:bottom w:type="dxa" w:w="100"/>
+              <w:right w:type="dxa" w:w="120"/>
+            </w:tcMar>
+            <w:vAlign w:val="center"/>
+          </w:tcPr>
+          <w:p>
+            <w:pPr>
+              <w:spacing w:after="0"/>
+              <w:jc w:val="center"/>
+            </w:pPr>
+            <w:r>
+              <w:drawing>
+                <wp:inline distT="0" distB="0" distL="0" distR="0">
+                  <wp:extent cx="1047750" cy="790575"/>
+                  <wp:effectExtent t="0" r="0" b="0" l="0"/>
+                  <wp:docPr id="1" name="" descr="" title=""/>
+                  <wp:cNvGraphicFramePr>
+                    <a:graphicFrameLocks xmlns:a="http://schemas.openxmlformats.org/drawingml/2006/main" noChangeAspect="1"/>
+                  </wp:cNvGraphicFramePr>
+                  <a:graphic xmlns:a="http://schemas.openxmlformats.org/drawingml/2006/main">
+                    <a:graphicData uri="http://schemas.openxmlformats.org/drawingml/2006/picture">
+                      <pic:pic xmlns:pic="http://schemas.openxmlformats.org/drawingml/2006/picture">
+                        <pic:nvPicPr>
+                          <pic:cNvPr id="0" name="" descr=""/>
+                          <pic:cNvPicPr>
+                            <a:picLocks noChangeAspect="1" noChangeArrowheads="1"/>
+                          </pic:cNvPicPr>
+                        </pic:nvPicPr>
+                        <pic:blipFill>
+                          <a:blip r:embed="rId11" cstate="none"/>
+                          <a:srcRect/>
+                          <a:stretch>
+                            <a:fillRect/>
+                          </a:stretch>
+                        </pic:blipFill>
+                        <pic:spPr bwMode="auto">
+                          <a:xfrm>
+                            <a:off x="0" y="0"/>
+                            <a:ext cx="1047750" cy="790575"/>
+                          </a:xfrm>
+                          <a:prstGeom prst="rect">
+                            <a:avLst/>
+                          </a:prstGeom>
+                        </pic:spPr>
+                      </pic:pic>
+                    </a:graphicData>
+                  </a:graphic>
+                </wp:inline>
+              </w:drawing>
+            </w:r>
+          </w:p>
+        </w:tc>
+        <w:tc>
+          <w:tcPr>
+            <w:tcW w:type="dxa" w:w="7560"/>
+            <w:tcMar>
+              <w:top w:type="dxa" w:w="100"/>
+              <w:left w:type="dxa" w:w="40"/>
+              <w:bottom w:type="dxa" w:w="100"/>
+              <w:right w:type="dxa" w:w="40"/>
+            </w:tcMar>
+            <w:vAlign w:val="center"/>
+          </w:tcPr>
+          <w:p>
+            <w:pPr>
+              <w:spacing w:after="50"/>
+            </w:pPr>
+            <w:r>
+              <w:rPr>
+                <w:b/>
+                <w:bCs/>
+                <w:color w:val="12355B"/>
+                <w:sz w:val="24"/>
+                <w:szCs w:val="24"/>
+              </w:rPr>
+              <w:t xml:space="preserve">strategy</w:t>
+            </w:r>
+            <w:r>
+              <w:rPr>
+                <w:i/>
+                <w:iCs/>
+                <w:color w:val="5F6F80"/>
+                <w:sz w:val="19"/>
+                <w:szCs w:val="19"/>
+              </w:rPr>
+              <w:t xml:space="preserve">   estrategia</w:t>
+            </w:r>
+          </w:p>
+          <w:p>
+            <w:pPr>
+              <w:spacing w:after="40"/>
+            </w:pPr>
+            <w:r>
+              <w:rPr>
+                <w:sz w:val="21"/>
+                <w:szCs w:val="21"/>
+              </w:rPr>
+              <w:t xml:space="preserve">A plan of attack for a problem — and something you can switch when you get stuck.</w:t>
+            </w:r>
+          </w:p>
+          <w:p>
+            <w:pPr>
+              <w:spacing w:after="0"/>
+            </w:pPr>
+            <w:r>
+              <w:rPr>
+                <w:b/>
+                <w:bCs/>
+                <w:color w:val="1FA6A2"/>
+                <w:sz w:val="18"/>
+                <w:szCs w:val="18"/>
+              </w:rPr>
+              <w:t xml:space="preserve">Example:  </w:t>
+            </w:r>
+            <w:r>
+              <w:rPr>
+                <w:i/>
+                <w:iCs/>
+                <w:color w:val="5F6F80"/>
+                <w:sz w:val="18"/>
+                <w:szCs w:val="18"/>
+              </w:rPr>
+              <w:t xml:space="preserve">“I will draw a tape diagram first, then divide” — chosen before computing.</w:t>
+            </w:r>
+          </w:p>
+        </w:tc>
+      </w:tr>
+    </w:tbl>
+    <w:tbl>
+      <w:tblPr>
+        <w:tblW w:type="pct" w:w="100%"/>
+        <w:tblBorders>
+          <w:top w:val="none" w:color="FFFFFF" w:sz="0"/>
+          <w:left w:val="none" w:color="FFFFFF" w:sz="0"/>
+          <w:bottom w:val="single" w:color="C7D2DD" w:sz="4"/>
+          <w:right w:val="none" w:color="FFFFFF" w:sz="0"/>
+          <w:insideH w:val="none" w:color="FFFFFF" w:sz="0"/>
+          <w:insideV w:val="none" w:color="FFFFFF" w:sz="0"/>
+        </w:tblBorders>
+      </w:tblPr>
+      <w:tblGrid>
+        <w:gridCol w:w="1800"/>
+        <w:gridCol w:w="7560"/>
+      </w:tblGrid>
+      <w:tr>
+        <w:trPr>
+          <w:cantSplit/>
+        </w:trPr>
+        <w:tc>
+          <w:tcPr>
+            <w:tcW w:type="dxa" w:w="1800"/>
+            <w:tcMar>
+              <w:top w:type="dxa" w:w="100"/>
+              <w:left w:type="dxa" w:w="40"/>
+              <w:bottom w:type="dxa" w:w="100"/>
+              <w:right w:type="dxa" w:w="120"/>
+            </w:tcMar>
+            <w:vAlign w:val="center"/>
+          </w:tcPr>
+          <w:p>
+            <w:pPr>
+              <w:spacing w:after="0"/>
+              <w:jc w:val="center"/>
+            </w:pPr>
+            <w:r>
+              <w:drawing>
+                <wp:inline distT="0" distB="0" distL="0" distR="0">
+                  <wp:extent cx="1047750" cy="790575"/>
+                  <wp:effectExtent t="0" r="0" b="0" l="0"/>
+                  <wp:docPr id="1" name="" descr="" title=""/>
+                  <wp:cNvGraphicFramePr>
+                    <a:graphicFrameLocks xmlns:a="http://schemas.openxmlformats.org/drawingml/2006/main" noChangeAspect="1"/>
+                  </wp:cNvGraphicFramePr>
+                  <a:graphic xmlns:a="http://schemas.openxmlformats.org/drawingml/2006/main">
+                    <a:graphicData uri="http://schemas.openxmlformats.org/drawingml/2006/picture">
+                      <pic:pic xmlns:pic="http://schemas.openxmlformats.org/drawingml/2006/picture">
+                        <pic:nvPicPr>
+                          <pic:cNvPr id="0" name="" descr=""/>
+                          <pic:cNvPicPr>
+                            <a:picLocks noChangeAspect="1" noChangeArrowheads="1"/>
+                          </pic:cNvPicPr>
+                        </pic:nvPicPr>
+                        <pic:blipFill>
+                          <a:blip r:embed="rId12" cstate="none"/>
+                          <a:srcRect/>
+                          <a:stretch>
+                            <a:fillRect/>
+                          </a:stretch>
+                        </pic:blipFill>
+                        <pic:spPr bwMode="auto">
+                          <a:xfrm>
+                            <a:off x="0" y="0"/>
+                            <a:ext cx="1047750" cy="790575"/>
+                          </a:xfrm>
+                          <a:prstGeom prst="rect">
+                            <a:avLst/>
+                          </a:prstGeom>
+                        </pic:spPr>
+                      </pic:pic>
+                    </a:graphicData>
+                  </a:graphic>
+                </wp:inline>
+              </w:drawing>
+            </w:r>
+          </w:p>
+        </w:tc>
+        <w:tc>
+          <w:tcPr>
+            <w:tcW w:type="dxa" w:w="7560"/>
+            <w:tcMar>
+              <w:top w:type="dxa" w:w="100"/>
+              <w:left w:type="dxa" w:w="40"/>
+              <w:bottom w:type="dxa" w:w="100"/>
+              <w:right w:type="dxa" w:w="40"/>
+            </w:tcMar>
+            <w:vAlign w:val="center"/>
+          </w:tcPr>
+          <w:p>
+            <w:pPr>
+              <w:spacing w:after="50"/>
+            </w:pPr>
+            <w:r>
+              <w:rPr>
+                <w:b/>
+                <w:bCs/>
+                <w:color w:val="12355B"/>
+                <w:sz w:val="24"/>
+                <w:szCs w:val="24"/>
+              </w:rPr>
+              <w:t xml:space="preserve">critique</w:t>
+            </w:r>
+            <w:r>
+              <w:rPr>
+                <w:i/>
+                <w:iCs/>
+                <w:color w:val="5F6F80"/>
+                <w:sz w:val="19"/>
+                <w:szCs w:val="19"/>
+              </w:rPr>
+              <w:t xml:space="preserve">   criticar constructivamente</w:t>
+            </w:r>
+          </w:p>
+          <w:p>
+            <w:pPr>
+              <w:spacing w:after="40"/>
+            </w:pPr>
+            <w:r>
+              <w:rPr>
+                <w:sz w:val="21"/>
+                <w:szCs w:val="21"/>
+              </w:rPr>
+              <w:t xml:space="preserve">To examine an idea and say what is convincing or not — about the idea, never about the person.</w:t>
+            </w:r>
+          </w:p>
+          <w:p>
+            <w:pPr>
+              <w:spacing w:after="0"/>
+            </w:pPr>
+            <w:r>
+              <w:rPr>
+                <w:b/>
+                <w:bCs/>
+                <w:color w:val="1FA6A2"/>
+                <w:sz w:val="18"/>
+                <w:szCs w:val="18"/>
+              </w:rPr>
+              <w:t xml:space="preserve">Example:  </w:t>
+            </w:r>
+            <w:r>
+              <w:rPr>
+                <w:i/>
+                <w:iCs/>
+                <w:color w:val="5F6F80"/>
+                <w:sz w:val="18"/>
+                <w:szCs w:val="18"/>
+              </w:rPr>
+              <w:t xml:space="preserve">“That step assumes the boxes are full — how do we know?”</w:t>
+            </w:r>
+          </w:p>
+        </w:tc>
+      </w:tr>
+    </w:tbl>
+    <w:tbl>
+      <w:tblPr>
+        <w:tblW w:type="pct" w:w="100%"/>
+        <w:tblBorders>
+          <w:top w:val="none" w:color="FFFFFF" w:sz="0"/>
+          <w:left w:val="none" w:color="FFFFFF" w:sz="0"/>
+          <w:bottom w:val="single" w:color="C7D2DD" w:sz="4"/>
+          <w:right w:val="none" w:color="FFFFFF" w:sz="0"/>
+          <w:insideH w:val="none" w:color="FFFFFF" w:sz="0"/>
+          <w:insideV w:val="none" w:color="FFFFFF" w:sz="0"/>
+        </w:tblBorders>
+      </w:tblPr>
+      <w:tblGrid>
+        <w:gridCol w:w="1800"/>
+        <w:gridCol w:w="7560"/>
+      </w:tblGrid>
+      <w:tr>
+        <w:trPr>
+          <w:cantSplit/>
+        </w:trPr>
+        <w:tc>
+          <w:tcPr>
+            <w:tcW w:type="dxa" w:w="1800"/>
+            <w:tcMar>
+              <w:top w:type="dxa" w:w="100"/>
+              <w:left w:type="dxa" w:w="40"/>
+              <w:bottom w:type="dxa" w:w="100"/>
+              <w:right w:type="dxa" w:w="120"/>
+            </w:tcMar>
+            <w:vAlign w:val="center"/>
+          </w:tcPr>
+          <w:p>
+            <w:pPr>
+              <w:spacing w:after="0"/>
+              <w:jc w:val="center"/>
+            </w:pPr>
+            <w:r>
+              <w:drawing>
+                <wp:inline distT="0" distB="0" distL="0" distR="0">
+                  <wp:extent cx="1047750" cy="790575"/>
+                  <wp:effectExtent t="0" r="0" b="0" l="0"/>
+                  <wp:docPr id="1" name="" descr="" title=""/>
+                  <wp:cNvGraphicFramePr>
+                    <a:graphicFrameLocks xmlns:a="http://schemas.openxmlformats.org/drawingml/2006/main" noChangeAspect="1"/>
+                  </wp:cNvGraphicFramePr>
+                  <a:graphic xmlns:a="http://schemas.openxmlformats.org/drawingml/2006/main">
+                    <a:graphicData uri="http://schemas.openxmlformats.org/drawingml/2006/picture">
+                      <pic:pic xmlns:pic="http://schemas.openxmlformats.org/drawingml/2006/picture">
+                        <pic:nvPicPr>
+                          <pic:cNvPr id="0" name="" descr=""/>
+                          <pic:cNvPicPr>
+                            <a:picLocks noChangeAspect="1" noChangeArrowheads="1"/>
+                          </pic:cNvPicPr>
+                        </pic:nvPicPr>
+                        <pic:blipFill>
+                          <a:blip r:embed="rId13" cstate="none"/>
+                          <a:srcRect/>
+                          <a:stretch>
+                            <a:fillRect/>
+                          </a:stretch>
+                        </pic:blipFill>
+                        <pic:spPr bwMode="auto">
+                          <a:xfrm>
+                            <a:off x="0" y="0"/>
+                            <a:ext cx="1047750" cy="790575"/>
+                          </a:xfrm>
+                          <a:prstGeom prst="rect">
+                            <a:avLst/>
+                          </a:prstGeom>
+                        </pic:spPr>
+                      </pic:pic>
+                    </a:graphicData>
+                  </a:graphic>
+                </wp:inline>
+              </w:drawing>
+            </w:r>
+          </w:p>
+        </w:tc>
+        <w:tc>
+          <w:tcPr>
+            <w:tcW w:type="dxa" w:w="7560"/>
+            <w:tcMar>
+              <w:top w:type="dxa" w:w="100"/>
+              <w:left w:type="dxa" w:w="40"/>
+              <w:bottom w:type="dxa" w:w="100"/>
+              <w:right w:type="dxa" w:w="40"/>
+            </w:tcMar>
+            <w:vAlign w:val="center"/>
+          </w:tcPr>
+          <w:p>
+            <w:pPr>
+              <w:spacing w:after="50"/>
+            </w:pPr>
+            <w:r>
+              <w:rPr>
+                <w:b/>
+                <w:bCs/>
+                <w:color w:val="12355B"/>
+                <w:sz w:val="24"/>
+                <w:szCs w:val="24"/>
+              </w:rPr>
+              <w:t xml:space="preserve">community agreement</w:t>
+            </w:r>
+            <w:r>
+              <w:rPr>
+                <w:i/>
+                <w:iCs/>
+                <w:color w:val="5F6F80"/>
+                <w:sz w:val="19"/>
+                <w:szCs w:val="19"/>
+              </w:rPr>
+              <w:t xml:space="preserve">   acuerdo comunitario</w:t>
+            </w:r>
+          </w:p>
+          <w:p>
+            <w:pPr>
+              <w:spacing w:after="40"/>
+            </w:pPr>
+            <w:r>
+              <w:rPr>
+                <w:sz w:val="21"/>
+                <w:szCs w:val="21"/>
+              </w:rPr>
               <w:t xml:space="preserve">A rule the whole class agrees to so that everyone can learn together.</w:t>
+            </w:r>
+          </w:p>
+          <w:p>
+            <w:pPr>
+              <w:spacing w:after="0"/>
+            </w:pPr>
+            <w:r>
+              <w:rPr>
+                <w:b/>
+                <w:bCs/>
+                <w:color w:val="1FA6A2"/>
+                <w:sz w:val="18"/>
+                <w:szCs w:val="18"/>
+              </w:rPr>
+              <w:t xml:space="preserve">Example:  </w:t>
+            </w:r>
+            <w:r>
+              <w:rPr>
+                <w:i/>
+                <w:iCs/>
+                <w:color w:val="5F6F80"/>
+                <w:sz w:val="18"/>
+                <w:szCs w:val="18"/>
+              </w:rPr>
+              <w:t xml:space="preserve">“We take turns sharing, and we critique ideas, not people.”</w:t>
             </w:r>
           </w:p>
         </w:tc>
@@ -1014,7 +1139,7 @@
           <w:sz w:val="22"/>
           <w:szCs w:val="22"/>
         </w:rPr>
-        <w:t xml:space="preserve">__________  —  To figure out what a problem is asking — what you know, and what you don't know yet.</w:t>
+        <w:t xml:space="preserve">To work out what a problem asks — what you know and don't — is to ___ ___ ___ ___ ___.</w:t>
       </w:r>
     </w:p>
     <w:p>
@@ -1036,7 +1161,7 @@
           <w:sz w:val="22"/>
           <w:szCs w:val="22"/>
         </w:rPr>
-        <w:t xml:space="preserve">__________  —  A way of showing a problem — a drawing, table, equation, or model — that helps you see it.</w:t>
+        <w:t xml:space="preserve">A drawing, table, or equation that shows the math in a situation is a ___.</w:t>
       </w:r>
     </w:p>
     <w:p>
@@ -1058,7 +1183,7 @@
           <w:sz w:val="22"/>
           <w:szCs w:val="22"/>
         </w:rPr>
-        <w:t xml:space="preserve">__________  —  A plan of attack for a problem — and something you can switch when you get stuck.</w:t>
+        <w:t xml:space="preserve">The plan you choose before you start computing is your ___.</w:t>
       </w:r>
     </w:p>
     <w:p>
@@ -1080,7 +1205,7 @@
           <w:sz w:val="22"/>
           <w:szCs w:val="22"/>
         </w:rPr>
-        <w:t xml:space="preserve">__________  —  To examine an idea and say what is convincing or not — about the idea, never about the person.</w:t>
+        <w:t xml:space="preserve">To examine an idea and say what is or is not convincing is to ___ it.</w:t>
       </w:r>
     </w:p>
     <w:p>
@@ -1102,7 +1227,7 @@
           <w:sz w:val="22"/>
           <w:szCs w:val="22"/>
         </w:rPr>
-        <w:t xml:space="preserve">__________  —  A rule the whole class agrees to so that everyone can learn together.</w:t>
+        <w:t xml:space="preserve">A rule the whole class agrees to so everyone can learn is a ___ ___.</w:t>
       </w:r>
     </w:p>
     <w:p>

--- a/lessons/1-6/downloads/1-6-notes.docx
+++ b/lessons/1-6/downloads/1-6-notes.docx
@@ -219,10 +219,12 @@
     <w:p>
       <w:pPr>
         <w:pStyle w:val="Heading1"/>
+        <w:keepNext/>
+        <w:keepLines/>
         <w:pBdr>
           <w:bottom w:val="single" w:color="1FA6A2" w:sz="14" w:space="6"/>
         </w:pBdr>
-        <w:spacing w:after="140" w:before="260"/>
+        <w:spacing w:after="140" w:before="300"/>
       </w:pPr>
       <w:r>
         <w:rPr>
@@ -1023,10 +1025,12 @@
     <w:p>
       <w:pPr>
         <w:pStyle w:val="Heading1"/>
+        <w:keepNext/>
+        <w:keepLines/>
         <w:pBdr>
           <w:bottom w:val="single" w:color="1FA6A2" w:sz="14" w:space="6"/>
         </w:pBdr>
-        <w:spacing w:after="140" w:before="260"/>
+        <w:spacing w:after="140" w:before="300"/>
       </w:pPr>
       <w:r>
         <w:rPr>
@@ -1122,7 +1126,8 @@
     </w:p>
     <w:p>
       <w:pPr>
-        <w:spacing w:after="120" w:before="80"/>
+        <w:keepLines/>
+        <w:spacing w:after="260" w:before="200"/>
       </w:pPr>
       <w:r>
         <w:rPr>
@@ -1139,12 +1144,83 @@
           <w:sz w:val="22"/>
           <w:szCs w:val="22"/>
         </w:rPr>
-        <w:t xml:space="preserve">To work out what a problem asks — what you know and don't — is to ___ ___ ___ ___ ___.</w:t>
-      </w:r>
-    </w:p>
-    <w:p>
-      <w:pPr>
-        <w:spacing w:after="120" w:before="80"/>
+        <w:t xml:space="preserve">To work out what a problem asks — what you know and don't — is to </w:t>
+      </w:r>
+      <w:r>
+        <w:rPr>
+          <w:sz w:val="22"/>
+          <w:szCs w:val="22"/>
+        </w:rPr>
+        <w:t xml:space="preserve">________________</w:t>
+      </w:r>
+      <w:r>
+        <w:rPr>
+          <w:sz w:val="22"/>
+          <w:szCs w:val="22"/>
+        </w:rPr>
+        <w:t xml:space="preserve"> </w:t>
+      </w:r>
+      <w:r>
+        <w:rPr>
+          <w:sz w:val="22"/>
+          <w:szCs w:val="22"/>
+        </w:rPr>
+        <w:t xml:space="preserve">________________</w:t>
+      </w:r>
+      <w:r>
+        <w:rPr>
+          <w:sz w:val="22"/>
+          <w:szCs w:val="22"/>
+        </w:rPr>
+        <w:t xml:space="preserve"> </w:t>
+      </w:r>
+      <w:r>
+        <w:rPr>
+          <w:sz w:val="22"/>
+          <w:szCs w:val="22"/>
+        </w:rPr>
+        <w:t xml:space="preserve">________________</w:t>
+      </w:r>
+      <w:r>
+        <w:rPr>
+          <w:sz w:val="22"/>
+          <w:szCs w:val="22"/>
+        </w:rPr>
+        <w:t xml:space="preserve"> </w:t>
+      </w:r>
+      <w:r>
+        <w:rPr>
+          <w:sz w:val="22"/>
+          <w:szCs w:val="22"/>
+        </w:rPr>
+        <w:t xml:space="preserve">________________</w:t>
+      </w:r>
+      <w:r>
+        <w:rPr>
+          <w:sz w:val="22"/>
+          <w:szCs w:val="22"/>
+        </w:rPr>
+        <w:t xml:space="preserve"> </w:t>
+      </w:r>
+      <w:r>
+        <w:rPr>
+          <w:sz w:val="22"/>
+          <w:szCs w:val="22"/>
+        </w:rPr>
+        <w:t xml:space="preserve">________________</w:t>
+      </w:r>
+      <w:r>
+        <w:rPr>
+          <w:sz w:val="22"/>
+          <w:szCs w:val="22"/>
+        </w:rPr>
+        <w:t xml:space="preserve">.</w:t>
+      </w:r>
+    </w:p>
+    <w:p>
+      <w:pPr>
+        <w:keepLines/>
+        <w:spacing w:after="260" w:before="200"/>
       </w:pPr>
       <w:r>
         <w:rPr>
@@ -1161,12 +1237,27 @@
           <w:sz w:val="22"/>
           <w:szCs w:val="22"/>
         </w:rPr>
-        <w:t xml:space="preserve">A drawing, table, or equation that shows the math in a situation is a ___.</w:t>
-      </w:r>
-    </w:p>
-    <w:p>
-      <w:pPr>
-        <w:spacing w:after="120" w:before="80"/>
+        <w:t xml:space="preserve">A drawing, table, or equation that shows the math in a situation is a </w:t>
+      </w:r>
+      <w:r>
+        <w:rPr>
+          <w:sz w:val="22"/>
+          <w:szCs w:val="22"/>
+        </w:rPr>
+        <w:t xml:space="preserve">________________</w:t>
+      </w:r>
+      <w:r>
+        <w:rPr>
+          <w:sz w:val="22"/>
+          <w:szCs w:val="22"/>
+        </w:rPr>
+        <w:t xml:space="preserve">.</w:t>
+      </w:r>
+    </w:p>
+    <w:p>
+      <w:pPr>
+        <w:keepLines/>
+        <w:spacing w:after="260" w:before="200"/>
       </w:pPr>
       <w:r>
         <w:rPr>
@@ -1183,12 +1274,27 @@
           <w:sz w:val="22"/>
           <w:szCs w:val="22"/>
         </w:rPr>
-        <w:t xml:space="preserve">The plan you choose before you start computing is your ___.</w:t>
-      </w:r>
-    </w:p>
-    <w:p>
-      <w:pPr>
-        <w:spacing w:after="120" w:before="80"/>
+        <w:t xml:space="preserve">The plan you choose before you start computing is your </w:t>
+      </w:r>
+      <w:r>
+        <w:rPr>
+          <w:sz w:val="22"/>
+          <w:szCs w:val="22"/>
+        </w:rPr>
+        <w:t xml:space="preserve">________________</w:t>
+      </w:r>
+      <w:r>
+        <w:rPr>
+          <w:sz w:val="22"/>
+          <w:szCs w:val="22"/>
+        </w:rPr>
+        <w:t xml:space="preserve">.</w:t>
+      </w:r>
+    </w:p>
+    <w:p>
+      <w:pPr>
+        <w:keepLines/>
+        <w:spacing w:after="260" w:before="200"/>
       </w:pPr>
       <w:r>
         <w:rPr>
@@ -1205,12 +1311,27 @@
           <w:sz w:val="22"/>
           <w:szCs w:val="22"/>
         </w:rPr>
-        <w:t xml:space="preserve">To examine an idea and say what is or is not convincing is to ___ it.</w:t>
-      </w:r>
-    </w:p>
-    <w:p>
-      <w:pPr>
-        <w:spacing w:after="120" w:before="80"/>
+        <w:t xml:space="preserve">To examine an idea and say what is or is not convincing is to </w:t>
+      </w:r>
+      <w:r>
+        <w:rPr>
+          <w:sz w:val="22"/>
+          <w:szCs w:val="22"/>
+        </w:rPr>
+        <w:t xml:space="preserve">________________</w:t>
+      </w:r>
+      <w:r>
+        <w:rPr>
+          <w:sz w:val="22"/>
+          <w:szCs w:val="22"/>
+        </w:rPr>
+        <w:t xml:space="preserve"> it.</w:t>
+      </w:r>
+    </w:p>
+    <w:p>
+      <w:pPr>
+        <w:keepLines/>
+        <w:spacing w:after="260" w:before="200"/>
       </w:pPr>
       <w:r>
         <w:rPr>
@@ -1227,17 +1348,46 @@
           <w:sz w:val="22"/>
           <w:szCs w:val="22"/>
         </w:rPr>
-        <w:t xml:space="preserve">A rule the whole class agrees to so everyone can learn is a ___ ___.</w:t>
+        <w:t xml:space="preserve">A rule the whole class agrees to so everyone can learn is a </w:t>
+      </w:r>
+      <w:r>
+        <w:rPr>
+          <w:sz w:val="22"/>
+          <w:szCs w:val="22"/>
+        </w:rPr>
+        <w:t xml:space="preserve">________________</w:t>
+      </w:r>
+      <w:r>
+        <w:rPr>
+          <w:sz w:val="22"/>
+          <w:szCs w:val="22"/>
+        </w:rPr>
+        <w:t xml:space="preserve"> </w:t>
+      </w:r>
+      <w:r>
+        <w:rPr>
+          <w:sz w:val="22"/>
+          <w:szCs w:val="22"/>
+        </w:rPr>
+        <w:t xml:space="preserve">________________</w:t>
+      </w:r>
+      <w:r>
+        <w:rPr>
+          <w:sz w:val="22"/>
+          <w:szCs w:val="22"/>
+        </w:rPr>
+        <w:t xml:space="preserve">.</w:t>
       </w:r>
     </w:p>
     <w:p>
       <w:pPr>
         <w:pStyle w:val="Heading1"/>
-        <w:pageBreakBefore/>
+        <w:keepNext/>
+        <w:keepLines/>
         <w:pBdr>
           <w:bottom w:val="single" w:color="1FA6A2" w:sz="14" w:space="6"/>
         </w:pBdr>
-        <w:spacing w:after="140" w:before="0"/>
+        <w:spacing w:after="140" w:before="300"/>
       </w:pPr>
       <w:r>
         <w:rPr>
@@ -2518,11 +2668,12 @@
     <w:p>
       <w:pPr>
         <w:pStyle w:val="Heading1"/>
-        <w:pageBreakBefore/>
+        <w:keepNext/>
+        <w:keepLines/>
         <w:pBdr>
           <w:bottom w:val="single" w:color="1FA6A2" w:sz="14" w:space="6"/>
         </w:pBdr>
-        <w:spacing w:after="140" w:before="0"/>
+        <w:spacing w:after="140" w:before="300"/>
       </w:pPr>
       <w:r>
         <w:rPr>
@@ -2775,11 +2926,12 @@
     <w:p>
       <w:pPr>
         <w:pStyle w:val="Heading1"/>
-        <w:pageBreakBefore/>
+        <w:keepNext/>
+        <w:keepLines/>
         <w:pBdr>
           <w:bottom w:val="single" w:color="1FA6A2" w:sz="14" w:space="6"/>
         </w:pBdr>
-        <w:spacing w:after="140" w:before="0"/>
+        <w:spacing w:after="140" w:before="300"/>
       </w:pPr>
       <w:r>
         <w:rPr>
@@ -3500,11 +3652,12 @@
     <w:p>
       <w:pPr>
         <w:pStyle w:val="Heading1"/>
-        <w:pageBreakBefore/>
+        <w:keepNext/>
+        <w:keepLines/>
         <w:pBdr>
           <w:bottom w:val="single" w:color="1FA6A2" w:sz="14" w:space="6"/>
         </w:pBdr>
-        <w:spacing w:after="140" w:before="0"/>
+        <w:spacing w:after="140" w:before="300"/>
       </w:pPr>
       <w:r>
         <w:rPr>
@@ -4305,11 +4458,12 @@
     <w:p>
       <w:pPr>
         <w:pStyle w:val="Heading1"/>
-        <w:pageBreakBefore/>
+        <w:keepNext/>
+        <w:keepLines/>
         <w:pBdr>
           <w:bottom w:val="single" w:color="1FA6A2" w:sz="14" w:space="6"/>
         </w:pBdr>
-        <w:spacing w:after="140" w:before="0"/>
+        <w:spacing w:after="140" w:before="300"/>
       </w:pPr>
       <w:r>
         <w:rPr>

--- a/lessons/1-6/downloads/1-6-notes.docx
+++ b/lessons/1-6/downloads/1-6-notes.docx
@@ -1400,47 +1400,6 @@
         <w:t xml:space="preserve">Write About the Math</w:t>
       </w:r>
     </w:p>
-    <w:p>
-      <w:pPr>
-        <w:spacing w:after="100"/>
-      </w:pPr>
-      <w:r>
-        <w:rPr>
-          <w:i/>
-          <w:iCs/>
-          <w:color w:val="5F6F80"/>
-          <w:sz w:val="19"/>
-          <w:szCs w:val="19"/>
-        </w:rPr>
-        <w:t xml:space="preserve">Use the support level you need. Every level answers the same math question.</w:t>
-      </w:r>
-    </w:p>
-    <w:p>
-      <w:pPr>
-        <w:pStyle w:val="Heading2"/>
-        <w:spacing w:after="80" w:before="180"/>
-      </w:pPr>
-      <w:r>
-        <w:rPr>
-          <w:b/>
-          <w:bCs/>
-          <w:color w:val="12355B"/>
-          <w:sz w:val="24"/>
-          <w:szCs w:val="24"/>
-        </w:rPr>
-        <w:t xml:space="preserve">1. Understand the Question</w:t>
-      </w:r>
-      <w:r>
-        <w:rPr>
-          <w:i/>
-          <w:iCs/>
-          <w:color w:val="B97A12"/>
-          <w:sz w:val="19"/>
-          <w:szCs w:val="19"/>
-        </w:rPr>
-        <w:t xml:space="preserve">   explain</w:t>
-      </w:r>
-    </w:p>
     <w:tbl>
       <w:tblPr>
         <w:tblW w:type="pct" w:w="100%"/>
@@ -1479,344 +1438,6 @@
               </w:rPr>
               <w:t xml:space="preserve">What ideas do you recommend that the whole class agrees to so that math class is a community of learners?</w:t>
             </w:r>
-          </w:p>
-          <w:p>
-            <w:pPr>
-              <w:spacing w:after="0"/>
-            </w:pPr>
-            <w:r>
-              <w:rPr>
-                <w:b/>
-                <w:bCs/>
-                <w:color w:val="12355B"/>
-                <w:sz w:val="20"/>
-                <w:szCs w:val="20"/>
-              </w:rPr>
-              <w:t xml:space="preserve">Your job:  </w:t>
-            </w:r>
-            <w:r>
-              <w:rPr>
-                <w:sz w:val="20"/>
-                <w:szCs w:val="20"/>
-              </w:rPr>
-              <w:t xml:space="preserve">Answer the question. Use math evidence. Explain how the evidence proves your answer.</w:t>
-            </w:r>
-            <w:r>
-              <w:rPr>
-                <w:i/>
-                <w:iCs/>
-                <w:color w:val="5F6F80"/>
-                <w:sz w:val="18"/>
-                <w:szCs w:val="18"/>
-              </w:rPr>
-              <w:br/>
-              <w:t xml:space="preserve">Responde la pregunta. Usa evidencia matemática. Explica cómo la evidencia demuestra tu respuesta.</w:t>
-            </w:r>
-          </w:p>
-        </w:tc>
-      </w:tr>
-    </w:tbl>
-    <w:p>
-      <w:pPr>
-        <w:pStyle w:val="Heading2"/>
-        <w:spacing w:after="80" w:before="180"/>
-      </w:pPr>
-      <w:r>
-        <w:rPr>
-          <w:b/>
-          <w:bCs/>
-          <w:color w:val="12355B"/>
-          <w:sz w:val="24"/>
-          <w:szCs w:val="24"/>
-        </w:rPr>
-        <w:t xml:space="preserve">2. Plan Your Math Words</w:t>
-      </w:r>
-      <w:r>
-        <w:rPr>
-          <w:i/>
-          <w:iCs/>
-          <w:color w:val="1FA6A2"/>
-          <w:sz w:val="19"/>
-          <w:szCs w:val="19"/>
-        </w:rPr>
-        <w:t xml:space="preserve">   check at least two</w:t>
-      </w:r>
-    </w:p>
-    <w:p>
-      <w:pPr>
-        <w:spacing w:after="60"/>
-      </w:pPr>
-      <w:r>
-        <w:rPr>
-          <w:b/>
-          <w:bCs/>
-          <w:color w:val="1FA6A2"/>
-          <w:sz w:val="22"/>
-          <w:szCs w:val="22"/>
-        </w:rPr>
-        <w:t xml:space="preserve">☐  </w:t>
-      </w:r>
-      <w:r>
-        <w:rPr>
-          <w:b/>
-          <w:bCs/>
-          <w:color w:val="12355B"/>
-          <w:sz w:val="20"/>
-          <w:szCs w:val="20"/>
-        </w:rPr>
-        <w:t xml:space="preserve">make sense of a problem — </w:t>
-      </w:r>
-      <w:r>
-        <w:rPr>
-          <w:sz w:val="20"/>
-          <w:szCs w:val="20"/>
-        </w:rPr>
-        <w:t xml:space="preserve">To figure out what a problem is asking — what you know, and what you don't know yet.</w:t>
-      </w:r>
-      <w:r>
-        <w:rPr>
-          <w:i/>
-          <w:iCs/>
-          <w:color w:val="5F6F80"/>
-          <w:sz w:val="18"/>
-          <w:szCs w:val="18"/>
-        </w:rPr>
-        <w:br/>
-        <w:t xml:space="preserve">comprender un problema — Descubrir qué pide un problema: qué sabes y qué no sabes todavía.</w:t>
-      </w:r>
-    </w:p>
-    <w:p>
-      <w:pPr>
-        <w:spacing w:after="60"/>
-      </w:pPr>
-      <w:r>
-        <w:rPr>
-          <w:b/>
-          <w:bCs/>
-          <w:color w:val="1FA6A2"/>
-          <w:sz w:val="22"/>
-          <w:szCs w:val="22"/>
-        </w:rPr>
-        <w:t xml:space="preserve">☐  </w:t>
-      </w:r>
-      <w:r>
-        <w:rPr>
-          <w:b/>
-          <w:bCs/>
-          <w:color w:val="12355B"/>
-          <w:sz w:val="20"/>
-          <w:szCs w:val="20"/>
-        </w:rPr>
-        <w:t xml:space="preserve">representation — </w:t>
-      </w:r>
-      <w:r>
-        <w:rPr>
-          <w:sz w:val="20"/>
-          <w:szCs w:val="20"/>
-        </w:rPr>
-        <w:t xml:space="preserve">A way of showing a problem — a drawing, table, equation, or model — that helps you see it.</w:t>
-      </w:r>
-      <w:r>
-        <w:rPr>
-          <w:i/>
-          <w:iCs/>
-          <w:color w:val="5F6F80"/>
-          <w:sz w:val="18"/>
-          <w:szCs w:val="18"/>
-        </w:rPr>
-        <w:br/>
-        <w:t xml:space="preserve">representación — Una forma de mostrar un problema — un dibujo, una tabla, una ecuación o un modelo — que te ayuda a verlo.</w:t>
-      </w:r>
-    </w:p>
-    <w:p>
-      <w:pPr>
-        <w:spacing w:after="60"/>
-      </w:pPr>
-      <w:r>
-        <w:rPr>
-          <w:b/>
-          <w:bCs/>
-          <w:color w:val="1FA6A2"/>
-          <w:sz w:val="22"/>
-          <w:szCs w:val="22"/>
-        </w:rPr>
-        <w:t xml:space="preserve">☐  </w:t>
-      </w:r>
-      <w:r>
-        <w:rPr>
-          <w:b/>
-          <w:bCs/>
-          <w:color w:val="12355B"/>
-          <w:sz w:val="20"/>
-          <w:szCs w:val="20"/>
-        </w:rPr>
-        <w:t xml:space="preserve">strategy — </w:t>
-      </w:r>
-      <w:r>
-        <w:rPr>
-          <w:sz w:val="20"/>
-          <w:szCs w:val="20"/>
-        </w:rPr>
-        <w:t xml:space="preserve">A plan of attack for a problem — and something you can switch when you get stuck.</w:t>
-      </w:r>
-      <w:r>
-        <w:rPr>
-          <w:i/>
-          <w:iCs/>
-          <w:color w:val="5F6F80"/>
-          <w:sz w:val="18"/>
-          <w:szCs w:val="18"/>
-        </w:rPr>
-        <w:br/>
-        <w:t xml:space="preserve">estrategia — Un plan para atacar un problema — y algo que puedes cambiar cuando te atascas.</w:t>
-      </w:r>
-    </w:p>
-    <w:p>
-      <w:pPr>
-        <w:spacing w:after="60"/>
-      </w:pPr>
-      <w:r>
-        <w:rPr>
-          <w:b/>
-          <w:bCs/>
-          <w:color w:val="1FA6A2"/>
-          <w:sz w:val="22"/>
-          <w:szCs w:val="22"/>
-        </w:rPr>
-        <w:t xml:space="preserve">☐  </w:t>
-      </w:r>
-      <w:r>
-        <w:rPr>
-          <w:b/>
-          <w:bCs/>
-          <w:color w:val="12355B"/>
-          <w:sz w:val="20"/>
-          <w:szCs w:val="20"/>
-        </w:rPr>
-        <w:t xml:space="preserve">critique — </w:t>
-      </w:r>
-      <w:r>
-        <w:rPr>
-          <w:sz w:val="20"/>
-          <w:szCs w:val="20"/>
-        </w:rPr>
-        <w:t xml:space="preserve">To examine an idea and say what is convincing or not — about the idea, never about the person.</w:t>
-      </w:r>
-      <w:r>
-        <w:rPr>
-          <w:i/>
-          <w:iCs/>
-          <w:color w:val="5F6F80"/>
-          <w:sz w:val="18"/>
-          <w:szCs w:val="18"/>
-        </w:rPr>
-        <w:br/>
-        <w:t xml:space="preserve">criticar constructivamente — Examinar una idea y decir qué es convincente o no — sobre la idea, nunca sobre la persona.</w:t>
-      </w:r>
-    </w:p>
-    <w:p>
-      <w:pPr>
-        <w:spacing w:after="60"/>
-      </w:pPr>
-      <w:r>
-        <w:rPr>
-          <w:b/>
-          <w:bCs/>
-          <w:color w:val="1FA6A2"/>
-          <w:sz w:val="22"/>
-          <w:szCs w:val="22"/>
-        </w:rPr>
-        <w:t xml:space="preserve">☐  </w:t>
-      </w:r>
-      <w:r>
-        <w:rPr>
-          <w:b/>
-          <w:bCs/>
-          <w:color w:val="12355B"/>
-          <w:sz w:val="20"/>
-          <w:szCs w:val="20"/>
-        </w:rPr>
-        <w:t xml:space="preserve">community agreement — </w:t>
-      </w:r>
-      <w:r>
-        <w:rPr>
-          <w:sz w:val="20"/>
-          <w:szCs w:val="20"/>
-        </w:rPr>
-        <w:t xml:space="preserve">A rule the whole class agrees to so that everyone can learn together.</w:t>
-      </w:r>
-      <w:r>
-        <w:rPr>
-          <w:i/>
-          <w:iCs/>
-          <w:color w:val="5F6F80"/>
-          <w:sz w:val="18"/>
-          <w:szCs w:val="18"/>
-        </w:rPr>
-        <w:br/>
-        <w:t xml:space="preserve">acuerdo comunitario — Una norma que toda la clase acepta para que todos puedan aprender juntos.</w:t>
-      </w:r>
-    </w:p>
-    <w:tbl>
-      <w:tblPr>
-        <w:tblW w:type="pct" w:w="100%"/>
-        <w:tblBorders>
-          <w:top w:val="single" w:color="1FA6A2" w:sz="8"/>
-          <w:left w:val="single" w:color="1FA6A2" w:sz="8"/>
-          <w:bottom w:val="single" w:color="1FA6A2" w:sz="8"/>
-          <w:right w:val="single" w:color="1FA6A2" w:sz="8"/>
-          <w:insideH w:val="single" w:color="auto" w:sz="4"/>
-          <w:insideV w:val="single" w:color="auto" w:sz="4"/>
-        </w:tblBorders>
-      </w:tblPr>
-      <w:tblGrid>
-        <w:gridCol w:w="100"/>
-      </w:tblGrid>
-      <w:tr>
-        <w:tc>
-          <w:tcPr>
-            <w:shd w:fill="F7FFFD" w:color="auto" w:val="clear"/>
-            <w:tcMar>
-              <w:top w:type="dxa" w:w="120"/>
-              <w:left w:type="dxa" w:w="180"/>
-              <w:bottom w:type="dxa" w:w="120"/>
-              <w:right w:type="dxa" w:w="180"/>
-            </w:tcMar>
-          </w:tcPr>
-          <w:p>
-            <w:pPr>
-              <w:spacing w:after="50"/>
-            </w:pPr>
-            <w:r>
-              <w:rPr>
-                <w:b/>
-                <w:bCs/>
-                <w:color w:val="1FA6A2"/>
-                <w:sz w:val="20"/>
-                <w:szCs w:val="20"/>
-              </w:rPr>
-              <w:t xml:space="preserve">Say it first:  </w:t>
-            </w:r>
-            <w:r>
-              <w:rPr>
-                <w:sz w:val="20"/>
-                <w:szCs w:val="20"/>
-              </w:rPr>
-              <w:t xml:space="preserve">Say your idea to a partner or quietly to yourself before you write.</w:t>
-            </w:r>
-          </w:p>
-          <w:p>
-            <w:pPr>
-              <w:spacing w:after="60"/>
-            </w:pPr>
-            <w:r>
-              <w:rPr>
-                <w:color w:val="1A2733"/>
-                <w:sz w:val="21"/>
-                <w:szCs w:val="21"/>
-              </w:rPr>
-              <w:t xml:space="preserve">Propose a class agreement for working ___, and another for working alone, based on showing ___ for classmates. State each idea as a clear class ___ that helps everyone learn.</w:t>
-            </w:r>
             <w:r>
               <w:rPr>
                 <w:i/>
@@ -1826,7 +1447,7 @@
                 <w:szCs w:val="19"/>
               </w:rPr>
               <w:br/>
-              <w:t xml:space="preserve">Di tu respuesta primero: Mi respuesta es ___ porque ___.</w:t>
+              <w:t xml:space="preserve">¿Qué ideas recomiendas que toda la clase acepte para que la clase de matemáticas sea una comunidad de aprendices?</w:t>
             </w:r>
           </w:p>
         </w:tc>
@@ -1834,28 +1455,157 @@
     </w:tbl>
     <w:p>
       <w:pPr>
-        <w:pStyle w:val="Heading2"/>
-        <w:spacing w:after="80" w:before="180"/>
-      </w:pPr>
-      <w:r>
-        <w:rPr>
-          <w:b/>
-          <w:bCs/>
-          <w:color w:val="12355B"/>
-          <w:sz w:val="24"/>
-          <w:szCs w:val="24"/>
-        </w:rPr>
-        <w:t xml:space="preserve">3. Build Your Explanation</w:t>
-      </w:r>
+        <w:spacing w:after="100"/>
+      </w:pPr>
       <w:r>
         <w:rPr>
           <w:i/>
           <w:iCs/>
-          <w:color w:val="B97A12"/>
+          <w:color w:val="5F6F80"/>
           <w:sz w:val="19"/>
           <w:szCs w:val="19"/>
         </w:rPr>
-        <w:t xml:space="preserve">   choose your support</w:t>
+        <w:t xml:space="preserve">Say your answer to a partner first. Then write it, using at least two of these words:</w:t>
+      </w:r>
+    </w:p>
+    <w:p>
+      <w:pPr>
+        <w:spacing w:after="40"/>
+      </w:pPr>
+      <w:r>
+        <w:rPr>
+          <w:b/>
+          <w:bCs/>
+          <w:color w:val="1FA6A2"/>
+          <w:sz w:val="22"/>
+          <w:szCs w:val="22"/>
+        </w:rPr>
+        <w:t xml:space="preserve">☐  </w:t>
+      </w:r>
+      <w:r>
+        <w:rPr>
+          <w:b/>
+          <w:bCs/>
+          <w:color w:val="12355B"/>
+          <w:sz w:val="20"/>
+          <w:szCs w:val="20"/>
+        </w:rPr>
+        <w:t xml:space="preserve">representation</w:t>
+      </w:r>
+      <w:r>
+        <w:rPr>
+          <w:i/>
+          <w:iCs/>
+          <w:color w:val="5F6F80"/>
+          <w:sz w:val="18"/>
+          <w:szCs w:val="18"/>
+        </w:rPr>
+        <w:t xml:space="preserve">  ·  representación</w:t>
+      </w:r>
+    </w:p>
+    <w:p>
+      <w:pPr>
+        <w:spacing w:after="40"/>
+      </w:pPr>
+      <w:r>
+        <w:rPr>
+          <w:b/>
+          <w:bCs/>
+          <w:color w:val="1FA6A2"/>
+          <w:sz w:val="22"/>
+          <w:szCs w:val="22"/>
+        </w:rPr>
+        <w:t xml:space="preserve">☐  </w:t>
+      </w:r>
+      <w:r>
+        <w:rPr>
+          <w:b/>
+          <w:bCs/>
+          <w:color w:val="12355B"/>
+          <w:sz w:val="20"/>
+          <w:szCs w:val="20"/>
+        </w:rPr>
+        <w:t xml:space="preserve">strategy</w:t>
+      </w:r>
+      <w:r>
+        <w:rPr>
+          <w:i/>
+          <w:iCs/>
+          <w:color w:val="5F6F80"/>
+          <w:sz w:val="18"/>
+          <w:szCs w:val="18"/>
+        </w:rPr>
+        <w:t xml:space="preserve">  ·  estrategia</w:t>
+      </w:r>
+    </w:p>
+    <w:p>
+      <w:pPr>
+        <w:spacing w:after="40"/>
+      </w:pPr>
+      <w:r>
+        <w:rPr>
+          <w:b/>
+          <w:bCs/>
+          <w:color w:val="1FA6A2"/>
+          <w:sz w:val="22"/>
+          <w:szCs w:val="22"/>
+        </w:rPr>
+        <w:t xml:space="preserve">☐  </w:t>
+      </w:r>
+      <w:r>
+        <w:rPr>
+          <w:b/>
+          <w:bCs/>
+          <w:color w:val="12355B"/>
+          <w:sz w:val="20"/>
+          <w:szCs w:val="20"/>
+        </w:rPr>
+        <w:t xml:space="preserve">critique</w:t>
+      </w:r>
+      <w:r>
+        <w:rPr>
+          <w:i/>
+          <w:iCs/>
+          <w:color w:val="5F6F80"/>
+          <w:sz w:val="18"/>
+          <w:szCs w:val="18"/>
+        </w:rPr>
+        <w:t xml:space="preserve">  ·  criticar constructivamente</w:t>
+      </w:r>
+    </w:p>
+    <w:p>
+      <w:pPr>
+        <w:spacing w:after="40"/>
+      </w:pPr>
+      <w:r>
+        <w:rPr>
+          <w:b/>
+          <w:bCs/>
+          <w:color w:val="1FA6A2"/>
+          <w:sz w:val="22"/>
+          <w:szCs w:val="22"/>
+        </w:rPr>
+        <w:t xml:space="preserve">☐  </w:t>
+      </w:r>
+      <w:r>
+        <w:rPr>
+          <w:b/>
+          <w:bCs/>
+          <w:color w:val="12355B"/>
+          <w:sz w:val="20"/>
+          <w:szCs w:val="20"/>
+        </w:rPr>
+        <w:t xml:space="preserve">community agreement</w:t>
+      </w:r>
+      <w:r>
+        <w:rPr>
+          <w:i/>
+          <w:iCs/>
+          <w:color w:val="5F6F80"/>
+          <w:sz w:val="18"/>
+          <w:szCs w:val="18"/>
+        </w:rPr>
+        <w:t xml:space="preserve">  ·  acuerdo comunitario</w:t>
       </w:r>
     </w:p>
     <w:tbl>
@@ -1886,21 +1636,6 @@
           </w:tcPr>
           <w:p>
             <w:pPr>
-              <w:spacing w:after="50"/>
-            </w:pPr>
-            <w:r>
-              <w:rPr>
-                <w:i/>
-                <w:iCs/>
-                <w:color w:val="5F6F80"/>
-                <w:sz w:val="19"/>
-                <w:szCs w:val="19"/>
-              </w:rPr>
-              <w:t xml:space="preserve">This model shows the parts of an explanation. It does not answer your writing question.</w:t>
-            </w:r>
-          </w:p>
-          <w:p>
-            <w:pPr>
               <w:spacing w:after="80"/>
             </w:pPr>
             <w:r>
@@ -1911,58 +1646,14 @@
                 <w:sz w:val="19"/>
                 <w:szCs w:val="19"/>
               </w:rPr>
-              <w:t xml:space="preserve">Claim:  </w:t>
+              <w:t xml:space="preserve">Model:  </w:t>
             </w:r>
             <w:r>
               <w:rPr>
                 <w:sz w:val="19"/>
                 <w:szCs w:val="19"/>
               </w:rPr>
-              <w:t xml:space="preserve">The rack with 8 bikes has 8 × 2 = 16 wheels, and the second rack has 6 times as many wheels as that.</w:t>
-            </w:r>
-          </w:p>
-          <w:p>
-            <w:pPr>
-              <w:spacing w:after="80"/>
-            </w:pPr>
-            <w:r>
-              <w:rPr>
-                <w:b/>
-                <w:bCs/>
-                <w:color w:val="12355B"/>
-                <w:sz w:val="19"/>
-                <w:szCs w:val="19"/>
-              </w:rPr>
-              <w:t xml:space="preserve">Evidence:  </w:t>
-            </w:r>
-            <w:r>
-              <w:rPr>
-                <w:sz w:val="19"/>
-                <w:szCs w:val="19"/>
-              </w:rPr>
-              <w:t xml:space="preserve">A strong answer names a specific first move (like finding 8×2=16 before tackling '6 times as many') rather than jumping to the final answer. A weak answer just states a number with no process described.</w:t>
-            </w:r>
-          </w:p>
-          <w:p>
-            <w:pPr>
-              <w:spacing w:after="80"/>
-            </w:pPr>
-            <w:r>
-              <w:rPr>
-                <w:b/>
-                <w:bCs/>
-                <w:color w:val="12355B"/>
-                <w:sz w:val="19"/>
-                <w:szCs w:val="19"/>
-              </w:rPr>
-              <w:t xml:space="preserve">Reasoning:  </w:t>
-            </w:r>
-            <w:r>
-              <w:rPr>
-                <w:sz w:val="19"/>
-                <w:szCs w:val="19"/>
-              </w:rPr>
-              <w:t xml:space="preserve">This evidence connects the definition of make sense of a problem to the mathematical claim.</w:t>
+              <w:t xml:space="preserve">The rack with 8 bikes has 8 × 2 = 16 wheels, and the second rack has 6 times as many wheels as that. — A strong answer names a specific first move (like finding 8×2=16 before tackling '6 times as many') rather than jumping to the final answer. A weak answer just states a number with no process described.</w:t>
             </w:r>
           </w:p>
         </w:tc>
@@ -2041,7 +1732,7 @@
           <w:sz w:val="21"/>
           <w:szCs w:val="21"/>
         </w:rPr>
-        <w:t xml:space="preserve">My answer is ___.</w:t>
+        <w:t xml:space="preserve">My answer is ___ because ___.</w:t>
       </w:r>
       <w:r>
         <w:rPr>
@@ -2052,7 +1743,7 @@
           <w:szCs w:val="19"/>
         </w:rPr>
         <w:br/>
-        <w:t xml:space="preserve">Mi respuesta es ___.</w:t>
+        <w:t xml:space="preserve">Mi respuesta es ___ porque ___.</w:t>
       </w:r>
     </w:p>
     <w:tbl>
@@ -2192,7 +1883,7 @@
           <w:sz w:val="21"/>
           <w:szCs w:val="21"/>
         </w:rPr>
-        <w:t xml:space="preserve">I know because ___.</w:t>
+        <w:t xml:space="preserve">My evidence is ___, so ___.</w:t>
       </w:r>
       <w:r>
         <w:rPr>
@@ -2203,31 +1894,7 @@
           <w:szCs w:val="19"/>
         </w:rPr>
         <w:br/>
-        <w:t xml:space="preserve">Lo sé porque ___.</w:t>
-      </w:r>
-    </w:p>
-    <w:p>
-      <w:pPr>
-        <w:spacing w:after="60"/>
-      </w:pPr>
-      <w:r>
-        <w:rPr>
-          <w:color w:val="1A2733"/>
-          <w:sz w:val="21"/>
-          <w:szCs w:val="21"/>
-        </w:rPr>
-        <w:t xml:space="preserve">So ___.</w:t>
-      </w:r>
-      <w:r>
-        <w:rPr>
-          <w:i/>
-          <w:iCs/>
-          <w:color w:val="5F6F80"/>
-          <w:sz w:val="19"/>
-          <w:szCs w:val="19"/>
-        </w:rPr>
-        <w:br/>
-        <w:t xml:space="preserve">Entonces ___.</w:t>
+        <w:t xml:space="preserve">Mi evidencia es ___, entonces ___.</w:t>
       </w:r>
     </w:p>
     <w:tbl>
@@ -2333,78 +2000,6 @@
         <w:t xml:space="preserve">Escribe una afirmación, da evidencia matemática y explica tu razonamiento.</w:t>
       </w:r>
     </w:p>
-    <w:p>
-      <w:pPr>
-        <w:spacing w:after="60"/>
-      </w:pPr>
-      <w:r>
-        <w:rPr>
-          <w:color w:val="1A2733"/>
-          <w:sz w:val="21"/>
-          <w:szCs w:val="21"/>
-        </w:rPr>
-        <w:t xml:space="preserve">My claim is ___.</w:t>
-      </w:r>
-      <w:r>
-        <w:rPr>
-          <w:i/>
-          <w:iCs/>
-          <w:color w:val="5F6F80"/>
-          <w:sz w:val="19"/>
-          <w:szCs w:val="19"/>
-        </w:rPr>
-        <w:br/>
-        <w:t xml:space="preserve">Mi afirmación es ___.</w:t>
-      </w:r>
-    </w:p>
-    <w:p>
-      <w:pPr>
-        <w:spacing w:after="60"/>
-      </w:pPr>
-      <w:r>
-        <w:rPr>
-          <w:color w:val="1A2733"/>
-          <w:sz w:val="21"/>
-          <w:szCs w:val="21"/>
-        </w:rPr>
-        <w:t xml:space="preserve">My math evidence is ___.</w:t>
-      </w:r>
-      <w:r>
-        <w:rPr>
-          <w:i/>
-          <w:iCs/>
-          <w:color w:val="5F6F80"/>
-          <w:sz w:val="19"/>
-          <w:szCs w:val="19"/>
-        </w:rPr>
-        <w:br/>
-        <w:t xml:space="preserve">Mi evidencia matemática es ___.</w:t>
-      </w:r>
-    </w:p>
-    <w:p>
-      <w:pPr>
-        <w:spacing w:after="60"/>
-      </w:pPr>
-      <w:r>
-        <w:rPr>
-          <w:color w:val="1A2733"/>
-          <w:sz w:val="21"/>
-          <w:szCs w:val="21"/>
-        </w:rPr>
-        <w:t xml:space="preserve">This proves ___ because ___.</w:t>
-      </w:r>
-      <w:r>
-        <w:rPr>
-          <w:i/>
-          <w:iCs/>
-          <w:color w:val="5F6F80"/>
-          <w:sz w:val="19"/>
-          <w:szCs w:val="19"/>
-        </w:rPr>
-        <w:br/>
-        <w:t xml:space="preserve">Esto demuestra ___ porque ___.</w:t>
-      </w:r>
-    </w:p>
     <w:tbl>
       <w:tblPr>
         <w:tblW w:type="pct" w:w="100%"/>
@@ -2487,7 +2082,7 @@
           <w:sz w:val="24"/>
           <w:szCs w:val="24"/>
         </w:rPr>
-        <w:t xml:space="preserve">4. Check Your Explanation</w:t>
+        <w:t xml:space="preserve">Check Your Explanation</w:t>
       </w:r>
       <w:r>
         <w:rPr>
@@ -2497,7 +2092,7 @@
           <w:sz w:val="19"/>
           <w:szCs w:val="19"/>
         </w:rPr>
-        <w:t xml:space="preserve">   five quick checks</w:t>
+        <w:t xml:space="preserve">   three quick checks</w:t>
       </w:r>
     </w:p>
     <w:p>
@@ -2521,17 +2116,6 @@
         </w:rPr>
         <w:t xml:space="preserve">I answered the question.</w:t>
       </w:r>
-      <w:r>
-        <w:rPr>
-          <w:i/>
-          <w:iCs/>
-          <w:color w:val="5F6F80"/>
-          <w:sz w:val="18"/>
-          <w:szCs w:val="18"/>
-        </w:rPr>
-        <w:br/>
-        <w:t xml:space="preserve">Respondí la pregunta.</w:t>
-      </w:r>
     </w:p>
     <w:p>
       <w:pPr>
@@ -2552,18 +2136,7 @@
           <w:sz w:val="20"/>
           <w:szCs w:val="20"/>
         </w:rPr>
-        <w:t xml:space="preserve">I used math evidence: numbers, an equation, a model, or a comparison.</w:t>
-      </w:r>
-      <w:r>
-        <w:rPr>
-          <w:i/>
-          <w:iCs/>
-          <w:color w:val="5F6F80"/>
-          <w:sz w:val="18"/>
-          <w:szCs w:val="18"/>
-        </w:rPr>
-        <w:br/>
-        <w:t xml:space="preserve">Usé evidencia matemática: números, una ecuación, un modelo o una comparación.</w:t>
+        <w:t xml:space="preserve">I used math evidence: numbers, an equation, or a model.</w:t>
       </w:r>
     </w:p>
     <w:p>
@@ -2585,84 +2158,7 @@
           <w:sz w:val="20"/>
           <w:szCs w:val="20"/>
         </w:rPr>
-        <w:t xml:space="preserve">I explained how the evidence proves my answer.</w:t>
-      </w:r>
-      <w:r>
-        <w:rPr>
-          <w:i/>
-          <w:iCs/>
-          <w:color w:val="5F6F80"/>
-          <w:sz w:val="18"/>
-          <w:szCs w:val="18"/>
-        </w:rPr>
-        <w:br/>
-        <w:t xml:space="preserve">Expliqué cómo la evidencia demuestra mi respuesta.</w:t>
-      </w:r>
-    </w:p>
-    <w:p>
-      <w:pPr>
-        <w:spacing w:after="80"/>
-      </w:pPr>
-      <w:r>
-        <w:rPr>
-          <w:b/>
-          <w:bCs/>
-          <w:color w:val="1FA6A2"/>
-          <w:sz w:val="22"/>
-          <w:szCs w:val="22"/>
-        </w:rPr>
-        <w:t xml:space="preserve">☐  </w:t>
-      </w:r>
-      <w:r>
-        <w:rPr>
-          <w:sz w:val="20"/>
-          <w:szCs w:val="20"/>
-        </w:rPr>
         <w:t xml:space="preserve">I used at least two math words.</w:t>
-      </w:r>
-      <w:r>
-        <w:rPr>
-          <w:i/>
-          <w:iCs/>
-          <w:color w:val="5F6F80"/>
-          <w:sz w:val="18"/>
-          <w:szCs w:val="18"/>
-        </w:rPr>
-        <w:br/>
-        <w:t xml:space="preserve">Usé por lo menos dos palabras matemáticas.</w:t>
-      </w:r>
-    </w:p>
-    <w:p>
-      <w:pPr>
-        <w:spacing w:after="80"/>
-      </w:pPr>
-      <w:r>
-        <w:rPr>
-          <w:b/>
-          <w:bCs/>
-          <w:color w:val="1FA6A2"/>
-          <w:sz w:val="22"/>
-          <w:szCs w:val="22"/>
-        </w:rPr>
-        <w:t xml:space="preserve">☐  </w:t>
-      </w:r>
-      <w:r>
-        <w:rPr>
-          <w:sz w:val="20"/>
-          <w:szCs w:val="20"/>
-        </w:rPr>
-        <w:t xml:space="preserve">I reread complete sentences and punctuation.</w:t>
-      </w:r>
-      <w:r>
-        <w:rPr>
-          <w:i/>
-          <w:iCs/>
-          <w:color w:val="5F6F80"/>
-          <w:sz w:val="18"/>
-          <w:szCs w:val="18"/>
-        </w:rPr>
-        <w:br/>
-        <w:t xml:space="preserve">Volví a leer mis oraciones completas y la puntuación.</w:t>
       </w:r>
     </w:p>
     <w:p>
